--- a/Layouts/DemandNoticeProf.docx
+++ b/Layouts/DemandNoticeProf.docx
@@ -36,7 +36,7 @@
       <w:pPr>
         <w:tabs>
           <w:tab w:val="left" w:pos="6237"/>
-          <w:tab w:val="left" w:pos="7938"/>
+          <w:tab w:val="right" w:pos="9638"/>
         </w:tabs>
         <w:spacing w:after="0" w:line="240" w:lineRule="auto"/>
         <w:rPr>
@@ -88,16 +88,23 @@
           <w:rFonts w:ascii="Arial" w:hAnsi="Arial" w:cs="Arial"/>
           <w:noProof/>
         </w:rPr>
-        <w:t>29. oktober 2018</w:t>
-      </w:r>
-      <w:r>
-        <w:rPr>
-          <w:rFonts w:ascii="Arial" w:hAnsi="Arial" w:cs="Arial"/>
-        </w:rPr>
-        <w:fldChar w:fldCharType="end"/>
+        <w:t>15. no</w:t>
       </w:r>
       <w:bookmarkStart w:id="0" w:name="_GoBack"/>
       <w:bookmarkEnd w:id="0"/>
+      <w:r>
+        <w:rPr>
+          <w:rFonts w:ascii="Arial" w:hAnsi="Arial" w:cs="Arial"/>
+          <w:noProof/>
+        </w:rPr>
+        <w:t>vember 2018</w:t>
+      </w:r>
+      <w:r>
+        <w:rPr>
+          <w:rFonts w:ascii="Arial" w:hAnsi="Arial" w:cs="Arial"/>
+        </w:rPr>
+        <w:fldChar w:fldCharType="end"/>
+      </w:r>
     </w:p>
     <w:p>
       <w:pPr>
@@ -3213,6 +3220,7 @@
     <w:rsid w:val="007135E3"/>
     <w:rsid w:val="00723DD2"/>
     <w:rsid w:val="00727A15"/>
+    <w:rsid w:val="00773FED"/>
     <w:rsid w:val="00883B36"/>
     <w:rsid w:val="008C372A"/>
     <w:rsid w:val="00924AC3"/>

--- a/Layouts/DemandNoticeProf.docx
+++ b/Layouts/DemandNoticeProf.docx
@@ -88,16 +88,7 @@
           <w:rFonts w:ascii="Arial" w:hAnsi="Arial" w:cs="Arial"/>
           <w:noProof/>
         </w:rPr>
-        <w:t>15. no</w:t>
-      </w:r>
-      <w:bookmarkStart w:id="0" w:name="_GoBack"/>
-      <w:bookmarkEnd w:id="0"/>
-      <w:r>
-        <w:rPr>
-          <w:rFonts w:ascii="Arial" w:hAnsi="Arial" w:cs="Arial"/>
-          <w:noProof/>
-        </w:rPr>
-        <w:t>vember 2018</w:t>
+        <w:t>11. januar 2019</w:t>
       </w:r>
       <w:r>
         <w:rPr>
@@ -125,12 +116,12 @@
             <w:lang w:val="en-US"/>
           </w:rPr>
           <w:alias w:val="#Nav: /Occupant/Name1_Occupant"/>
-          <w:tag w:val="#Nav: DemandNoticeResidence/50600"/>
+          <w:tag w:val="#Nav: SVA DemandNoticeProf/50620"/>
           <w:id w:val="2132050428"/>
           <w:placeholder>
             <w:docPart w:val="DefaultPlaceholder_-1854013440"/>
           </w:placeholder>
-          <w:dataBinding w:prefixMappings="xmlns:ns0='urn:microsoft-dynamics-nav/reports/DemandNoticeResidence/50600/'" w:xpath="/ns0:NavWordReportXmlPart[1]/ns0:Occupant[1]/ns0:Name1_Occupant[1]" w:storeItemID="{4773B90E-6E8F-494A-8EEE-2EF46A60CA12}"/>
+          <w:dataBinding w:prefixMappings="xmlns:ns0='urn:microsoft-dynamics-nav/reports/SVA DemandNoticeProf/50620/'" w:xpath="/ns0:NavWordReportXmlPart[1]/ns0:Occupant[1]/ns0:Name1_Occupant[1]" w:storeItemID="{4773B90E-6E8F-494A-8EEE-2EF46A60CA12}"/>
           <w:text/>
         </w:sdtPr>
         <w:sdtEndPr/>
@@ -181,12 +172,12 @@
             <w:lang w:val="en-US"/>
           </w:rPr>
           <w:alias w:val="#Nav: /Occupant/CustomerNo_Occupant"/>
-          <w:tag w:val="#Nav: DemandNoticeResidence/50600"/>
+          <w:tag w:val="#Nav: SVA DemandNoticeProf/50620"/>
           <w:id w:val="76176861"/>
           <w:placeholder>
             <w:docPart w:val="DefaultPlaceholder_-1854013440"/>
           </w:placeholder>
-          <w:dataBinding w:prefixMappings="xmlns:ns0='urn:microsoft-dynamics-nav/reports/DemandNoticeResidence/50600/'" w:xpath="/ns0:NavWordReportXmlPart[1]/ns0:Occupant[1]/ns0:CustomerNo_Occupant[1]" w:storeItemID="{4773B90E-6E8F-494A-8EEE-2EF46A60CA12}"/>
+          <w:dataBinding w:prefixMappings="xmlns:ns0='urn:microsoft-dynamics-nav/reports/SVA DemandNoticeProf/50620/'" w:xpath="/ns0:NavWordReportXmlPart[1]/ns0:Occupant[1]/ns0:CustomerNo_Occupant[1]" w:storeItemID="{4773B90E-6E8F-494A-8EEE-2EF46A60CA12}"/>
           <w:text/>
         </w:sdtPr>
         <w:sdtEndPr/>
@@ -222,12 +213,12 @@
             <w:lang w:val="en-US"/>
           </w:rPr>
           <w:alias w:val="#Nav: /Occupant/Name2_Occupant"/>
-          <w:tag w:val="#Nav: DemandNoticeResidence/50600"/>
+          <w:tag w:val="#Nav: SVA DemandNoticeProf/50620"/>
           <w:id w:val="2029528185"/>
           <w:placeholder>
             <w:docPart w:val="DefaultPlaceholder_-1854013440"/>
           </w:placeholder>
-          <w:dataBinding w:prefixMappings="xmlns:ns0='urn:microsoft-dynamics-nav/reports/DemandNoticeResidence/50600/'" w:xpath="/ns0:NavWordReportXmlPart[1]/ns0:Occupant[1]/ns0:Name2_Occupant[1]" w:storeItemID="{4773B90E-6E8F-494A-8EEE-2EF46A60CA12}"/>
+          <w:dataBinding w:prefixMappings="xmlns:ns0='urn:microsoft-dynamics-nav/reports/SVA DemandNoticeProf/50620/'" w:xpath="/ns0:NavWordReportXmlPart[1]/ns0:Occupant[1]/ns0:Name2_Occupant[1]" w:storeItemID="{4773B90E-6E8F-494A-8EEE-2EF46A60CA12}"/>
           <w:text/>
         </w:sdtPr>
         <w:sdtEndPr/>
@@ -272,12 +263,12 @@
             <w:lang w:val="en-US"/>
           </w:rPr>
           <w:alias w:val="#Nav: /Occupant/TenancyNo_Occupant"/>
-          <w:tag w:val="#Nav: DemandNoticeResidence/50600"/>
+          <w:tag w:val="#Nav: SVA DemandNoticeProf/50620"/>
           <w:id w:val="-1164854151"/>
           <w:placeholder>
             <w:docPart w:val="DefaultPlaceholder_-1854013440"/>
           </w:placeholder>
-          <w:dataBinding w:prefixMappings="xmlns:ns0='urn:microsoft-dynamics-nav/reports/DemandNoticeResidence/50600/'" w:xpath="/ns0:NavWordReportXmlPart[1]/ns0:Occupant[1]/ns0:TenancyNo_Occupant[1]" w:storeItemID="{4773B90E-6E8F-494A-8EEE-2EF46A60CA12}"/>
+          <w:dataBinding w:prefixMappings="xmlns:ns0='urn:microsoft-dynamics-nav/reports/SVA DemandNoticeProf/50620/'" w:xpath="/ns0:NavWordReportXmlPart[1]/ns0:Occupant[1]/ns0:TenancyNo_Occupant[1]" w:storeItemID="{4773B90E-6E8F-494A-8EEE-2EF46A60CA12}"/>
           <w:text/>
         </w:sdtPr>
         <w:sdtEndPr/>
@@ -313,12 +304,12 @@
             <w:lang w:val="en-US"/>
           </w:rPr>
           <w:alias w:val="#Nav: /Occupant/Address_Occupant"/>
-          <w:tag w:val="#Nav: DemandNoticeResidence/50600"/>
+          <w:tag w:val="#Nav: SVA DemandNoticeProf/50620"/>
           <w:id w:val="-1775937166"/>
           <w:placeholder>
             <w:docPart w:val="DefaultPlaceholder_-1854013440"/>
           </w:placeholder>
-          <w:dataBinding w:prefixMappings="xmlns:ns0='urn:microsoft-dynamics-nav/reports/DemandNoticeResidence/50600/'" w:xpath="/ns0:NavWordReportXmlPart[1]/ns0:Occupant[1]/ns0:Address_Occupant[1]" w:storeItemID="{4773B90E-6E8F-494A-8EEE-2EF46A60CA12}"/>
+          <w:dataBinding w:prefixMappings="xmlns:ns0='urn:microsoft-dynamics-nav/reports/SVA DemandNoticeProf/50620/'" w:xpath="/ns0:NavWordReportXmlPart[1]/ns0:Occupant[1]/ns0:Address_Occupant[1]" w:storeItemID="{4773B90E-6E8F-494A-8EEE-2EF46A60CA12}"/>
           <w:text/>
         </w:sdtPr>
         <w:sdtEndPr/>
@@ -374,12 +365,12 @@
             <w:lang w:val="en-US"/>
           </w:rPr>
           <w:alias w:val="#Nav: /Occupant/Address2_Occupant"/>
-          <w:tag w:val="#Nav: DemandNoticeResidence/50600"/>
+          <w:tag w:val="#Nav: SVA DemandNoticeProf/50620"/>
           <w:id w:val="-999114147"/>
           <w:placeholder>
             <w:docPart w:val="DefaultPlaceholder_-1854013440"/>
           </w:placeholder>
-          <w:dataBinding w:prefixMappings="xmlns:ns0='urn:microsoft-dynamics-nav/reports/DemandNoticeResidence/50600/'" w:xpath="/ns0:NavWordReportXmlPart[1]/ns0:Occupant[1]/ns0:Address2_Occupant[1]" w:storeItemID="{4773B90E-6E8F-494A-8EEE-2EF46A60CA12}"/>
+          <w:dataBinding w:prefixMappings="xmlns:ns0='urn:microsoft-dynamics-nav/reports/SVA DemandNoticeProf/50620/'" w:xpath="/ns0:NavWordReportXmlPart[1]/ns0:Occupant[1]/ns0:Address2_Occupant[1]" w:storeItemID="{4773B90E-6E8F-494A-8EEE-2EF46A60CA12}"/>
           <w:text/>
         </w:sdtPr>
         <w:sdtEndPr/>
@@ -419,12 +410,12 @@
             <w:lang w:val="en-US"/>
           </w:rPr>
           <w:alias w:val="#Nav: /Occupant/PostCode_Occupant"/>
-          <w:tag w:val="#Nav: DemandNoticeResidence/50600"/>
+          <w:tag w:val="#Nav: SVA DemandNoticeProf/50620"/>
           <w:id w:val="-487091247"/>
           <w:placeholder>
             <w:docPart w:val="DefaultPlaceholder_-1854013440"/>
           </w:placeholder>
-          <w:dataBinding w:prefixMappings="xmlns:ns0='urn:microsoft-dynamics-nav/reports/DemandNoticeResidence/50600/'" w:xpath="/ns0:NavWordReportXmlPart[1]/ns0:Occupant[1]/ns0:PostCode_Occupant[1]" w:storeItemID="{4773B90E-6E8F-494A-8EEE-2EF46A60CA12}"/>
+          <w:dataBinding w:prefixMappings="xmlns:ns0='urn:microsoft-dynamics-nav/reports/SVA DemandNoticeProf/50620/'" w:xpath="/ns0:NavWordReportXmlPart[1]/ns0:Occupant[1]/ns0:PostCode_Occupant[1]" w:storeItemID="{4773B90E-6E8F-494A-8EEE-2EF46A60CA12}"/>
           <w:text/>
         </w:sdtPr>
         <w:sdtEndPr/>
@@ -454,12 +445,12 @@
             <w:lang w:val="en-US"/>
           </w:rPr>
           <w:alias w:val="#Nav: /Occupant/City_Occupant"/>
-          <w:tag w:val="#Nav: DemandNoticeResidence/50600"/>
+          <w:tag w:val="#Nav: SVA DemandNoticeProf/50620"/>
           <w:id w:val="243386261"/>
           <w:placeholder>
             <w:docPart w:val="DefaultPlaceholder_-1854013440"/>
           </w:placeholder>
-          <w:dataBinding w:prefixMappings="xmlns:ns0='urn:microsoft-dynamics-nav/reports/DemandNoticeResidence/50600/'" w:xpath="/ns0:NavWordReportXmlPart[1]/ns0:Occupant[1]/ns0:City_Occupant[1]" w:storeItemID="{4773B90E-6E8F-494A-8EEE-2EF46A60CA12}"/>
+          <w:dataBinding w:prefixMappings="xmlns:ns0='urn:microsoft-dynamics-nav/reports/SVA DemandNoticeProf/50620/'" w:xpath="/ns0:NavWordReportXmlPart[1]/ns0:Occupant[1]/ns0:City_Occupant[1]" w:storeItemID="{4773B90E-6E8F-494A-8EEE-2EF46A60CA12}"/>
           <w:text/>
         </w:sdtPr>
         <w:sdtEndPr/>
@@ -556,12 +547,12 @@
             <w:lang w:val="en-US"/>
           </w:rPr>
           <w:alias w:val="#Nav: /Occupant/TenancyNo_Occupant"/>
-          <w:tag w:val="#Nav: DemandNoticeResidence/50600"/>
+          <w:tag w:val="#Nav: SVA DemandNoticeProf/50620"/>
           <w:id w:val="557363795"/>
           <w:placeholder>
             <w:docPart w:val="DefaultPlaceholder_-1854013440"/>
           </w:placeholder>
-          <w:dataBinding w:prefixMappings="xmlns:ns0='urn:microsoft-dynamics-nav/reports/DemandNoticeResidence/50600/'" w:xpath="/ns0:NavWordReportXmlPart[1]/ns0:Occupant[1]/ns0:TenancyNo_Occupant[1]" w:storeItemID="{4773B90E-6E8F-494A-8EEE-2EF46A60CA12}"/>
+          <w:dataBinding w:prefixMappings="xmlns:ns0='urn:microsoft-dynamics-nav/reports/SVA DemandNoticeProf/50620/'" w:xpath="/ns0:NavWordReportXmlPart[1]/ns0:Occupant[1]/ns0:TenancyNo_Occupant[1]" w:storeItemID="{4773B90E-6E8F-494A-8EEE-2EF46A60CA12}"/>
           <w:text/>
         </w:sdtPr>
         <w:sdtEndPr/>
@@ -602,12 +593,12 @@
             <w:lang w:val="en-US"/>
           </w:rPr>
           <w:alias w:val="#Nav: /Occupant/Tenancy/Address1_Tenancy"/>
-          <w:tag w:val="#Nav: DemandNoticeResidence/50600"/>
+          <w:tag w:val="#Nav: SVA DemandNoticeProf/50620"/>
           <w:id w:val="-332536867"/>
           <w:placeholder>
             <w:docPart w:val="DefaultPlaceholder_-1854013440"/>
           </w:placeholder>
-          <w:dataBinding w:prefixMappings="xmlns:ns0='urn:microsoft-dynamics-nav/reports/DemandNoticeResidence/50600/'" w:xpath="/ns0:NavWordReportXmlPart[1]/ns0:Occupant[1]/ns0:Tenancy[1]/ns0:Address1_Tenancy[1]" w:storeItemID="{4773B90E-6E8F-494A-8EEE-2EF46A60CA12}"/>
+          <w:dataBinding w:prefixMappings="xmlns:ns0='urn:microsoft-dynamics-nav/reports/SVA DemandNoticeProf/50620/'" w:xpath="/ns0:NavWordReportXmlPart[1]/ns0:Occupant[1]/ns0:Tenancy[1]/ns0:Address1_Tenancy[1]" w:storeItemID="{4773B90E-6E8F-494A-8EEE-2EF46A60CA12}"/>
           <w:text/>
         </w:sdtPr>
         <w:sdtEndPr/>
@@ -638,12 +629,12 @@
             <w:lang w:val="en-US"/>
           </w:rPr>
           <w:alias w:val="#Nav: /Occupant/Tenancy/PostCode_Tenancy"/>
-          <w:tag w:val="#Nav: DemandNoticeResidence/50600"/>
+          <w:tag w:val="#Nav: SVA DemandNoticeProf/50620"/>
           <w:id w:val="-824306"/>
           <w:placeholder>
             <w:docPart w:val="DefaultPlaceholder_-1854013440"/>
           </w:placeholder>
-          <w:dataBinding w:prefixMappings="xmlns:ns0='urn:microsoft-dynamics-nav/reports/DemandNoticeResidence/50600/'" w:xpath="/ns0:NavWordReportXmlPart[1]/ns0:Occupant[1]/ns0:Tenancy[1]/ns0:PostCode_Tenancy[1]" w:storeItemID="{4773B90E-6E8F-494A-8EEE-2EF46A60CA12}"/>
+          <w:dataBinding w:prefixMappings="xmlns:ns0='urn:microsoft-dynamics-nav/reports/SVA DemandNoticeProf/50620/'" w:xpath="/ns0:NavWordReportXmlPart[1]/ns0:Occupant[1]/ns0:Tenancy[1]/ns0:PostCode_Tenancy[1]" w:storeItemID="{4773B90E-6E8F-494A-8EEE-2EF46A60CA12}"/>
           <w:text/>
         </w:sdtPr>
         <w:sdtEndPr/>
@@ -676,12 +667,12 @@
             <w:lang w:val="en-US"/>
           </w:rPr>
           <w:alias w:val="#Nav: /Occupant/Tenancy/City_Tenancy"/>
-          <w:tag w:val="#Nav: DemandNoticeResidence/50600"/>
+          <w:tag w:val="#Nav: SVA DemandNoticeProf/50620"/>
           <w:id w:val="-1056707292"/>
           <w:placeholder>
             <w:docPart w:val="DefaultPlaceholder_-1854013440"/>
           </w:placeholder>
-          <w:dataBinding w:prefixMappings="xmlns:ns0='urn:microsoft-dynamics-nav/reports/DemandNoticeResidence/50600/'" w:xpath="/ns0:NavWordReportXmlPart[1]/ns0:Occupant[1]/ns0:Tenancy[1]/ns0:City_Tenancy[1]" w:storeItemID="{4773B90E-6E8F-494A-8EEE-2EF46A60CA12}"/>
+          <w:dataBinding w:prefixMappings="xmlns:ns0='urn:microsoft-dynamics-nav/reports/SVA DemandNoticeProf/50620/'" w:xpath="/ns0:NavWordReportXmlPart[1]/ns0:Occupant[1]/ns0:Tenancy[1]/ns0:City_Tenancy[1]" w:storeItemID="{4773B90E-6E8F-494A-8EEE-2EF46A60CA12}"/>
           <w:text/>
         </w:sdtPr>
         <w:sdtEndPr/>
@@ -925,9 +916,9 @@
             <w:lang w:val="da-DK"/>
           </w:rPr>
           <w:alias w:val="#Nav: /Occupant/Sales_Invoice_Header"/>
-          <w:tag w:val="#Nav: DemandNoticeResidence/50600"/>
+          <w:tag w:val="#Nav: SVA DemandNoticeProf/50620"/>
           <w:id w:val="-1795512018"/>
-          <w15:dataBinding w:prefixMappings="xmlns:ns0='urn:microsoft-dynamics-nav/reports/DemandNoticeResidence/50600/' " w:xpath="/ns0:NavWordReportXmlPart[1]/ns0:Occupant[1]/ns0:Sales_Invoice_Header" w:storeItemID="{4773B90E-6E8F-494A-8EEE-2EF46A60CA12}"/>
+          <w15:dataBinding w:prefixMappings="xmlns:ns0='urn:microsoft-dynamics-nav/reports/SVA DemandNoticeProf/50620/'" w:xpath="/ns0:NavWordReportXmlPart[1]/ns0:Occupant[1]/ns0:Sales_Invoice_Header" w:storeItemID="{4773B90E-6E8F-494A-8EEE-2EF46A60CA12}"/>
           <w15:repeatingSection/>
         </w:sdtPr>
         <w:sdtEndPr/>
@@ -955,12 +946,12 @@
                       <w:lang w:val="da-DK"/>
                     </w:rPr>
                     <w:alias w:val="#Nav: /Occupant/Sales_Invoice_Header/PostingDate_SalesInvoiceHeader"/>
-                    <w:tag w:val="#Nav: DemandNoticeResidence/50600"/>
+                    <w:tag w:val="#Nav: SVA DemandNoticeProf/50620"/>
                     <w:id w:val="2006863028"/>
                     <w:placeholder>
                       <w:docPart w:val="DefaultPlaceholder_-1854013440"/>
                     </w:placeholder>
-                    <w:dataBinding w:prefixMappings="xmlns:ns0='urn:microsoft-dynamics-nav/reports/DemandNoticeResidence/50600/'" w:xpath="/ns0:NavWordReportXmlPart[1]/ns0:Occupant[1]/ns0:Sales_Invoice_Header[1]/ns0:PostingDate_SalesInvoiceHeader[1]" w:storeItemID="{4773B90E-6E8F-494A-8EEE-2EF46A60CA12}"/>
+                    <w:dataBinding w:prefixMappings="xmlns:ns0='urn:microsoft-dynamics-nav/reports/SVA DemandNoticeProf/50620/'" w:xpath="/ns0:NavWordReportXmlPart[1]/ns0:Occupant[1]/ns0:Sales_Invoice_Header[1]/ns0:PostingDate_SalesInvoiceHeader[1]" w:storeItemID="{4773B90E-6E8F-494A-8EEE-2EF46A60CA12}"/>
                     <w:text/>
                   </w:sdtPr>
                   <w:sdtEndPr/>
@@ -994,12 +985,12 @@
                       <w:lang w:val="da-DK"/>
                     </w:rPr>
                     <w:alias w:val="#Nav: /Occupant/Sales_Invoice_Header/No_SalesInvoiceHeader"/>
-                    <w:tag w:val="#Nav: DemandNoticeResidence/50600"/>
+                    <w:tag w:val="#Nav: SVA DemandNoticeProf/50620"/>
                     <w:id w:val="-62955165"/>
                     <w:placeholder>
                       <w:docPart w:val="DefaultPlaceholder_-1854013440"/>
                     </w:placeholder>
-                    <w:dataBinding w:prefixMappings="xmlns:ns0='urn:microsoft-dynamics-nav/reports/DemandNoticeResidence/50600/'" w:xpath="/ns0:NavWordReportXmlPart[1]/ns0:Occupant[1]/ns0:Sales_Invoice_Header[1]/ns0:No_SalesInvoiceHeader[1]" w:storeItemID="{4773B90E-6E8F-494A-8EEE-2EF46A60CA12}"/>
+                    <w:dataBinding w:prefixMappings="xmlns:ns0='urn:microsoft-dynamics-nav/reports/SVA DemandNoticeProf/50620/'" w:xpath="/ns0:NavWordReportXmlPart[1]/ns0:Occupant[1]/ns0:Sales_Invoice_Header[1]/ns0:No_SalesInvoiceHeader[1]" w:storeItemID="{4773B90E-6E8F-494A-8EEE-2EF46A60CA12}"/>
                     <w:text/>
                   </w:sdtPr>
                   <w:sdtEndPr/>
@@ -1033,12 +1024,12 @@
                       <w:lang w:val="da-DK"/>
                     </w:rPr>
                     <w:alias w:val="#Nav: /Occupant/Sales_Invoice_Header/PostingDescr"/>
-                    <w:tag w:val="#Nav: DemandNoticeResidence/50600"/>
+                    <w:tag w:val="#Nav: SVA DemandNoticeProf/50620"/>
                     <w:id w:val="1541629590"/>
                     <w:placeholder>
                       <w:docPart w:val="DefaultPlaceholder_-1854013440"/>
                     </w:placeholder>
-                    <w:dataBinding w:prefixMappings="xmlns:ns0='urn:microsoft-dynamics-nav/reports/DemandNoticeResidence/50600/'" w:xpath="/ns0:NavWordReportXmlPart[1]/ns0:Occupant[1]/ns0:Sales_Invoice_Header[1]/ns0:PostingDescr[1]" w:storeItemID="{4773B90E-6E8F-494A-8EEE-2EF46A60CA12}"/>
+                    <w:dataBinding w:prefixMappings="xmlns:ns0='urn:microsoft-dynamics-nav/reports/SVA DemandNoticeProf/50620/'" w:xpath="/ns0:NavWordReportXmlPart[1]/ns0:Occupant[1]/ns0:Sales_Invoice_Header[1]/ns0:PostingDescr[1]" w:storeItemID="{4773B90E-6E8F-494A-8EEE-2EF46A60CA12}"/>
                     <w:text/>
                   </w:sdtPr>
                   <w:sdtEndPr/>
@@ -1072,12 +1063,12 @@
                       <w:lang w:val="da-DK"/>
                     </w:rPr>
                     <w:alias w:val="#Nav: /Occupant/Sales_Invoice_Header/DueDate_SalesInvoiceHeader"/>
-                    <w:tag w:val="#Nav: DemandNoticeResidence/50600"/>
+                    <w:tag w:val="#Nav: SVA DemandNoticeProf/50620"/>
                     <w:id w:val="-405767483"/>
                     <w:placeholder>
                       <w:docPart w:val="DefaultPlaceholder_-1854013440"/>
                     </w:placeholder>
-                    <w:dataBinding w:prefixMappings="xmlns:ns0='urn:microsoft-dynamics-nav/reports/DemandNoticeResidence/50600/'" w:xpath="/ns0:NavWordReportXmlPart[1]/ns0:Occupant[1]/ns0:Sales_Invoice_Header[1]/ns0:DueDate_SalesInvoiceHeader[1]" w:storeItemID="{4773B90E-6E8F-494A-8EEE-2EF46A60CA12}"/>
+                    <w:dataBinding w:prefixMappings="xmlns:ns0='urn:microsoft-dynamics-nav/reports/SVA DemandNoticeProf/50620/'" w:xpath="/ns0:NavWordReportXmlPart[1]/ns0:Occupant[1]/ns0:Sales_Invoice_Header[1]/ns0:DueDate_SalesInvoiceHeader[1]" w:storeItemID="{4773B90E-6E8F-494A-8EEE-2EF46A60CA12}"/>
                     <w:text/>
                   </w:sdtPr>
                   <w:sdtEndPr/>
@@ -1111,12 +1102,12 @@
                       <w:lang w:val="da-DK"/>
                     </w:rPr>
                     <w:alias w:val="#Nav: /Occupant/Sales_Invoice_Header/AmountIncludingVAT_SalesInvoiceHeader"/>
-                    <w:tag w:val="#Nav: DemandNoticeResidence/50600"/>
+                    <w:tag w:val="#Nav: SVA DemandNoticeProf/50620"/>
                     <w:id w:val="839964122"/>
                     <w:placeholder>
                       <w:docPart w:val="DefaultPlaceholder_-1854013440"/>
                     </w:placeholder>
-                    <w:dataBinding w:prefixMappings="xmlns:ns0='urn:microsoft-dynamics-nav/reports/DemandNoticeResidence/50600/'" w:xpath="/ns0:NavWordReportXmlPart[1]/ns0:Occupant[1]/ns0:Sales_Invoice_Header[1]/ns0:AmountIncludingVAT_SalesInvoiceHeader[1]" w:storeItemID="{4773B90E-6E8F-494A-8EEE-2EF46A60CA12}"/>
+                    <w:dataBinding w:prefixMappings="xmlns:ns0='urn:microsoft-dynamics-nav/reports/SVA DemandNoticeProf/50620/'" w:xpath="/ns0:NavWordReportXmlPart[1]/ns0:Occupant[1]/ns0:Sales_Invoice_Header[1]/ns0:AmountIncludingVAT_SalesInvoiceHeader[1]" w:storeItemID="{4773B90E-6E8F-494A-8EEE-2EF46A60CA12}"/>
                     <w:text/>
                   </w:sdtPr>
                   <w:sdtEndPr/>
@@ -1151,12 +1142,12 @@
                       <w:lang w:val="da-DK"/>
                     </w:rPr>
                     <w:alias w:val="#Nav: /Occupant/Sales_Invoice_Header/RemainingAmount_SalesInvoiceHeader"/>
-                    <w:tag w:val="#Nav: DemandNoticeResidence/50600"/>
+                    <w:tag w:val="#Nav: SVA DemandNoticeProf/50620"/>
                     <w:id w:val="2019880975"/>
                     <w:placeholder>
                       <w:docPart w:val="DefaultPlaceholder_-1854013440"/>
                     </w:placeholder>
-                    <w:dataBinding w:prefixMappings="xmlns:ns0='urn:microsoft-dynamics-nav/reports/DemandNoticeResidence/50600/'" w:xpath="/ns0:NavWordReportXmlPart[1]/ns0:Occupant[1]/ns0:Sales_Invoice_Header[1]/ns0:RemainingAmount_SalesInvoiceHeader[1]" w:storeItemID="{4773B90E-6E8F-494A-8EEE-2EF46A60CA12}"/>
+                    <w:dataBinding w:prefixMappings="xmlns:ns0='urn:microsoft-dynamics-nav/reports/SVA DemandNoticeProf/50620/'" w:xpath="/ns0:NavWordReportXmlPart[1]/ns0:Occupant[1]/ns0:Sales_Invoice_Header[1]/ns0:RemainingAmount_SalesInvoiceHeader[1]" w:storeItemID="{4773B90E-6E8F-494A-8EEE-2EF46A60CA12}"/>
                     <w:text/>
                   </w:sdtPr>
                   <w:sdtEndPr/>
@@ -1442,13 +1433,13 @@
             <w:rPr>
               <w:b/>
             </w:rPr>
-            <w:alias w:val="#Nav: /Company_Information/InvoicesAmount"/>
-            <w:tag w:val="#Nav: DemandNoticeResidence/50600"/>
+            <w:alias w:val="#Nav: /Company_information/InvoicesAmount"/>
+            <w:tag w:val="#Nav: SVA DemandNoticeProf/50620"/>
             <w:id w:val="1652787135"/>
             <w:placeholder>
               <w:docPart w:val="DefaultPlaceholder_-1854013440"/>
             </w:placeholder>
-            <w:dataBinding w:prefixMappings="xmlns:ns0='urn:microsoft-dynamics-nav/reports/DemandNoticeResidence/50600/'" w:xpath="/ns0:NavWordReportXmlPart[1]/ns0:Company_Information[1]/ns0:InvoicesAmount[1]" w:storeItemID="{4773B90E-6E8F-494A-8EEE-2EF46A60CA12}"/>
+            <w:dataBinding w:prefixMappings="xmlns:ns0='urn:microsoft-dynamics-nav/reports/SVA DemandNoticeProf/50620/'" w:xpath="/ns0:NavWordReportXmlPart[1]/ns0:Company_information[1]/ns0:InvoicesAmount[1]" w:storeItemID="{4773B90E-6E8F-494A-8EEE-2EF46A60CA12}"/>
             <w:text/>
           </w:sdtPr>
           <w:sdtEndPr/>
@@ -1547,8 +1538,10 @@
             <w:placeholder>
               <w:docPart w:val="DefaultPlaceholder_-1854013440"/>
             </w:placeholder>
-            <w:dataBinding w:prefixMappings="xmlns:ns0='urn:microsoft-dynamics-nav/reports/DemandNoticeResidence/50600/' " w:xpath="/ns0:NavWordReportXmlPart[1]/ns0:Occupant[1]/ns0:Parameters[1]/ns0:ReminderFeeProf[1]" w:storeItemID="{4773B90E-6E8F-494A-8EEE-2EF46A60CA12}"/>
+            <w:dataBinding w:prefixMappings="xmlns:ns0='urn:microsoft-dynamics-nav/reports/SVA DemandNoticeProf/50620/'" w:xpath="/ns0:NavWordReportXmlPart[1]/ns0:Occupant[1]/ns0:Parameters[1]/ns0:ReminderFeeProf[1]" w:storeItemID="{4773B90E-6E8F-494A-8EEE-2EF46A60CA12}"/>
             <w:text/>
+            <w:alias w:val="#Nav: /Occupant/Parameters/ReminderFeeProf"/>
+            <w:tag w:val="#Nav: SVA DemandNoticeProf/50620"/>
           </w:sdtPr>
           <w:sdtEndPr/>
           <w:sdtContent>
@@ -1640,13 +1633,13 @@
             <w:rPr>
               <w:b/>
             </w:rPr>
-            <w:alias w:val="#Nav: /Company_Information/TotalAmount"/>
-            <w:tag w:val="#Nav: DemandNoticeResidence/50600"/>
+            <w:alias w:val="#Nav: /Company_information/TotalAmount"/>
+            <w:tag w:val="#Nav: SVA DemandNoticeProf/50620"/>
             <w:id w:val="-184057772"/>
             <w:placeholder>
               <w:docPart w:val="DefaultPlaceholder_-1854013440"/>
             </w:placeholder>
-            <w:dataBinding w:prefixMappings="xmlns:ns0='urn:microsoft-dynamics-nav/reports/DemandNoticeResidence/50600/'" w:xpath="/ns0:NavWordReportXmlPart[1]/ns0:Company_Information[1]/ns0:TotalAmount[1]" w:storeItemID="{4773B90E-6E8F-494A-8EEE-2EF46A60CA12}"/>
+            <w:dataBinding w:prefixMappings="xmlns:ns0='urn:microsoft-dynamics-nav/reports/SVA DemandNoticeProf/50620/'" w:xpath="/ns0:NavWordReportXmlPart[1]/ns0:Company_information[1]/ns0:TotalAmount[1]" w:storeItemID="{4773B90E-6E8F-494A-8EEE-2EF46A60CA12}"/>
             <w:text/>
           </w:sdtPr>
           <w:sdtEndPr/>
@@ -1752,12 +1745,12 @@
         <w:tblStyle w:val="Tabel-Gitter"/>
         <w:tblW w:w="8950" w:type="dxa"/>
         <w:tblBorders>
-          <w:top w:val="none" w:sz="0" w:space="0" w:color="auto"/>
-          <w:left w:val="none" w:sz="0" w:space="0" w:color="auto"/>
-          <w:bottom w:val="none" w:sz="0" w:space="0" w:color="auto"/>
-          <w:right w:val="none" w:sz="0" w:space="0" w:color="auto"/>
-          <w:insideH w:val="none" w:sz="0" w:space="0" w:color="auto"/>
-          <w:insideV w:val="none" w:sz="0" w:space="0" w:color="auto"/>
+          <w:top w:val="none" w:color="auto" w:sz="0" w:space="0"/>
+          <w:left w:val="none" w:color="auto" w:sz="0" w:space="0"/>
+          <w:bottom w:val="none" w:color="auto" w:sz="0" w:space="0"/>
+          <w:right w:val="none" w:color="auto" w:sz="0" w:space="0"/>
+          <w:insideH w:val="none" w:color="auto" w:sz="0" w:space="0"/>
+          <w:insideV w:val="none" w:color="auto" w:sz="0" w:space="0"/>
         </w:tblBorders>
         <w:tblLayout w:type="fixed"/>
         <w:tblLook w:val="04A0" w:firstRow="1" w:lastRow="0" w:firstColumn="1" w:lastColumn="0" w:noHBand="0" w:noVBand="1"/>
@@ -1885,9 +1878,9 @@
             <w:lang w:val="en-US"/>
           </w:rPr>
           <w:alias w:val="#Nav: /Occupant/Sales_Invoice_Header/Sales_Invoice_Line"/>
-          <w:tag w:val="#Nav: DemandNoticeResidence/50600"/>
+          <w:tag w:val="#Nav: SVA DemandNoticeProf/50620"/>
           <w:id w:val="1670067090"/>
-          <w15:dataBinding w:prefixMappings="xmlns:ns0='urn:microsoft-dynamics-nav/reports/DemandNoticeResidence/50600/' " w:xpath="/ns0:NavWordReportXmlPart[1]/ns0:Occupant[1]/ns0:Sales_Invoice_Header[1]/ns0:Sales_Invoice_Line" w:storeItemID="{4773B90E-6E8F-494A-8EEE-2EF46A60CA12}"/>
+          <w15:dataBinding w:prefixMappings="xmlns:ns0='urn:microsoft-dynamics-nav/reports/SVA DemandNoticeProf/50620/'" w:xpath="/ns0:NavWordReportXmlPart[1]/ns0:Occupant[1]/ns0:Sales_Invoice_Header[1]/ns0:Sales_Invoice_Line" w:storeItemID="{4773B90E-6E8F-494A-8EEE-2EF46A60CA12}"/>
           <w15:repeatingSection/>
         </w:sdtPr>
         <w:sdtEndPr/>
@@ -1916,12 +1909,12 @@
                       <w:lang w:val="en-US"/>
                     </w:rPr>
                     <w:alias w:val="#Nav: /Occupant/Sales_Invoice_Header/Sales_Invoice_Line/DocumentNo_SalesInvoiceLine"/>
-                    <w:tag w:val="#Nav: DemandNoticeResidence/50600"/>
+                    <w:tag w:val="#Nav: SVA DemandNoticeProf/50620"/>
                     <w:id w:val="-1176341959"/>
                     <w:placeholder>
                       <w:docPart w:val="DefaultPlaceholder_-1854013440"/>
                     </w:placeholder>
-                    <w:dataBinding w:prefixMappings="xmlns:ns0='urn:microsoft-dynamics-nav/reports/DemandNoticeResidence/50600/'" w:xpath="/ns0:NavWordReportXmlPart[1]/ns0:Occupant[1]/ns0:Sales_Invoice_Header[1]/ns0:Sales_Invoice_Line[1]/ns0:DocumentNo_SalesInvoiceLine[1]" w:storeItemID="{4773B90E-6E8F-494A-8EEE-2EF46A60CA12}"/>
+                    <w:dataBinding w:prefixMappings="xmlns:ns0='urn:microsoft-dynamics-nav/reports/SVA DemandNoticeProf/50620/'" w:xpath="/ns0:NavWordReportXmlPart[1]/ns0:Occupant[1]/ns0:Sales_Invoice_Header[1]/ns0:Sales_Invoice_Line[1]/ns0:DocumentNo_SalesInvoiceLine[1]" w:storeItemID="{4773B90E-6E8F-494A-8EEE-2EF46A60CA12}"/>
                     <w:text/>
                   </w:sdtPr>
                   <w:sdtEndPr/>
@@ -1960,12 +1953,12 @@
                       <w:lang w:val="en-US"/>
                     </w:rPr>
                     <w:alias w:val="#Nav: /Occupant/Sales_Invoice_Header/Sales_Invoice_Line/Description_SalesInvoiceLine"/>
-                    <w:tag w:val="#Nav: DemandNoticeResidence/50600"/>
+                    <w:tag w:val="#Nav: SVA DemandNoticeProf/50620"/>
                     <w:id w:val="1594424638"/>
                     <w:placeholder>
                       <w:docPart w:val="DefaultPlaceholder_-1854013440"/>
                     </w:placeholder>
-                    <w:dataBinding w:prefixMappings="xmlns:ns0='urn:microsoft-dynamics-nav/reports/DemandNoticeResidence/50600/'" w:xpath="/ns0:NavWordReportXmlPart[1]/ns0:Occupant[1]/ns0:Sales_Invoice_Header[1]/ns0:Sales_Invoice_Line[1]/ns0:Description_SalesInvoiceLine[1]" w:storeItemID="{4773B90E-6E8F-494A-8EEE-2EF46A60CA12}"/>
+                    <w:dataBinding w:prefixMappings="xmlns:ns0='urn:microsoft-dynamics-nav/reports/SVA DemandNoticeProf/50620/'" w:xpath="/ns0:NavWordReportXmlPart[1]/ns0:Occupant[1]/ns0:Sales_Invoice_Header[1]/ns0:Sales_Invoice_Line[1]/ns0:Description_SalesInvoiceLine[1]" w:storeItemID="{4773B90E-6E8F-494A-8EEE-2EF46A60CA12}"/>
                     <w:text/>
                   </w:sdtPr>
                   <w:sdtEndPr/>
@@ -2004,12 +1997,12 @@
                       <w:lang w:val="en-US"/>
                     </w:rPr>
                     <w:alias w:val="#Nav: /Occupant/Sales_Invoice_Header/Sales_Invoice_Line/AmountIncludingVAT_SalesInvoiceLine"/>
-                    <w:tag w:val="#Nav: DemandNoticeResidence/50600"/>
+                    <w:tag w:val="#Nav: SVA DemandNoticeProf/50620"/>
                     <w:id w:val="-1802767573"/>
                     <w:placeholder>
                       <w:docPart w:val="DefaultPlaceholder_-1854013440"/>
                     </w:placeholder>
-                    <w:dataBinding w:prefixMappings="xmlns:ns0='urn:microsoft-dynamics-nav/reports/DemandNoticeResidence/50600/'" w:xpath="/ns0:NavWordReportXmlPart[1]/ns0:Occupant[1]/ns0:Sales_Invoice_Header[1]/ns0:Sales_Invoice_Line[1]/ns0:AmountIncludingVAT_SalesInvoiceLine[1]" w:storeItemID="{4773B90E-6E8F-494A-8EEE-2EF46A60CA12}"/>
+                    <w:dataBinding w:prefixMappings="xmlns:ns0='urn:microsoft-dynamics-nav/reports/SVA DemandNoticeProf/50620/'" w:xpath="/ns0:NavWordReportXmlPart[1]/ns0:Occupant[1]/ns0:Sales_Invoice_Header[1]/ns0:Sales_Invoice_Line[1]/ns0:AmountIncludingVAT_SalesInvoiceLine[1]" w:storeItemID="{4773B90E-6E8F-494A-8EEE-2EF46A60CA12}"/>
                     <w:text/>
                   </w:sdtPr>
                   <w:sdtEndPr/>
@@ -2107,59 +2100,67 @@
         </w:tabs>
         <w:spacing w:after="0" w:line="240" w:lineRule="auto"/>
         <w:rPr>
-          <w:rFonts w:ascii="Arial" w:eastAsia="Times New Roman" w:hAnsi="Arial" w:cs="Arial"/>
+          <w:rFonts w:ascii="Arial" w:hAnsi="Arial" w:eastAsia="Times New Roman" w:cs="Arial"/>
         </w:rPr>
       </w:pPr>
       <w:r>
         <w:rPr>
-          <w:rFonts w:ascii="Arial" w:eastAsia="Times New Roman" w:hAnsi="Arial" w:cs="Arial"/>
-        </w:rPr>
-        <w:t>Leje, a conto beløb</w:t>
-      </w:r>
-      <w:r>
-        <w:rPr>
-          <w:rFonts w:ascii="Arial" w:eastAsia="Times New Roman" w:hAnsi="Arial" w:cs="Arial"/>
+          <w:rFonts w:ascii="Arial" w:hAnsi="Arial" w:eastAsia="Times New Roman" w:cs="Arial"/>
+        </w:rPr>
+        <w:t xml:space="preserve">Leje, </w:t>
+      </w:r>
+      <w:proofErr w:type="gramStart"/>
+      <w:r>
+        <w:rPr>
+          <w:rFonts w:ascii="Arial" w:hAnsi="Arial" w:eastAsia="Times New Roman" w:cs="Arial"/>
+        </w:rPr>
+        <w:t>a conto beløb</w:t>
+      </w:r>
+      <w:proofErr w:type="gramEnd"/>
+      <w:r>
+        <w:rPr>
+          <w:rFonts w:ascii="Arial" w:hAnsi="Arial" w:eastAsia="Times New Roman" w:cs="Arial"/>
         </w:rPr>
         <w:t>, påkravsgebyr</w:t>
       </w:r>
       <w:r>
         <w:rPr>
-          <w:rFonts w:ascii="Arial" w:eastAsia="Times New Roman" w:hAnsi="Arial" w:cs="Arial"/>
+          <w:rFonts w:ascii="Arial" w:hAnsi="Arial" w:eastAsia="Times New Roman" w:cs="Arial"/>
         </w:rPr>
         <w:t xml:space="preserve"> og andre pligtige pengeydelser</w:t>
       </w:r>
       <w:r>
         <w:rPr>
-          <w:rFonts w:ascii="Arial" w:eastAsia="Times New Roman" w:hAnsi="Arial" w:cs="Arial"/>
+          <w:rFonts w:ascii="Arial" w:hAnsi="Arial" w:eastAsia="Times New Roman" w:cs="Arial"/>
         </w:rPr>
         <w:t xml:space="preserve">, i alt </w:t>
       </w:r>
       <w:proofErr w:type="spellStart"/>
       <w:r>
         <w:rPr>
-          <w:rFonts w:ascii="Arial" w:eastAsia="Times New Roman" w:hAnsi="Arial" w:cs="Arial"/>
+          <w:rFonts w:ascii="Arial" w:hAnsi="Arial" w:eastAsia="Times New Roman" w:cs="Arial"/>
         </w:rPr>
         <w:t>kr.</w:t>
       </w:r>
       <w:sdt>
         <w:sdtPr>
           <w:rPr>
-            <w:rFonts w:ascii="Arial" w:eastAsia="Times New Roman" w:hAnsi="Arial" w:cs="Arial"/>
+            <w:rFonts w:ascii="Arial" w:hAnsi="Arial" w:eastAsia="Times New Roman" w:cs="Arial"/>
           </w:rPr>
-          <w:alias w:val="#Nav: /Company_Information/LiableAmount"/>
-          <w:tag w:val="#Nav: DemandNoticeResidence/50600"/>
+          <w:alias w:val="#Nav: /Company_information/LiableAmount"/>
+          <w:tag w:val="#Nav: SVA DemandNoticeProf/50620"/>
           <w:id w:val="1743749538"/>
           <w:placeholder>
             <w:docPart w:val="DefaultPlaceholder_-1854013440"/>
           </w:placeholder>
-          <w:dataBinding w:prefixMappings="xmlns:ns0='urn:microsoft-dynamics-nav/reports/DemandNoticeResidence/50600/'" w:xpath="/ns0:NavWordReportXmlPart[1]/ns0:Company_Information[1]/ns0:LiableAmount[1]" w:storeItemID="{4773B90E-6E8F-494A-8EEE-2EF46A60CA12}"/>
+          <w:dataBinding w:prefixMappings="xmlns:ns0='urn:microsoft-dynamics-nav/reports/SVA DemandNoticeProf/50620/'" w:xpath="/ns0:NavWordReportXmlPart[1]/ns0:Company_information[1]/ns0:LiableAmount[1]" w:storeItemID="{4773B90E-6E8F-494A-8EEE-2EF46A60CA12}"/>
           <w:text/>
         </w:sdtPr>
         <w:sdtEndPr/>
         <w:sdtContent>
           <w:r>
             <w:rPr>
-              <w:rFonts w:ascii="Arial" w:eastAsia="Times New Roman" w:hAnsi="Arial" w:cs="Arial"/>
+              <w:rFonts w:ascii="Arial" w:hAnsi="Arial" w:eastAsia="Times New Roman" w:cs="Arial"/>
             </w:rPr>
             <w:t>LiableAmount</w:t>
           </w:r>
@@ -2168,49 +2169,63 @@
       </w:sdt>
       <w:r>
         <w:rPr>
-          <w:rFonts w:ascii="Arial" w:eastAsia="Times New Roman" w:hAnsi="Arial" w:cs="Arial"/>
+          <w:rFonts w:ascii="Arial" w:hAnsi="Arial" w:eastAsia="Times New Roman" w:cs="Arial"/>
         </w:rPr>
         <w:t xml:space="preserve"> </w:t>
       </w:r>
       <w:r>
         <w:rPr>
-          <w:rFonts w:ascii="Arial" w:eastAsia="Times New Roman" w:hAnsi="Arial" w:cs="Arial"/>
-        </w:rPr>
-        <w:t xml:space="preserve">skal betales senest 14 dage efter modtagelsen af dette brev. Såfremt dette ikke sker, kan Deres lejemål uden yderligere varsel ophæves i medfør af </w:t>
-      </w:r>
-      <w:r>
-        <w:rPr>
-          <w:rFonts w:ascii="Arial" w:eastAsia="Times New Roman" w:hAnsi="Arial" w:cs="Arial"/>
+          <w:rFonts w:ascii="Arial" w:hAnsi="Arial" w:eastAsia="Times New Roman" w:cs="Arial"/>
+        </w:rPr>
+        <w:t xml:space="preserve">skal betales senest 14 dage efter modtagelsen af dette brev. </w:t>
+      </w:r>
+      <w:proofErr w:type="gramStart"/>
+      <w:r>
+        <w:rPr>
+          <w:rFonts w:ascii="Arial" w:hAnsi="Arial" w:eastAsia="Times New Roman" w:cs="Arial"/>
+        </w:rPr>
+        <w:t>Såfremt</w:t>
+      </w:r>
+      <w:proofErr w:type="gramEnd"/>
+      <w:r>
+        <w:rPr>
+          <w:rFonts w:ascii="Arial" w:hAnsi="Arial" w:eastAsia="Times New Roman" w:cs="Arial"/>
+        </w:rPr>
+        <w:t xml:space="preserve"> dette ikke sker, kan Deres lejemål uden yderligere varsel ophæves i medfør af </w:t>
+      </w:r>
+      <w:r>
+        <w:rPr>
+          <w:rFonts w:ascii="Arial" w:hAnsi="Arial" w:eastAsia="Times New Roman" w:cs="Arial"/>
         </w:rPr>
         <w:t>erhvervslejelove</w:t>
       </w:r>
       <w:r>
         <w:rPr>
-          <w:rFonts w:ascii="Arial" w:eastAsia="Times New Roman" w:hAnsi="Arial" w:cs="Arial"/>
+          <w:rFonts w:ascii="Arial" w:hAnsi="Arial" w:eastAsia="Times New Roman" w:cs="Arial"/>
         </w:rPr>
         <w:t xml:space="preserve">ns § </w:t>
       </w:r>
       <w:r>
         <w:rPr>
-          <w:rFonts w:ascii="Arial" w:eastAsia="Times New Roman" w:hAnsi="Arial" w:cs="Arial"/>
+          <w:rFonts w:ascii="Arial" w:hAnsi="Arial" w:eastAsia="Times New Roman" w:cs="Arial"/>
         </w:rPr>
         <w:t>69</w:t>
       </w:r>
       <w:r>
         <w:rPr>
-          <w:rFonts w:ascii="Arial" w:eastAsia="Times New Roman" w:hAnsi="Arial" w:cs="Arial"/>
+          <w:rFonts w:ascii="Arial" w:hAnsi="Arial" w:eastAsia="Times New Roman" w:cs="Arial"/>
         </w:rPr>
         <w:t xml:space="preserve">, stk. 1, litra </w:t>
       </w:r>
       <w:r>
         <w:rPr>
-          <w:rFonts w:ascii="Arial" w:eastAsia="Times New Roman" w:hAnsi="Arial" w:cs="Arial"/>
+          <w:rFonts w:ascii="Arial" w:hAnsi="Arial" w:eastAsia="Times New Roman" w:cs="Arial"/>
         </w:rPr>
         <w:t>1</w:t>
       </w:r>
       <w:r>
         <w:rPr>
-          <w:rFonts w:ascii="Arial" w:eastAsia="Times New Roman" w:hAnsi="Arial" w:cs="Arial"/>
+          <w:rFonts w:ascii="Arial" w:hAnsi="Arial" w:eastAsia="Times New Roman" w:cs="Arial"/>
         </w:rPr>
         <w:t>.</w:t>
       </w:r>
@@ -2224,7 +2239,7 @@
         </w:tabs>
         <w:spacing w:after="0" w:line="240" w:lineRule="auto"/>
         <w:rPr>
-          <w:rFonts w:ascii="Arial" w:eastAsia="Times New Roman" w:hAnsi="Arial" w:cs="Arial"/>
+          <w:rFonts w:ascii="Arial" w:hAnsi="Arial" w:eastAsia="Times New Roman" w:cs="Arial"/>
         </w:rPr>
       </w:pPr>
     </w:p>
@@ -2237,51 +2252,51 @@
         </w:tabs>
         <w:spacing w:after="0" w:line="240" w:lineRule="auto"/>
         <w:rPr>
-          <w:rFonts w:ascii="Arial" w:eastAsia="Times New Roman" w:hAnsi="Arial" w:cs="Arial"/>
+          <w:rFonts w:ascii="Arial" w:hAnsi="Arial" w:eastAsia="Times New Roman" w:cs="Arial"/>
         </w:rPr>
       </w:pPr>
       <w:r>
         <w:rPr>
-          <w:rFonts w:ascii="Arial" w:eastAsia="Times New Roman" w:hAnsi="Arial" w:cs="Arial"/>
+          <w:rFonts w:ascii="Arial" w:hAnsi="Arial" w:eastAsia="Times New Roman" w:cs="Arial"/>
         </w:rPr>
         <w:t xml:space="preserve">Hvis </w:t>
       </w:r>
       <w:r>
         <w:rPr>
-          <w:rFonts w:ascii="Arial" w:eastAsia="Times New Roman" w:hAnsi="Arial" w:cs="Arial"/>
+          <w:rFonts w:ascii="Arial" w:hAnsi="Arial" w:eastAsia="Times New Roman" w:cs="Arial"/>
         </w:rPr>
         <w:t>d</w:t>
       </w:r>
       <w:r>
         <w:rPr>
-          <w:rFonts w:ascii="Arial" w:eastAsia="Times New Roman" w:hAnsi="Arial" w:cs="Arial"/>
+          <w:rFonts w:ascii="Arial" w:hAnsi="Arial" w:eastAsia="Times New Roman" w:cs="Arial"/>
         </w:rPr>
         <w:t xml:space="preserve">et fulde beløb </w:t>
       </w:r>
       <w:r>
         <w:rPr>
-          <w:rFonts w:ascii="Arial" w:eastAsia="Times New Roman" w:hAnsi="Arial" w:cs="Arial"/>
+          <w:rFonts w:ascii="Arial" w:hAnsi="Arial" w:eastAsia="Times New Roman" w:cs="Arial"/>
         </w:rPr>
         <w:t>på i alt kr.</w:t>
       </w:r>
       <w:r>
         <w:rPr>
-          <w:rFonts w:ascii="Arial" w:eastAsia="Times New Roman" w:hAnsi="Arial" w:cs="Arial"/>
+          <w:rFonts w:ascii="Arial" w:hAnsi="Arial" w:eastAsia="Times New Roman" w:cs="Arial"/>
         </w:rPr>
         <w:t xml:space="preserve"> </w:t>
       </w:r>
       <w:sdt>
         <w:sdtPr>
           <w:rPr>
-            <w:rFonts w:ascii="Arial" w:eastAsia="Times New Roman" w:hAnsi="Arial" w:cs="Arial"/>
+            <w:rFonts w:ascii="Arial" w:hAnsi="Arial" w:eastAsia="Times New Roman" w:cs="Arial"/>
           </w:rPr>
-          <w:alias w:val="#Nav: /Company_Information/TotalAmount"/>
-          <w:tag w:val="#Nav: DemandNoticeResidence/50600"/>
+          <w:alias w:val="#Nav: /Company_information/TotalAmount"/>
+          <w:tag w:val="#Nav: SVA DemandNoticeProf/50620"/>
           <w:id w:val="-692230170"/>
           <w:placeholder>
             <w:docPart w:val="DefaultPlaceholder_-1854013440"/>
           </w:placeholder>
-          <w:dataBinding w:prefixMappings="xmlns:ns0='urn:microsoft-dynamics-nav/reports/DemandNoticeResidence/50600/'" w:xpath="/ns0:NavWordReportXmlPart[1]/ns0:Company_Information[1]/ns0:TotalAmount[1]" w:storeItemID="{4773B90E-6E8F-494A-8EEE-2EF46A60CA12}"/>
+          <w:dataBinding w:prefixMappings="xmlns:ns0='urn:microsoft-dynamics-nav/reports/SVA DemandNoticeProf/50620/'" w:xpath="/ns0:NavWordReportXmlPart[1]/ns0:Company_information[1]/ns0:TotalAmount[1]" w:storeItemID="{4773B90E-6E8F-494A-8EEE-2EF46A60CA12}"/>
           <w:text/>
         </w:sdtPr>
         <w:sdtEndPr/>
@@ -2289,7 +2304,7 @@
           <w:proofErr w:type="spellStart"/>
           <w:r>
             <w:rPr>
-              <w:rFonts w:ascii="Arial" w:eastAsia="Times New Roman" w:hAnsi="Arial" w:cs="Arial"/>
+              <w:rFonts w:ascii="Arial" w:hAnsi="Arial" w:eastAsia="Times New Roman" w:cs="Arial"/>
             </w:rPr>
             <w:t>TotalAmount</w:t>
           </w:r>
@@ -2298,13 +2313,13 @@
       </w:sdt>
       <w:r>
         <w:rPr>
-          <w:rFonts w:ascii="Arial" w:eastAsia="Times New Roman" w:hAnsi="Arial" w:cs="Arial"/>
+          <w:rFonts w:ascii="Arial" w:hAnsi="Arial" w:eastAsia="Times New Roman" w:cs="Arial"/>
         </w:rPr>
         <w:t xml:space="preserve"> </w:t>
       </w:r>
       <w:r>
         <w:rPr>
-          <w:rFonts w:ascii="Arial" w:eastAsia="Times New Roman" w:hAnsi="Arial" w:cs="Arial"/>
+          <w:rFonts w:ascii="Arial" w:hAnsi="Arial" w:eastAsia="Times New Roman" w:cs="Arial"/>
         </w:rPr>
         <w:t>ikke er betalt senest 10 dage efter modtagelsen af dette brev, vil det samlede krav blive sendt til inkasso, hvilket vil medføre yderligere udgifter for Dem.</w:t>
       </w:r>
@@ -2318,7 +2333,7 @@
         </w:tabs>
         <w:spacing w:after="0" w:line="240" w:lineRule="auto"/>
         <w:rPr>
-          <w:rFonts w:ascii="Arial" w:eastAsia="Times New Roman" w:hAnsi="Arial" w:cs="Arial"/>
+          <w:rFonts w:ascii="Arial" w:hAnsi="Arial" w:eastAsia="Times New Roman" w:cs="Arial"/>
         </w:rPr>
       </w:pPr>
     </w:p>
@@ -2331,12 +2346,12 @@
         </w:tabs>
         <w:spacing w:after="0" w:line="240" w:lineRule="auto"/>
         <w:rPr>
-          <w:rFonts w:ascii="Arial" w:eastAsia="Times New Roman" w:hAnsi="Arial" w:cs="Arial"/>
+          <w:rFonts w:ascii="Arial" w:hAnsi="Arial" w:eastAsia="Times New Roman" w:cs="Arial"/>
         </w:rPr>
       </w:pPr>
       <w:r>
         <w:rPr>
-          <w:rFonts w:ascii="Arial" w:eastAsia="Times New Roman" w:hAnsi="Arial" w:cs="Arial"/>
+          <w:rFonts w:ascii="Arial" w:hAnsi="Arial" w:eastAsia="Times New Roman" w:cs="Arial"/>
         </w:rPr>
         <w:t>Har De betalt den forfaldne leje mv. inden modtagelsen af dette påkrav, men efter sidste rettidige indbetalingsdag, skal påkravsgebyret alligevel betales inden 14 dage efter modtagelsen af dette brev. Manglende betaling kan medføre ophævelse af lejemålet.</w:t>
       </w:r>
@@ -2350,7 +2365,7 @@
         </w:tabs>
         <w:spacing w:after="0" w:line="240" w:lineRule="auto"/>
         <w:rPr>
-          <w:rFonts w:ascii="Arial" w:eastAsia="Times New Roman" w:hAnsi="Arial" w:cs="Arial"/>
+          <w:rFonts w:ascii="Arial" w:hAnsi="Arial" w:eastAsia="Times New Roman" w:cs="Arial"/>
         </w:rPr>
       </w:pPr>
     </w:p>
@@ -2363,12 +2378,12 @@
         </w:tabs>
         <w:spacing w:after="0" w:line="240" w:lineRule="auto"/>
         <w:rPr>
-          <w:rFonts w:ascii="Arial" w:eastAsia="Times New Roman" w:hAnsi="Arial" w:cs="Arial"/>
+          <w:rFonts w:ascii="Arial" w:hAnsi="Arial" w:eastAsia="Times New Roman" w:cs="Arial"/>
         </w:rPr>
       </w:pPr>
       <w:r>
         <w:rPr>
-          <w:rFonts w:ascii="Arial" w:eastAsia="Times New Roman" w:hAnsi="Arial" w:cs="Arial"/>
+          <w:rFonts w:ascii="Arial" w:hAnsi="Arial" w:eastAsia="Times New Roman" w:cs="Arial"/>
         </w:rPr>
         <w:t>Med venlig hilsen</w:t>
       </w:r>
@@ -2394,13 +2409,13 @@
         <w:rPr>
           <w:rFonts w:ascii="Arial" w:hAnsi="Arial" w:cs="Arial"/>
         </w:rPr>
-        <w:alias w:val="#Nav: /Company_Information/CName"/>
-        <w:tag w:val="#Nav: DemandNoticeResidence/50600"/>
+        <w:alias w:val="#Nav: /Company_information/CName"/>
+        <w:tag w:val="#Nav: SVA DemandNoticeProf/50620"/>
         <w:id w:val="510646078"/>
         <w:placeholder>
           <w:docPart w:val="DefaultPlaceholder_-1854013440"/>
         </w:placeholder>
-        <w:dataBinding w:prefixMappings="xmlns:ns0='urn:microsoft-dynamics-nav/reports/DemandNoticeResidence/50600/'" w:xpath="/ns0:NavWordReportXmlPart[1]/ns0:Company_Information[1]/ns0:CName[1]" w:storeItemID="{4773B90E-6E8F-494A-8EEE-2EF46A60CA12}"/>
+        <w:dataBinding w:prefixMappings="xmlns:ns0='urn:microsoft-dynamics-nav/reports/SVA DemandNoticeProf/50620/'" w:xpath="/ns0:NavWordReportXmlPart[1]/ns0:Company_information[1]/ns0:CName[1]" w:storeItemID="{4773B90E-6E8F-494A-8EEE-2EF46A60CA12}"/>
         <w:text/>
       </w:sdtPr>
       <w:sdtEndPr/>
@@ -2436,13 +2451,13 @@
         <w:rPr>
           <w:rFonts w:ascii="Arial" w:hAnsi="Arial" w:cs="Arial"/>
         </w:rPr>
-        <w:alias w:val="#Nav: /Company_Information/CAdress"/>
-        <w:tag w:val="#Nav: DemandNoticeResidence/50600"/>
+        <w:alias w:val="#Nav: /Company_information/CAdress"/>
+        <w:tag w:val="#Nav: SVA DemandNoticeProf/50620"/>
         <w:id w:val="-1719964229"/>
         <w:placeholder>
           <w:docPart w:val="DefaultPlaceholder_-1854013440"/>
         </w:placeholder>
-        <w:dataBinding w:prefixMappings="xmlns:ns0='urn:microsoft-dynamics-nav/reports/DemandNoticeResidence/50600/'" w:xpath="/ns0:NavWordReportXmlPart[1]/ns0:Company_Information[1]/ns0:CAdress[1]" w:storeItemID="{4773B90E-6E8F-494A-8EEE-2EF46A60CA12}"/>
+        <w:dataBinding w:prefixMappings="xmlns:ns0='urn:microsoft-dynamics-nav/reports/SVA DemandNoticeProf/50620/'" w:xpath="/ns0:NavWordReportXmlPart[1]/ns0:Company_information[1]/ns0:CAdress[1]" w:storeItemID="{4773B90E-6E8F-494A-8EEE-2EF46A60CA12}"/>
         <w:text/>
       </w:sdtPr>
       <w:sdtEndPr/>
@@ -2493,13 +2508,13 @@
           <w:rPr>
             <w:rFonts w:ascii="Arial" w:hAnsi="Arial" w:cs="Arial"/>
           </w:rPr>
-          <w:alias w:val="#Nav: /Company_Information/CPostcode"/>
-          <w:tag w:val="#Nav: DemandNoticeResidence/50600"/>
+          <w:alias w:val="#Nav: /Company_information/CPostcode"/>
+          <w:tag w:val="#Nav: SVA DemandNoticeProf/50620"/>
           <w:id w:val="-283884901"/>
           <w:placeholder>
             <w:docPart w:val="DefaultPlaceholder_-1854013440"/>
           </w:placeholder>
-          <w:dataBinding w:prefixMappings="xmlns:ns0='urn:microsoft-dynamics-nav/reports/DemandNoticeResidence/50600/'" w:xpath="/ns0:NavWordReportXmlPart[1]/ns0:Company_Information[1]/ns0:CPostcode[1]" w:storeItemID="{4773B90E-6E8F-494A-8EEE-2EF46A60CA12}"/>
+          <w:dataBinding w:prefixMappings="xmlns:ns0='urn:microsoft-dynamics-nav/reports/SVA DemandNoticeProf/50620/'" w:xpath="/ns0:NavWordReportXmlPart[1]/ns0:Company_information[1]/ns0:CPostcode[1]" w:storeItemID="{4773B90E-6E8F-494A-8EEE-2EF46A60CA12}"/>
           <w:text/>
         </w:sdtPr>
         <w:sdtEndPr/>
@@ -2525,23 +2540,22 @@
           <w:rPr>
             <w:rFonts w:ascii="Arial" w:hAnsi="Arial" w:cs="Arial"/>
           </w:rPr>
-          <w:alias w:val="#Nav: /Company_Information/CAdress"/>
-          <w:tag w:val="#Nav: DemandNoticeResidence/50600"/>
-          <w:id w:val="2039312398"/>
+          <w:id w:val="604004198"/>
           <w:placeholder>
             <w:docPart w:val="DefaultPlaceholder_-1854013440"/>
           </w:placeholder>
-          <w:dataBinding w:prefixMappings="xmlns:ns0='urn:microsoft-dynamics-nav/reports/DemandNoticeResidence/50600/'" w:xpath="/ns0:NavWordReportXmlPart[1]/ns0:Company_Information[1]/ns0:CAdress[1]" w:storeItemID="{4773B90E-6E8F-494A-8EEE-2EF46A60CA12}"/>
+          <w:dataBinding w:prefixMappings="xmlns:ns0='urn:microsoft-dynamics-nav/reports/SVA DemandNoticeProf/50620/'" w:xpath="/ns0:NavWordReportXmlPart[1]/ns0:Company_information[1]/ns0:CCIty[1]" w:storeItemID="{4773B90E-6E8F-494A-8EEE-2EF46A60CA12}"/>
           <w:text/>
+          <w:alias w:val="#Nav: /Company_information/CCIty"/>
+          <w:tag w:val="#Nav: SVA DemandNoticeProf/50620"/>
         </w:sdtPr>
-        <w:sdtEndPr/>
         <w:sdtContent>
           <w:proofErr w:type="spellStart"/>
           <w:r>
             <w:rPr>
               <w:rFonts w:ascii="Arial" w:hAnsi="Arial" w:cs="Arial"/>
             </w:rPr>
-            <w:t>CAdress</w:t>
+            <w:t>CCIty</w:t>
           </w:r>
           <w:proofErr w:type="spellEnd"/>
         </w:sdtContent>
@@ -3171,7 +3185,7 @@
     <w:charset w:val="00"/>
     <w:family w:val="swiss"/>
     <w:pitch w:val="variable"/>
-    <w:sig w:usb0="E0002EFF" w:usb1="C000785B" w:usb2="00000009" w:usb3="00000000" w:csb0="000001FF" w:csb1="00000000"/>
+    <w:sig w:usb0="E0002EFF" w:usb1="C0007843" w:usb2="00000009" w:usb3="00000000" w:csb0="000001FF" w:csb1="00000000"/>
   </w:font>
   <w:font w:name="Calibri Light">
     <w:panose1 w:val="020F0302020204030204"/>
@@ -3236,6 +3250,7 @@
     <w:rsid w:val="00B731B9"/>
     <w:rsid w:val="00BB130D"/>
     <w:rsid w:val="00BE4564"/>
+    <w:rsid w:val="00C007BE"/>
     <w:rsid w:val="00C60CC4"/>
     <w:rsid w:val="00C62A3E"/>
     <w:rsid w:val="00C816D1"/>
@@ -4143,7 +4158,9 @@
 </a:theme>
 </file>
 
-<file path=customXml/item1.xml>��< ? x m l   v e r s i o n = " 1 . 0 "   e n c o d i n g = " u t f - 1 6 " ? > < N a v W o r d R e p o r t X m l P a r t   x m l n s = " u r n : m i c r o s o f t - d y n a m i c s - n a v / r e p o r t s / D e m a n d N o t i c e R e s i d e n c e / 5 0 6 0 0 / " > +<file path=customXML/item2.xml>��< ? x m l   v e r s i o n = " 1 . 0 "   e n c o d i n g = " u t f - 1 6 " ? > + 
+ < N a v W o r d R e p o r t X m l P a r t   x m l n s = " u r n : m i c r o s o f t - d y n a m i c s - n a v / r e p o r t s / S V A   D e m a n d N o t i c e P r o f / 5 0 6 2 0 / " >   
      < O c c u p a n t >   
@@ -4215,7 +4232,7 @@
  
      < / O c c u p a n t >   
-     < C o m p a n y _ I n f o r m a t i o n > +     < C o m p a n y _ i n f o r m a t i o n >   
          < C A d r e s s > C A d r e s s < / C A d r e s s >   
@@ -4231,15 +4248,7 @@
  
          < T o t a l A m o u n t > T o t a l A m o u n t < / T o t a l A m o u n t >   
-     < / C o m p a n y _ I n f o r m a t i o n > +     < / C o m p a n y _ i n f o r m a t i o n >   
  < / N a v W o r d R e p o r t X m l P a r t > 
-</file>
-
-<file path=customXml/itemProps1.xml><?xml version="1.0" encoding="utf-8"?>
-<ds:datastoreItem xmlns:ds="http://schemas.openxmlformats.org/officeDocument/2006/customXml" ds:itemID="{4773B90E-6E8F-494A-8EEE-2EF46A60CA12}">
-  <ds:schemaRefs>
-    <ds:schemaRef ds:uri="urn:microsoft-dynamics-nav/reports/DemandNoticeResidence/50600/"/>
-  </ds:schemaRefs>
-</ds:datastoreItem>
 </file>
--- a/Layouts/DemandNoticeProf.docx
+++ b/Layouts/DemandNoticeProf.docx
@@ -19,7 +19,6 @@
       <w:r>
         <w:tab/>
       </w:r>
-      <w:proofErr w:type="spellStart"/>
       <w:r>
         <w:rPr>
           <w:rFonts w:ascii="Arial" w:hAnsi="Arial" w:cs="Arial"/>
@@ -30,7 +29,6 @@
         </w:rPr>
         <w:t>Påkrav</w:t>
       </w:r>
-      <w:proofErr w:type="spellEnd"/>
     </w:p>
     <w:p>
       <w:pPr>
@@ -88,7 +86,7 @@
           <w:rFonts w:ascii="Arial" w:hAnsi="Arial" w:cs="Arial"/>
           <w:noProof/>
         </w:rPr>
-        <w:t>11. januar 2019</w:t>
+        <w:t>10. december 2019</w:t>
       </w:r>
       <w:r>
         <w:rPr>
@@ -116,12 +114,12 @@
             <w:lang w:val="en-US"/>
           </w:rPr>
           <w:alias w:val="#Nav: /Occupant/Name1_Occupant"/>
-          <w:tag w:val="#Nav: SVA DemandNoticeProf/50620"/>
+          <w:tag w:val="#Nav: SVA DemandNoticeProf/50014"/>
           <w:id w:val="2132050428"/>
           <w:placeholder>
             <w:docPart w:val="DefaultPlaceholder_-1854013440"/>
           </w:placeholder>
-          <w:dataBinding w:prefixMappings="xmlns:ns0='urn:microsoft-dynamics-nav/reports/SVA DemandNoticeProf/50620/'" w:xpath="/ns0:NavWordReportXmlPart[1]/ns0:Occupant[1]/ns0:Name1_Occupant[1]" w:storeItemID="{4773B90E-6E8F-494A-8EEE-2EF46A60CA12}"/>
+          <w:dataBinding w:prefixMappings="xmlns:ns0='urn:microsoft-dynamics-nav/reports/SVA DemandNoticeProf/50014/'" w:xpath="/ns0:NavWordReportXmlPart[1]/ns0:Occupant[1]/ns0:Name1_Occupant[1]" w:storeItemID="{E1AFFF29-3AA5-4C24-81FB-B566DE30977B}"/>
           <w:text/>
         </w:sdtPr>
         <w:sdtEndPr/>
@@ -141,22 +139,7 @@
           <w:lang w:val="en-US"/>
         </w:rPr>
         <w:tab/>
-      </w:r>
-      <w:proofErr w:type="spellStart"/>
-      <w:r>
-        <w:rPr>
-          <w:rFonts w:ascii="Arial" w:hAnsi="Arial" w:cs="Arial"/>
-          <w:lang w:val="en-US"/>
-        </w:rPr>
-        <w:t>Konto</w:t>
-      </w:r>
-      <w:proofErr w:type="spellEnd"/>
-      <w:r>
-        <w:rPr>
-          <w:rFonts w:ascii="Arial" w:hAnsi="Arial" w:cs="Arial"/>
-          <w:lang w:val="en-US"/>
-        </w:rPr>
-        <w:t>:</w:t>
+        <w:t>Konto:</w:t>
       </w:r>
       <w:r>
         <w:rPr>
@@ -172,17 +155,16 @@
             <w:lang w:val="en-US"/>
           </w:rPr>
           <w:alias w:val="#Nav: /Occupant/CustomerNo_Occupant"/>
-          <w:tag w:val="#Nav: SVA DemandNoticeProf/50620"/>
+          <w:tag w:val="#Nav: SVA DemandNoticeProf/50014"/>
           <w:id w:val="76176861"/>
           <w:placeholder>
             <w:docPart w:val="DefaultPlaceholder_-1854013440"/>
           </w:placeholder>
-          <w:dataBinding w:prefixMappings="xmlns:ns0='urn:microsoft-dynamics-nav/reports/SVA DemandNoticeProf/50620/'" w:xpath="/ns0:NavWordReportXmlPart[1]/ns0:Occupant[1]/ns0:CustomerNo_Occupant[1]" w:storeItemID="{4773B90E-6E8F-494A-8EEE-2EF46A60CA12}"/>
+          <w:dataBinding w:prefixMappings="xmlns:ns0='urn:microsoft-dynamics-nav/reports/SVA DemandNoticeProf/50014/'" w:xpath="/ns0:NavWordReportXmlPart[1]/ns0:Occupant[1]/ns0:CustomerNo_Occupant[1]" w:storeItemID="{E1AFFF29-3AA5-4C24-81FB-B566DE30977B}"/>
           <w:text/>
         </w:sdtPr>
         <w:sdtEndPr/>
         <w:sdtContent>
-          <w:proofErr w:type="spellStart"/>
           <w:r>
             <w:rPr>
               <w:rFonts w:ascii="Arial" w:hAnsi="Arial" w:cs="Arial"/>
@@ -190,7 +172,6 @@
             </w:rPr>
             <w:t>CustomerNo_Occupant</w:t>
           </w:r>
-          <w:proofErr w:type="spellEnd"/>
         </w:sdtContent>
       </w:sdt>
     </w:p>
@@ -213,12 +194,12 @@
             <w:lang w:val="en-US"/>
           </w:rPr>
           <w:alias w:val="#Nav: /Occupant/Name2_Occupant"/>
-          <w:tag w:val="#Nav: SVA DemandNoticeProf/50620"/>
+          <w:tag w:val="#Nav: SVA DemandNoticeProf/50014"/>
           <w:id w:val="2029528185"/>
           <w:placeholder>
             <w:docPart w:val="DefaultPlaceholder_-1854013440"/>
           </w:placeholder>
-          <w:dataBinding w:prefixMappings="xmlns:ns0='urn:microsoft-dynamics-nav/reports/SVA DemandNoticeProf/50620/'" w:xpath="/ns0:NavWordReportXmlPart[1]/ns0:Occupant[1]/ns0:Name2_Occupant[1]" w:storeItemID="{4773B90E-6E8F-494A-8EEE-2EF46A60CA12}"/>
+          <w:dataBinding w:prefixMappings="xmlns:ns0='urn:microsoft-dynamics-nav/reports/SVA DemandNoticeProf/50014/'" w:xpath="/ns0:NavWordReportXmlPart[1]/ns0:Occupant[1]/ns0:Name2_Occupant[1]" w:storeItemID="{E1AFFF29-3AA5-4C24-81FB-B566DE30977B}"/>
           <w:text/>
         </w:sdtPr>
         <w:sdtEndPr/>
@@ -238,16 +219,8 @@
           <w:lang w:val="en-US"/>
         </w:rPr>
         <w:tab/>
-      </w:r>
-      <w:proofErr w:type="spellStart"/>
-      <w:r>
-        <w:rPr>
-          <w:rFonts w:ascii="Arial" w:hAnsi="Arial" w:cs="Arial"/>
-          <w:lang w:val="en-US"/>
-        </w:rPr>
         <w:t>Lejemål</w:t>
       </w:r>
-      <w:proofErr w:type="spellEnd"/>
       <w:r>
         <w:rPr>
           <w:rFonts w:ascii="Arial" w:hAnsi="Arial" w:cs="Arial"/>
@@ -263,17 +236,16 @@
             <w:lang w:val="en-US"/>
           </w:rPr>
           <w:alias w:val="#Nav: /Occupant/TenancyNo_Occupant"/>
-          <w:tag w:val="#Nav: SVA DemandNoticeProf/50620"/>
+          <w:tag w:val="#Nav: SVA DemandNoticeProf/50014"/>
           <w:id w:val="-1164854151"/>
           <w:placeholder>
             <w:docPart w:val="DefaultPlaceholder_-1854013440"/>
           </w:placeholder>
-          <w:dataBinding w:prefixMappings="xmlns:ns0='urn:microsoft-dynamics-nav/reports/SVA DemandNoticeProf/50620/'" w:xpath="/ns0:NavWordReportXmlPart[1]/ns0:Occupant[1]/ns0:TenancyNo_Occupant[1]" w:storeItemID="{4773B90E-6E8F-494A-8EEE-2EF46A60CA12}"/>
+          <w:dataBinding w:prefixMappings="xmlns:ns0='urn:microsoft-dynamics-nav/reports/SVA DemandNoticeProf/50014/'" w:xpath="/ns0:NavWordReportXmlPart[1]/ns0:Occupant[1]/ns0:TenancyNo_Occupant[1]" w:storeItemID="{E1AFFF29-3AA5-4C24-81FB-B566DE30977B}"/>
           <w:text/>
         </w:sdtPr>
         <w:sdtEndPr/>
         <w:sdtContent>
-          <w:proofErr w:type="spellStart"/>
           <w:r>
             <w:rPr>
               <w:rFonts w:ascii="Arial" w:hAnsi="Arial" w:cs="Arial"/>
@@ -281,7 +253,6 @@
             </w:rPr>
             <w:t>TenancyNo_Occupant</w:t>
           </w:r>
-          <w:proofErr w:type="spellEnd"/>
         </w:sdtContent>
       </w:sdt>
     </w:p>
@@ -304,17 +275,16 @@
             <w:lang w:val="en-US"/>
           </w:rPr>
           <w:alias w:val="#Nav: /Occupant/Address_Occupant"/>
-          <w:tag w:val="#Nav: SVA DemandNoticeProf/50620"/>
+          <w:tag w:val="#Nav: SVA DemandNoticeProf/50014"/>
           <w:id w:val="-1775937166"/>
           <w:placeholder>
             <w:docPart w:val="DefaultPlaceholder_-1854013440"/>
           </w:placeholder>
-          <w:dataBinding w:prefixMappings="xmlns:ns0='urn:microsoft-dynamics-nav/reports/SVA DemandNoticeProf/50620/'" w:xpath="/ns0:NavWordReportXmlPart[1]/ns0:Occupant[1]/ns0:Address_Occupant[1]" w:storeItemID="{4773B90E-6E8F-494A-8EEE-2EF46A60CA12}"/>
+          <w:dataBinding w:prefixMappings="xmlns:ns0='urn:microsoft-dynamics-nav/reports/SVA DemandNoticeProf/50014/'" w:xpath="/ns0:NavWordReportXmlPart[1]/ns0:Occupant[1]/ns0:Address_Occupant[1]" w:storeItemID="{E1AFFF29-3AA5-4C24-81FB-B566DE30977B}"/>
           <w:text/>
         </w:sdtPr>
         <w:sdtEndPr/>
         <w:sdtContent>
-          <w:proofErr w:type="spellStart"/>
           <w:r>
             <w:rPr>
               <w:rFonts w:ascii="Arial" w:hAnsi="Arial" w:cs="Arial"/>
@@ -322,7 +292,6 @@
             </w:rPr>
             <w:t>Address_Occupant</w:t>
           </w:r>
-          <w:proofErr w:type="spellEnd"/>
         </w:sdtContent>
       </w:sdt>
       <w:r>
@@ -365,12 +334,12 @@
             <w:lang w:val="en-US"/>
           </w:rPr>
           <w:alias w:val="#Nav: /Occupant/Address2_Occupant"/>
-          <w:tag w:val="#Nav: SVA DemandNoticeProf/50620"/>
+          <w:tag w:val="#Nav: SVA DemandNoticeProf/50014"/>
           <w:id w:val="-999114147"/>
           <w:placeholder>
             <w:docPart w:val="DefaultPlaceholder_-1854013440"/>
           </w:placeholder>
-          <w:dataBinding w:prefixMappings="xmlns:ns0='urn:microsoft-dynamics-nav/reports/SVA DemandNoticeProf/50620/'" w:xpath="/ns0:NavWordReportXmlPart[1]/ns0:Occupant[1]/ns0:Address2_Occupant[1]" w:storeItemID="{4773B90E-6E8F-494A-8EEE-2EF46A60CA12}"/>
+          <w:dataBinding w:prefixMappings="xmlns:ns0='urn:microsoft-dynamics-nav/reports/SVA DemandNoticeProf/50014/'" w:xpath="/ns0:NavWordReportXmlPart[1]/ns0:Occupant[1]/ns0:Address2_Occupant[1]" w:storeItemID="{E1AFFF29-3AA5-4C24-81FB-B566DE30977B}"/>
           <w:text/>
         </w:sdtPr>
         <w:sdtEndPr/>
@@ -410,17 +379,16 @@
             <w:lang w:val="en-US"/>
           </w:rPr>
           <w:alias w:val="#Nav: /Occupant/PostCode_Occupant"/>
-          <w:tag w:val="#Nav: SVA DemandNoticeProf/50620"/>
+          <w:tag w:val="#Nav: SVA DemandNoticeProf/50014"/>
           <w:id w:val="-487091247"/>
           <w:placeholder>
             <w:docPart w:val="DefaultPlaceholder_-1854013440"/>
           </w:placeholder>
-          <w:dataBinding w:prefixMappings="xmlns:ns0='urn:microsoft-dynamics-nav/reports/SVA DemandNoticeProf/50620/'" w:xpath="/ns0:NavWordReportXmlPart[1]/ns0:Occupant[1]/ns0:PostCode_Occupant[1]" w:storeItemID="{4773B90E-6E8F-494A-8EEE-2EF46A60CA12}"/>
+          <w:dataBinding w:prefixMappings="xmlns:ns0='urn:microsoft-dynamics-nav/reports/SVA DemandNoticeProf/50014/'" w:xpath="/ns0:NavWordReportXmlPart[1]/ns0:Occupant[1]/ns0:PostCode_Occupant[1]" w:storeItemID="{E1AFFF29-3AA5-4C24-81FB-B566DE30977B}"/>
           <w:text/>
         </w:sdtPr>
         <w:sdtEndPr/>
         <w:sdtContent>
-          <w:proofErr w:type="spellStart"/>
           <w:r>
             <w:rPr>
               <w:rFonts w:ascii="Arial" w:hAnsi="Arial" w:cs="Arial"/>
@@ -428,7 +396,6 @@
             </w:rPr>
             <w:t>PostCode_Occupant</w:t>
           </w:r>
-          <w:proofErr w:type="spellEnd"/>
         </w:sdtContent>
       </w:sdt>
       <w:r>
@@ -445,17 +412,16 @@
             <w:lang w:val="en-US"/>
           </w:rPr>
           <w:alias w:val="#Nav: /Occupant/City_Occupant"/>
-          <w:tag w:val="#Nav: SVA DemandNoticeProf/50620"/>
+          <w:tag w:val="#Nav: SVA DemandNoticeProf/50014"/>
           <w:id w:val="243386261"/>
           <w:placeholder>
             <w:docPart w:val="DefaultPlaceholder_-1854013440"/>
           </w:placeholder>
-          <w:dataBinding w:prefixMappings="xmlns:ns0='urn:microsoft-dynamics-nav/reports/SVA DemandNoticeProf/50620/'" w:xpath="/ns0:NavWordReportXmlPart[1]/ns0:Occupant[1]/ns0:City_Occupant[1]" w:storeItemID="{4773B90E-6E8F-494A-8EEE-2EF46A60CA12}"/>
+          <w:dataBinding w:prefixMappings="xmlns:ns0='urn:microsoft-dynamics-nav/reports/SVA DemandNoticeProf/50014/'" w:xpath="/ns0:NavWordReportXmlPart[1]/ns0:Occupant[1]/ns0:City_Occupant[1]" w:storeItemID="{E1AFFF29-3AA5-4C24-81FB-B566DE30977B}"/>
           <w:text/>
         </w:sdtPr>
         <w:sdtEndPr/>
         <w:sdtContent>
-          <w:proofErr w:type="spellStart"/>
           <w:r>
             <w:rPr>
               <w:rFonts w:ascii="Arial" w:hAnsi="Arial" w:cs="Arial"/>
@@ -463,7 +429,6 @@
             </w:rPr>
             <w:t>City_Occupant</w:t>
           </w:r>
-          <w:proofErr w:type="spellEnd"/>
         </w:sdtContent>
       </w:sdt>
     </w:p>
@@ -503,41 +468,13 @@
           <w:lang w:val="en-US"/>
         </w:rPr>
       </w:pPr>
-      <w:proofErr w:type="spellStart"/>
       <w:r>
         <w:rPr>
           <w:rFonts w:ascii="Arial" w:hAnsi="Arial" w:cs="Arial"/>
           <w:u w:val="single"/>
           <w:lang w:val="en-US"/>
         </w:rPr>
-        <w:t>Vedr</w:t>
-      </w:r>
-      <w:proofErr w:type="spellEnd"/>
-      <w:r>
-        <w:rPr>
-          <w:rFonts w:ascii="Arial" w:hAnsi="Arial" w:cs="Arial"/>
-          <w:u w:val="single"/>
-          <w:lang w:val="en-US"/>
-        </w:rPr>
-        <w:t xml:space="preserve">.: </w:t>
-      </w:r>
-      <w:proofErr w:type="spellStart"/>
-      <w:r>
-        <w:rPr>
-          <w:rFonts w:ascii="Arial" w:hAnsi="Arial" w:cs="Arial"/>
-          <w:u w:val="single"/>
-          <w:lang w:val="en-US"/>
-        </w:rPr>
-        <w:t>Lejemål</w:t>
-      </w:r>
-      <w:proofErr w:type="spellEnd"/>
-      <w:r>
-        <w:rPr>
-          <w:rFonts w:ascii="Arial" w:hAnsi="Arial" w:cs="Arial"/>
-          <w:u w:val="single"/>
-          <w:lang w:val="en-US"/>
-        </w:rPr>
-        <w:t xml:space="preserve"> nr. </w:t>
+        <w:t xml:space="preserve">Vedr.: Lejemål nr. </w:t>
       </w:r>
       <w:sdt>
         <w:sdtPr>
@@ -547,17 +484,16 @@
             <w:lang w:val="en-US"/>
           </w:rPr>
           <w:alias w:val="#Nav: /Occupant/TenancyNo_Occupant"/>
-          <w:tag w:val="#Nav: SVA DemandNoticeProf/50620"/>
+          <w:tag w:val="#Nav: SVA DemandNoticeProf/50014"/>
           <w:id w:val="557363795"/>
           <w:placeholder>
             <w:docPart w:val="DefaultPlaceholder_-1854013440"/>
           </w:placeholder>
-          <w:dataBinding w:prefixMappings="xmlns:ns0='urn:microsoft-dynamics-nav/reports/SVA DemandNoticeProf/50620/'" w:xpath="/ns0:NavWordReportXmlPart[1]/ns0:Occupant[1]/ns0:TenancyNo_Occupant[1]" w:storeItemID="{4773B90E-6E8F-494A-8EEE-2EF46A60CA12}"/>
+          <w:dataBinding w:prefixMappings="xmlns:ns0='urn:microsoft-dynamics-nav/reports/SVA DemandNoticeProf/50014/'" w:xpath="/ns0:NavWordReportXmlPart[1]/ns0:Occupant[1]/ns0:TenancyNo_Occupant[1]" w:storeItemID="{E1AFFF29-3AA5-4C24-81FB-B566DE30977B}"/>
           <w:text/>
         </w:sdtPr>
         <w:sdtEndPr/>
         <w:sdtContent>
-          <w:proofErr w:type="spellStart"/>
           <w:r>
             <w:rPr>
               <w:rFonts w:ascii="Arial" w:hAnsi="Arial" w:cs="Arial"/>
@@ -566,7 +502,6 @@
             </w:rPr>
             <w:t>TenancyNo_Occupant</w:t>
           </w:r>
-          <w:proofErr w:type="spellEnd"/>
         </w:sdtContent>
       </w:sdt>
       <w:r>
@@ -593,12 +528,12 @@
             <w:lang w:val="en-US"/>
           </w:rPr>
           <w:alias w:val="#Nav: /Occupant/Tenancy/Address1_Tenancy"/>
-          <w:tag w:val="#Nav: SVA DemandNoticeProf/50620"/>
+          <w:tag w:val="#Nav: SVA DemandNoticeProf/50014"/>
           <w:id w:val="-332536867"/>
           <w:placeholder>
             <w:docPart w:val="DefaultPlaceholder_-1854013440"/>
           </w:placeholder>
-          <w:dataBinding w:prefixMappings="xmlns:ns0='urn:microsoft-dynamics-nav/reports/SVA DemandNoticeProf/50620/'" w:xpath="/ns0:NavWordReportXmlPart[1]/ns0:Occupant[1]/ns0:Tenancy[1]/ns0:Address1_Tenancy[1]" w:storeItemID="{4773B90E-6E8F-494A-8EEE-2EF46A60CA12}"/>
+          <w:dataBinding w:prefixMappings="xmlns:ns0='urn:microsoft-dynamics-nav/reports/SVA DemandNoticeProf/50014/'" w:xpath="/ns0:NavWordReportXmlPart[1]/ns0:Occupant[1]/ns0:Tenancy[1]/ns0:Address1_Tenancy[1]" w:storeItemID="{E1AFFF29-3AA5-4C24-81FB-B566DE30977B}"/>
           <w:text/>
         </w:sdtPr>
         <w:sdtEndPr/>
@@ -629,17 +564,16 @@
             <w:lang w:val="en-US"/>
           </w:rPr>
           <w:alias w:val="#Nav: /Occupant/Tenancy/PostCode_Tenancy"/>
-          <w:tag w:val="#Nav: SVA DemandNoticeProf/50620"/>
+          <w:tag w:val="#Nav: SVA DemandNoticeProf/50014"/>
           <w:id w:val="-824306"/>
           <w:placeholder>
             <w:docPart w:val="DefaultPlaceholder_-1854013440"/>
           </w:placeholder>
-          <w:dataBinding w:prefixMappings="xmlns:ns0='urn:microsoft-dynamics-nav/reports/SVA DemandNoticeProf/50620/'" w:xpath="/ns0:NavWordReportXmlPart[1]/ns0:Occupant[1]/ns0:Tenancy[1]/ns0:PostCode_Tenancy[1]" w:storeItemID="{4773B90E-6E8F-494A-8EEE-2EF46A60CA12}"/>
+          <w:dataBinding w:prefixMappings="xmlns:ns0='urn:microsoft-dynamics-nav/reports/SVA DemandNoticeProf/50014/'" w:xpath="/ns0:NavWordReportXmlPart[1]/ns0:Occupant[1]/ns0:Tenancy[1]/ns0:PostCode_Tenancy[1]" w:storeItemID="{E1AFFF29-3AA5-4C24-81FB-B566DE30977B}"/>
           <w:text/>
         </w:sdtPr>
         <w:sdtEndPr/>
         <w:sdtContent>
-          <w:proofErr w:type="spellStart"/>
           <w:r>
             <w:rPr>
               <w:rFonts w:ascii="Arial" w:hAnsi="Arial" w:cs="Arial"/>
@@ -648,7 +582,6 @@
             </w:rPr>
             <w:t>PostCode_Tenancy</w:t>
           </w:r>
-          <w:proofErr w:type="spellEnd"/>
         </w:sdtContent>
       </w:sdt>
       <w:r>
@@ -667,17 +600,16 @@
             <w:lang w:val="en-US"/>
           </w:rPr>
           <w:alias w:val="#Nav: /Occupant/Tenancy/City_Tenancy"/>
-          <w:tag w:val="#Nav: SVA DemandNoticeProf/50620"/>
+          <w:tag w:val="#Nav: SVA DemandNoticeProf/50014"/>
           <w:id w:val="-1056707292"/>
           <w:placeholder>
             <w:docPart w:val="DefaultPlaceholder_-1854013440"/>
           </w:placeholder>
-          <w:dataBinding w:prefixMappings="xmlns:ns0='urn:microsoft-dynamics-nav/reports/SVA DemandNoticeProf/50620/'" w:xpath="/ns0:NavWordReportXmlPart[1]/ns0:Occupant[1]/ns0:Tenancy[1]/ns0:City_Tenancy[1]" w:storeItemID="{4773B90E-6E8F-494A-8EEE-2EF46A60CA12}"/>
+          <w:dataBinding w:prefixMappings="xmlns:ns0='urn:microsoft-dynamics-nav/reports/SVA DemandNoticeProf/50014/'" w:xpath="/ns0:NavWordReportXmlPart[1]/ns0:Occupant[1]/ns0:Tenancy[1]/ns0:City_Tenancy[1]" w:storeItemID="{E1AFFF29-3AA5-4C24-81FB-B566DE30977B}"/>
           <w:text/>
         </w:sdtPr>
         <w:sdtEndPr/>
         <w:sdtContent>
-          <w:proofErr w:type="spellStart"/>
           <w:r>
             <w:rPr>
               <w:rFonts w:ascii="Arial" w:hAnsi="Arial" w:cs="Arial"/>
@@ -686,7 +618,6 @@
             </w:rPr>
             <w:t>City_Tenancy</w:t>
           </w:r>
-          <w:proofErr w:type="spellEnd"/>
         </w:sdtContent>
       </w:sdt>
     </w:p>
@@ -772,7 +703,6 @@
                 <w:szCs w:val="22"/>
               </w:rPr>
             </w:pPr>
-            <w:proofErr w:type="spellStart"/>
             <w:r>
               <w:rPr>
                 <w:sz w:val="22"/>
@@ -780,7 +710,6 @@
               </w:rPr>
               <w:t>Bilag</w:t>
             </w:r>
-            <w:proofErr w:type="spellEnd"/>
           </w:p>
         </w:tc>
         <w:tc>
@@ -796,7 +725,6 @@
                 <w:szCs w:val="22"/>
               </w:rPr>
             </w:pPr>
-            <w:proofErr w:type="spellStart"/>
             <w:r>
               <w:rPr>
                 <w:sz w:val="22"/>
@@ -804,7 +732,6 @@
               </w:rPr>
               <w:t>Tekst</w:t>
             </w:r>
-            <w:proofErr w:type="spellEnd"/>
           </w:p>
         </w:tc>
         <w:tc>
@@ -821,7 +748,6 @@
                 <w:szCs w:val="22"/>
               </w:rPr>
             </w:pPr>
-            <w:proofErr w:type="spellStart"/>
             <w:r>
               <w:rPr>
                 <w:sz w:val="22"/>
@@ -829,7 +755,6 @@
               </w:rPr>
               <w:t>Forfaldsdato</w:t>
             </w:r>
-            <w:proofErr w:type="spellEnd"/>
           </w:p>
         </w:tc>
         <w:tc>
@@ -847,21 +772,12 @@
                 <w:szCs w:val="22"/>
               </w:rPr>
             </w:pPr>
-            <w:proofErr w:type="spellStart"/>
             <w:r>
               <w:rPr>
                 <w:sz w:val="22"/>
                 <w:szCs w:val="22"/>
               </w:rPr>
-              <w:t>Beløb</w:t>
-            </w:r>
-            <w:proofErr w:type="spellEnd"/>
-            <w:r>
-              <w:rPr>
-                <w:sz w:val="22"/>
-                <w:szCs w:val="22"/>
-              </w:rPr>
-              <w:t xml:space="preserve"> DKK</w:t>
+              <w:t>Beløb DKK</w:t>
             </w:r>
           </w:p>
         </w:tc>
@@ -882,31 +798,13 @@
                 <w:szCs w:val="22"/>
               </w:rPr>
             </w:pPr>
-            <w:proofErr w:type="spellStart"/>
             <w:r>
               <w:rPr>
                 <w:sz w:val="22"/>
                 <w:szCs w:val="22"/>
               </w:rPr>
-              <w:t>Forfaldent</w:t>
+              <w:t>Forfaldent beløb</w:t>
             </w:r>
-            <w:proofErr w:type="spellEnd"/>
-            <w:r>
-              <w:rPr>
-                <w:sz w:val="22"/>
-                <w:szCs w:val="22"/>
-              </w:rPr>
-              <w:t xml:space="preserve"> </w:t>
-            </w:r>
-            <w:proofErr w:type="spellStart"/>
-            <w:r>
-              <w:rPr>
-                <w:sz w:val="22"/>
-                <w:szCs w:val="22"/>
-              </w:rPr>
-              <w:t>beløb</w:t>
-            </w:r>
-            <w:proofErr w:type="spellEnd"/>
           </w:p>
         </w:tc>
       </w:tr>
@@ -916,9 +814,9 @@
             <w:lang w:val="da-DK"/>
           </w:rPr>
           <w:alias w:val="#Nav: /Occupant/Sales_Invoice_Header"/>
-          <w:tag w:val="#Nav: SVA DemandNoticeProf/50620"/>
+          <w:tag w:val="#Nav: SVA DemandNoticeProf/50014"/>
           <w:id w:val="-1795512018"/>
-          <w15:dataBinding w:prefixMappings="xmlns:ns0='urn:microsoft-dynamics-nav/reports/SVA DemandNoticeProf/50620/'" w:xpath="/ns0:NavWordReportXmlPart[1]/ns0:Occupant[1]/ns0:Sales_Invoice_Header" w:storeItemID="{4773B90E-6E8F-494A-8EEE-2EF46A60CA12}"/>
+          <w15:dataBinding w:prefixMappings="xmlns:ns0='urn:microsoft-dynamics-nav/reports/SVA DemandNoticeProf/50014/'" w:xpath="/ns0:NavWordReportXmlPart[1]/ns0:Occupant[1]/ns0:Sales_Invoice_Header" w:storeItemID="{E1AFFF29-3AA5-4C24-81FB-B566DE30977B}"/>
           <w15:repeatingSection/>
         </w:sdtPr>
         <w:sdtEndPr/>
@@ -946,12 +844,12 @@
                       <w:lang w:val="da-DK"/>
                     </w:rPr>
                     <w:alias w:val="#Nav: /Occupant/Sales_Invoice_Header/PostingDate_SalesInvoiceHeader"/>
-                    <w:tag w:val="#Nav: SVA DemandNoticeProf/50620"/>
+                    <w:tag w:val="#Nav: SVA DemandNoticeProf/50014"/>
                     <w:id w:val="2006863028"/>
                     <w:placeholder>
                       <w:docPart w:val="DefaultPlaceholder_-1854013440"/>
                     </w:placeholder>
-                    <w:dataBinding w:prefixMappings="xmlns:ns0='urn:microsoft-dynamics-nav/reports/SVA DemandNoticeProf/50620/'" w:xpath="/ns0:NavWordReportXmlPart[1]/ns0:Occupant[1]/ns0:Sales_Invoice_Header[1]/ns0:PostingDate_SalesInvoiceHeader[1]" w:storeItemID="{4773B90E-6E8F-494A-8EEE-2EF46A60CA12}"/>
+                    <w:dataBinding w:prefixMappings="xmlns:ns0='urn:microsoft-dynamics-nav/reports/SVA DemandNoticeProf/50014/'" w:xpath="/ns0:NavWordReportXmlPart[1]/ns0:Occupant[1]/ns0:Sales_Invoice_Header[1]/ns0:PostingDate_SalesInvoiceHeader[1]" w:storeItemID="{E1AFFF29-3AA5-4C24-81FB-B566DE30977B}"/>
                     <w:text/>
                   </w:sdtPr>
                   <w:sdtEndPr/>
@@ -967,14 +865,12 @@
                             <w:lang w:val="da-DK"/>
                           </w:rPr>
                         </w:pPr>
-                        <w:proofErr w:type="spellStart"/>
                         <w:r>
                           <w:rPr>
                             <w:lang w:val="da-DK"/>
                           </w:rPr>
                           <w:t>PostingDate_SalesInvoiceHeader</w:t>
                         </w:r>
-                        <w:proofErr w:type="spellEnd"/>
                       </w:p>
                     </w:tc>
                   </w:sdtContent>
@@ -985,12 +881,12 @@
                       <w:lang w:val="da-DK"/>
                     </w:rPr>
                     <w:alias w:val="#Nav: /Occupant/Sales_Invoice_Header/No_SalesInvoiceHeader"/>
-                    <w:tag w:val="#Nav: SVA DemandNoticeProf/50620"/>
+                    <w:tag w:val="#Nav: SVA DemandNoticeProf/50014"/>
                     <w:id w:val="-62955165"/>
                     <w:placeholder>
                       <w:docPart w:val="DefaultPlaceholder_-1854013440"/>
                     </w:placeholder>
-                    <w:dataBinding w:prefixMappings="xmlns:ns0='urn:microsoft-dynamics-nav/reports/SVA DemandNoticeProf/50620/'" w:xpath="/ns0:NavWordReportXmlPart[1]/ns0:Occupant[1]/ns0:Sales_Invoice_Header[1]/ns0:No_SalesInvoiceHeader[1]" w:storeItemID="{4773B90E-6E8F-494A-8EEE-2EF46A60CA12}"/>
+                    <w:dataBinding w:prefixMappings="xmlns:ns0='urn:microsoft-dynamics-nav/reports/SVA DemandNoticeProf/50014/'" w:xpath="/ns0:NavWordReportXmlPart[1]/ns0:Occupant[1]/ns0:Sales_Invoice_Header[1]/ns0:No_SalesInvoiceHeader[1]" w:storeItemID="{E1AFFF29-3AA5-4C24-81FB-B566DE30977B}"/>
                     <w:text/>
                   </w:sdtPr>
                   <w:sdtEndPr/>
@@ -1006,14 +902,12 @@
                             <w:lang w:val="da-DK"/>
                           </w:rPr>
                         </w:pPr>
-                        <w:proofErr w:type="spellStart"/>
                         <w:r>
                           <w:rPr>
                             <w:lang w:val="da-DK"/>
                           </w:rPr>
                           <w:t>No_SalesInvoiceHeader</w:t>
                         </w:r>
-                        <w:proofErr w:type="spellEnd"/>
                       </w:p>
                     </w:tc>
                   </w:sdtContent>
@@ -1024,12 +918,12 @@
                       <w:lang w:val="da-DK"/>
                     </w:rPr>
                     <w:alias w:val="#Nav: /Occupant/Sales_Invoice_Header/PostingDescr"/>
-                    <w:tag w:val="#Nav: SVA DemandNoticeProf/50620"/>
+                    <w:tag w:val="#Nav: SVA DemandNoticeProf/50014"/>
                     <w:id w:val="1541629590"/>
                     <w:placeholder>
                       <w:docPart w:val="DefaultPlaceholder_-1854013440"/>
                     </w:placeholder>
-                    <w:dataBinding w:prefixMappings="xmlns:ns0='urn:microsoft-dynamics-nav/reports/SVA DemandNoticeProf/50620/'" w:xpath="/ns0:NavWordReportXmlPart[1]/ns0:Occupant[1]/ns0:Sales_Invoice_Header[1]/ns0:PostingDescr[1]" w:storeItemID="{4773B90E-6E8F-494A-8EEE-2EF46A60CA12}"/>
+                    <w:dataBinding w:prefixMappings="xmlns:ns0='urn:microsoft-dynamics-nav/reports/SVA DemandNoticeProf/50014/'" w:xpath="/ns0:NavWordReportXmlPart[1]/ns0:Occupant[1]/ns0:Sales_Invoice_Header[1]/ns0:PostingDescr[1]" w:storeItemID="{E1AFFF29-3AA5-4C24-81FB-B566DE30977B}"/>
                     <w:text/>
                   </w:sdtPr>
                   <w:sdtEndPr/>
@@ -1045,14 +939,12 @@
                             <w:lang w:val="da-DK"/>
                           </w:rPr>
                         </w:pPr>
-                        <w:proofErr w:type="spellStart"/>
                         <w:r>
                           <w:rPr>
                             <w:lang w:val="da-DK"/>
                           </w:rPr>
                           <w:t>PostingDescr</w:t>
                         </w:r>
-                        <w:proofErr w:type="spellEnd"/>
                       </w:p>
                     </w:tc>
                   </w:sdtContent>
@@ -1063,12 +955,12 @@
                       <w:lang w:val="da-DK"/>
                     </w:rPr>
                     <w:alias w:val="#Nav: /Occupant/Sales_Invoice_Header/DueDate_SalesInvoiceHeader"/>
-                    <w:tag w:val="#Nav: SVA DemandNoticeProf/50620"/>
+                    <w:tag w:val="#Nav: SVA DemandNoticeProf/50014"/>
                     <w:id w:val="-405767483"/>
                     <w:placeholder>
                       <w:docPart w:val="DefaultPlaceholder_-1854013440"/>
                     </w:placeholder>
-                    <w:dataBinding w:prefixMappings="xmlns:ns0='urn:microsoft-dynamics-nav/reports/SVA DemandNoticeProf/50620/'" w:xpath="/ns0:NavWordReportXmlPart[1]/ns0:Occupant[1]/ns0:Sales_Invoice_Header[1]/ns0:DueDate_SalesInvoiceHeader[1]" w:storeItemID="{4773B90E-6E8F-494A-8EEE-2EF46A60CA12}"/>
+                    <w:dataBinding w:prefixMappings="xmlns:ns0='urn:microsoft-dynamics-nav/reports/SVA DemandNoticeProf/50014/'" w:xpath="/ns0:NavWordReportXmlPart[1]/ns0:Occupant[1]/ns0:Sales_Invoice_Header[1]/ns0:DueDate_SalesInvoiceHeader[1]" w:storeItemID="{E1AFFF29-3AA5-4C24-81FB-B566DE30977B}"/>
                     <w:text/>
                   </w:sdtPr>
                   <w:sdtEndPr/>
@@ -1084,14 +976,12 @@
                             <w:lang w:val="da-DK"/>
                           </w:rPr>
                         </w:pPr>
-                        <w:proofErr w:type="spellStart"/>
                         <w:r>
                           <w:rPr>
                             <w:lang w:val="da-DK"/>
                           </w:rPr>
                           <w:t>DueDate_SalesInvoiceHeader</w:t>
                         </w:r>
-                        <w:proofErr w:type="spellEnd"/>
                       </w:p>
                     </w:tc>
                   </w:sdtContent>
@@ -1102,12 +992,12 @@
                       <w:lang w:val="da-DK"/>
                     </w:rPr>
                     <w:alias w:val="#Nav: /Occupant/Sales_Invoice_Header/AmountIncludingVAT_SalesInvoiceHeader"/>
-                    <w:tag w:val="#Nav: SVA DemandNoticeProf/50620"/>
+                    <w:tag w:val="#Nav: SVA DemandNoticeProf/50014"/>
                     <w:id w:val="839964122"/>
                     <w:placeholder>
                       <w:docPart w:val="DefaultPlaceholder_-1854013440"/>
                     </w:placeholder>
-                    <w:dataBinding w:prefixMappings="xmlns:ns0='urn:microsoft-dynamics-nav/reports/SVA DemandNoticeProf/50620/'" w:xpath="/ns0:NavWordReportXmlPart[1]/ns0:Occupant[1]/ns0:Sales_Invoice_Header[1]/ns0:AmountIncludingVAT_SalesInvoiceHeader[1]" w:storeItemID="{4773B90E-6E8F-494A-8EEE-2EF46A60CA12}"/>
+                    <w:dataBinding w:prefixMappings="xmlns:ns0='urn:microsoft-dynamics-nav/reports/SVA DemandNoticeProf/50014/'" w:xpath="/ns0:NavWordReportXmlPart[1]/ns0:Occupant[1]/ns0:Sales_Invoice_Header[1]/ns0:AmountIncludingVAT_SalesInvoiceHeader[1]" w:storeItemID="{E1AFFF29-3AA5-4C24-81FB-B566DE30977B}"/>
                     <w:text/>
                   </w:sdtPr>
                   <w:sdtEndPr/>
@@ -1124,14 +1014,12 @@
                             <w:lang w:val="da-DK"/>
                           </w:rPr>
                         </w:pPr>
-                        <w:proofErr w:type="spellStart"/>
                         <w:r>
                           <w:rPr>
                             <w:lang w:val="da-DK"/>
                           </w:rPr>
                           <w:t>AmountIncludingVAT_SalesInvoiceHeader</w:t>
                         </w:r>
-                        <w:proofErr w:type="spellEnd"/>
                       </w:p>
                     </w:tc>
                   </w:sdtContent>
@@ -1142,12 +1030,12 @@
                       <w:lang w:val="da-DK"/>
                     </w:rPr>
                     <w:alias w:val="#Nav: /Occupant/Sales_Invoice_Header/RemainingAmount_SalesInvoiceHeader"/>
-                    <w:tag w:val="#Nav: SVA DemandNoticeProf/50620"/>
+                    <w:tag w:val="#Nav: SVA DemandNoticeProf/50014"/>
                     <w:id w:val="2019880975"/>
                     <w:placeholder>
                       <w:docPart w:val="DefaultPlaceholder_-1854013440"/>
                     </w:placeholder>
-                    <w:dataBinding w:prefixMappings="xmlns:ns0='urn:microsoft-dynamics-nav/reports/SVA DemandNoticeProf/50620/'" w:xpath="/ns0:NavWordReportXmlPart[1]/ns0:Occupant[1]/ns0:Sales_Invoice_Header[1]/ns0:RemainingAmount_SalesInvoiceHeader[1]" w:storeItemID="{4773B90E-6E8F-494A-8EEE-2EF46A60CA12}"/>
+                    <w:dataBinding w:prefixMappings="xmlns:ns0='urn:microsoft-dynamics-nav/reports/SVA DemandNoticeProf/50014/'" w:xpath="/ns0:NavWordReportXmlPart[1]/ns0:Occupant[1]/ns0:Sales_Invoice_Header[1]/ns0:RemainingAmount_SalesInvoiceHeader[1]" w:storeItemID="{E1AFFF29-3AA5-4C24-81FB-B566DE30977B}"/>
                     <w:text/>
                   </w:sdtPr>
                   <w:sdtEndPr/>
@@ -1166,14 +1054,12 @@
                             <w:lang w:val="da-DK"/>
                           </w:rPr>
                         </w:pPr>
-                        <w:proofErr w:type="spellStart"/>
                         <w:r>
                           <w:rPr>
                             <w:lang w:val="da-DK"/>
                           </w:rPr>
                           <w:t>RemainingAmount_SalesInvoiceHeader</w:t>
                         </w:r>
-                        <w:proofErr w:type="spellEnd"/>
                       </w:p>
                     </w:tc>
                   </w:sdtContent>
@@ -1416,16 +1302,8 @@
               <w:rPr>
                 <w:b/>
               </w:rPr>
-              <w:t xml:space="preserve">I alt </w:t>
+              <w:t>I alt forfaldent</w:t>
             </w:r>
-            <w:proofErr w:type="spellStart"/>
-            <w:r>
-              <w:rPr>
-                <w:b/>
-              </w:rPr>
-              <w:t>forfaldent</w:t>
-            </w:r>
-            <w:proofErr w:type="spellEnd"/>
           </w:p>
         </w:tc>
         <w:sdt>
@@ -1434,12 +1312,12 @@
               <w:b/>
             </w:rPr>
             <w:alias w:val="#Nav: /Company_information/InvoicesAmount"/>
-            <w:tag w:val="#Nav: SVA DemandNoticeProf/50620"/>
+            <w:tag w:val="#Nav: SVA DemandNoticeProf/50014"/>
             <w:id w:val="1652787135"/>
             <w:placeholder>
               <w:docPart w:val="DefaultPlaceholder_-1854013440"/>
             </w:placeholder>
-            <w:dataBinding w:prefixMappings="xmlns:ns0='urn:microsoft-dynamics-nav/reports/SVA DemandNoticeProf/50620/'" w:xpath="/ns0:NavWordReportXmlPart[1]/ns0:Company_information[1]/ns0:InvoicesAmount[1]" w:storeItemID="{4773B90E-6E8F-494A-8EEE-2EF46A60CA12}"/>
+            <w:dataBinding w:prefixMappings="xmlns:ns0='urn:microsoft-dynamics-nav/reports/SVA DemandNoticeProf/50014/'" w:xpath="/ns0:NavWordReportXmlPart[1]/ns0:Company_information[1]/ns0:InvoicesAmount[1]" w:storeItemID="{E1AFFF29-3AA5-4C24-81FB-B566DE30977B}"/>
             <w:text/>
           </w:sdtPr>
           <w:sdtEndPr/>
@@ -1460,14 +1338,12 @@
                     <w:b/>
                   </w:rPr>
                 </w:pPr>
-                <w:proofErr w:type="spellStart"/>
                 <w:r>
                   <w:rPr>
                     <w:b/>
                   </w:rPr>
                   <w:t>InvoicesAmount</w:t>
                 </w:r>
-                <w:proofErr w:type="spellEnd"/>
               </w:p>
             </w:tc>
           </w:sdtContent>
@@ -1519,14 +1395,12 @@
                 <w:b/>
               </w:rPr>
             </w:pPr>
-            <w:proofErr w:type="spellStart"/>
             <w:r>
               <w:rPr>
                 <w:b/>
               </w:rPr>
               <w:t>Påkravsgebyr</w:t>
             </w:r>
-            <w:proofErr w:type="spellEnd"/>
           </w:p>
         </w:tc>
         <w:sdt>
@@ -1534,14 +1408,14 @@
             <w:rPr>
               <w:b/>
             </w:rPr>
+            <w:alias w:val="#Nav: /Occupant/Parameters/ReminderFeeProf"/>
+            <w:tag w:val="#Nav: SVA DemandNoticeProf/50014"/>
             <w:id w:val="-1363435859"/>
             <w:placeholder>
               <w:docPart w:val="DefaultPlaceholder_-1854013440"/>
             </w:placeholder>
-            <w:dataBinding w:prefixMappings="xmlns:ns0='urn:microsoft-dynamics-nav/reports/SVA DemandNoticeProf/50620/'" w:xpath="/ns0:NavWordReportXmlPart[1]/ns0:Occupant[1]/ns0:Parameters[1]/ns0:ReminderFeeProf[1]" w:storeItemID="{4773B90E-6E8F-494A-8EEE-2EF46A60CA12}"/>
+            <w:dataBinding w:prefixMappings="xmlns:ns0='urn:microsoft-dynamics-nav/reports/SVA DemandNoticeProf/50014/'" w:xpath="/ns0:NavWordReportXmlPart[1]/ns0:Occupant[1]/ns0:Parameters[1]/ns0:ReminderFeeProf[1]" w:storeItemID="{E1AFFF29-3AA5-4C24-81FB-B566DE30977B}"/>
             <w:text/>
-            <w:alias w:val="#Nav: /Occupant/Parameters/ReminderFeeProf"/>
-            <w:tag w:val="#Nav: SVA DemandNoticeProf/50620"/>
           </w:sdtPr>
           <w:sdtEndPr/>
           <w:sdtContent>
@@ -1561,14 +1435,12 @@
                     <w:b/>
                   </w:rPr>
                 </w:pPr>
-                <w:proofErr w:type="spellStart"/>
                 <w:r>
                   <w:rPr>
                     <w:b/>
                   </w:rPr>
                   <w:t>ReminderFeeProf</w:t>
                 </w:r>
-                <w:proofErr w:type="spellEnd"/>
               </w:p>
             </w:tc>
           </w:sdtContent>
@@ -1634,12 +1506,12 @@
               <w:b/>
             </w:rPr>
             <w:alias w:val="#Nav: /Company_information/TotalAmount"/>
-            <w:tag w:val="#Nav: SVA DemandNoticeProf/50620"/>
+            <w:tag w:val="#Nav: SVA DemandNoticeProf/50014"/>
             <w:id w:val="-184057772"/>
             <w:placeholder>
               <w:docPart w:val="DefaultPlaceholder_-1854013440"/>
             </w:placeholder>
-            <w:dataBinding w:prefixMappings="xmlns:ns0='urn:microsoft-dynamics-nav/reports/SVA DemandNoticeProf/50620/'" w:xpath="/ns0:NavWordReportXmlPart[1]/ns0:Company_information[1]/ns0:TotalAmount[1]" w:storeItemID="{4773B90E-6E8F-494A-8EEE-2EF46A60CA12}"/>
+            <w:dataBinding w:prefixMappings="xmlns:ns0='urn:microsoft-dynamics-nav/reports/SVA DemandNoticeProf/50014/'" w:xpath="/ns0:NavWordReportXmlPart[1]/ns0:Company_information[1]/ns0:TotalAmount[1]" w:storeItemID="{E1AFFF29-3AA5-4C24-81FB-B566DE30977B}"/>
             <w:text/>
           </w:sdtPr>
           <w:sdtEndPr/>
@@ -1660,14 +1532,12 @@
                     <w:b/>
                   </w:rPr>
                 </w:pPr>
-                <w:proofErr w:type="spellStart"/>
                 <w:r>
                   <w:rPr>
                     <w:b/>
                   </w:rPr>
                   <w:t>TotalAmount</w:t>
                 </w:r>
-                <w:proofErr w:type="spellEnd"/>
               </w:p>
             </w:tc>
           </w:sdtContent>
@@ -1782,7 +1652,6 @@
                 <w:lang w:val="en-US"/>
               </w:rPr>
             </w:pPr>
-            <w:proofErr w:type="spellStart"/>
             <w:r>
               <w:rPr>
                 <w:rFonts w:cs="Arial"/>
@@ -1791,7 +1660,6 @@
               </w:rPr>
               <w:t>Bilag</w:t>
             </w:r>
-            <w:proofErr w:type="spellEnd"/>
           </w:p>
         </w:tc>
         <w:tc>
@@ -1815,7 +1683,6 @@
                 <w:lang w:val="en-US"/>
               </w:rPr>
             </w:pPr>
-            <w:proofErr w:type="spellStart"/>
             <w:r>
               <w:rPr>
                 <w:rFonts w:cs="Arial"/>
@@ -1824,7 +1691,6 @@
               </w:rPr>
               <w:t>Beskrivelse</w:t>
             </w:r>
-            <w:proofErr w:type="spellEnd"/>
           </w:p>
         </w:tc>
         <w:tc>
@@ -1849,23 +1715,13 @@
                 <w:lang w:val="en-US"/>
               </w:rPr>
             </w:pPr>
-            <w:proofErr w:type="spellStart"/>
             <w:r>
               <w:rPr>
                 <w:rFonts w:cs="Arial"/>
                 <w:b/>
                 <w:lang w:val="en-US"/>
               </w:rPr>
-              <w:t>Beløb</w:t>
-            </w:r>
-            <w:proofErr w:type="spellEnd"/>
-            <w:r>
-              <w:rPr>
-                <w:rFonts w:cs="Arial"/>
-                <w:b/>
-                <w:lang w:val="en-US"/>
-              </w:rPr>
-              <w:t xml:space="preserve"> DKK</w:t>
+              <w:t>Beløb DKK</w:t>
             </w:r>
           </w:p>
         </w:tc>
@@ -1878,9 +1734,9 @@
             <w:lang w:val="en-US"/>
           </w:rPr>
           <w:alias w:val="#Nav: /Occupant/Sales_Invoice_Header/Sales_Invoice_Line"/>
-          <w:tag w:val="#Nav: SVA DemandNoticeProf/50620"/>
+          <w:tag w:val="#Nav: SVA DemandNoticeProf/50014"/>
           <w:id w:val="1670067090"/>
-          <w15:dataBinding w:prefixMappings="xmlns:ns0='urn:microsoft-dynamics-nav/reports/SVA DemandNoticeProf/50620/'" w:xpath="/ns0:NavWordReportXmlPart[1]/ns0:Occupant[1]/ns0:Sales_Invoice_Header[1]/ns0:Sales_Invoice_Line" w:storeItemID="{4773B90E-6E8F-494A-8EEE-2EF46A60CA12}"/>
+          <w15:dataBinding w:prefixMappings="xmlns:ns0='urn:microsoft-dynamics-nav/reports/SVA DemandNoticeProf/50014/'" w:xpath="/ns0:NavWordReportXmlPart[1]/ns0:Occupant[1]/ns0:Sales_Invoice_Header[1]/ns0:Sales_Invoice_Line" w:storeItemID="{E1AFFF29-3AA5-4C24-81FB-B566DE30977B}"/>
           <w15:repeatingSection/>
         </w:sdtPr>
         <w:sdtEndPr/>
@@ -1909,12 +1765,12 @@
                       <w:lang w:val="en-US"/>
                     </w:rPr>
                     <w:alias w:val="#Nav: /Occupant/Sales_Invoice_Header/Sales_Invoice_Line/DocumentNo_SalesInvoiceLine"/>
-                    <w:tag w:val="#Nav: SVA DemandNoticeProf/50620"/>
+                    <w:tag w:val="#Nav: SVA DemandNoticeProf/50014"/>
                     <w:id w:val="-1176341959"/>
                     <w:placeholder>
                       <w:docPart w:val="DefaultPlaceholder_-1854013440"/>
                     </w:placeholder>
-                    <w:dataBinding w:prefixMappings="xmlns:ns0='urn:microsoft-dynamics-nav/reports/SVA DemandNoticeProf/50620/'" w:xpath="/ns0:NavWordReportXmlPart[1]/ns0:Occupant[1]/ns0:Sales_Invoice_Header[1]/ns0:Sales_Invoice_Line[1]/ns0:DocumentNo_SalesInvoiceLine[1]" w:storeItemID="{4773B90E-6E8F-494A-8EEE-2EF46A60CA12}"/>
+                    <w:dataBinding w:prefixMappings="xmlns:ns0='urn:microsoft-dynamics-nav/reports/SVA DemandNoticeProf/50014/'" w:xpath="/ns0:NavWordReportXmlPart[1]/ns0:Occupant[1]/ns0:Sales_Invoice_Header[1]/ns0:Sales_Invoice_Line[1]/ns0:DocumentNo_SalesInvoiceLine[1]" w:storeItemID="{E1AFFF29-3AA5-4C24-81FB-B566DE30977B}"/>
                     <w:text/>
                   </w:sdtPr>
                   <w:sdtEndPr/>
@@ -1931,7 +1787,6 @@
                             <w:lang w:val="en-US"/>
                           </w:rPr>
                         </w:pPr>
-                        <w:proofErr w:type="spellStart"/>
                         <w:r>
                           <w:rPr>
                             <w:rFonts w:cs="Arial"/>
@@ -1940,7 +1795,6 @@
                           </w:rPr>
                           <w:t>DocumentNo_SalesInvoiceLine</w:t>
                         </w:r>
-                        <w:proofErr w:type="spellEnd"/>
                       </w:p>
                     </w:tc>
                   </w:sdtContent>
@@ -1953,12 +1807,12 @@
                       <w:lang w:val="en-US"/>
                     </w:rPr>
                     <w:alias w:val="#Nav: /Occupant/Sales_Invoice_Header/Sales_Invoice_Line/Description_SalesInvoiceLine"/>
-                    <w:tag w:val="#Nav: SVA DemandNoticeProf/50620"/>
+                    <w:tag w:val="#Nav: SVA DemandNoticeProf/50014"/>
                     <w:id w:val="1594424638"/>
                     <w:placeholder>
                       <w:docPart w:val="DefaultPlaceholder_-1854013440"/>
                     </w:placeholder>
-                    <w:dataBinding w:prefixMappings="xmlns:ns0='urn:microsoft-dynamics-nav/reports/SVA DemandNoticeProf/50620/'" w:xpath="/ns0:NavWordReportXmlPart[1]/ns0:Occupant[1]/ns0:Sales_Invoice_Header[1]/ns0:Sales_Invoice_Line[1]/ns0:Description_SalesInvoiceLine[1]" w:storeItemID="{4773B90E-6E8F-494A-8EEE-2EF46A60CA12}"/>
+                    <w:dataBinding w:prefixMappings="xmlns:ns0='urn:microsoft-dynamics-nav/reports/SVA DemandNoticeProf/50014/'" w:xpath="/ns0:NavWordReportXmlPart[1]/ns0:Occupant[1]/ns0:Sales_Invoice_Header[1]/ns0:Sales_Invoice_Line[1]/ns0:Description_SalesInvoiceLine[1]" w:storeItemID="{E1AFFF29-3AA5-4C24-81FB-B566DE30977B}"/>
                     <w:text/>
                   </w:sdtPr>
                   <w:sdtEndPr/>
@@ -1975,7 +1829,6 @@
                             <w:lang w:val="en-US"/>
                           </w:rPr>
                         </w:pPr>
-                        <w:proofErr w:type="spellStart"/>
                         <w:r>
                           <w:rPr>
                             <w:rFonts w:cs="Arial"/>
@@ -1984,7 +1837,6 @@
                           </w:rPr>
                           <w:t>Description_SalesInvoiceLine</w:t>
                         </w:r>
-                        <w:proofErr w:type="spellEnd"/>
                       </w:p>
                     </w:tc>
                   </w:sdtContent>
@@ -1997,12 +1849,12 @@
                       <w:lang w:val="en-US"/>
                     </w:rPr>
                     <w:alias w:val="#Nav: /Occupant/Sales_Invoice_Header/Sales_Invoice_Line/AmountIncludingVAT_SalesInvoiceLine"/>
-                    <w:tag w:val="#Nav: SVA DemandNoticeProf/50620"/>
+                    <w:tag w:val="#Nav: SVA DemandNoticeProf/50014"/>
                     <w:id w:val="-1802767573"/>
                     <w:placeholder>
                       <w:docPart w:val="DefaultPlaceholder_-1854013440"/>
                     </w:placeholder>
-                    <w:dataBinding w:prefixMappings="xmlns:ns0='urn:microsoft-dynamics-nav/reports/SVA DemandNoticeProf/50620/'" w:xpath="/ns0:NavWordReportXmlPart[1]/ns0:Occupant[1]/ns0:Sales_Invoice_Header[1]/ns0:Sales_Invoice_Line[1]/ns0:AmountIncludingVAT_SalesInvoiceLine[1]" w:storeItemID="{4773B90E-6E8F-494A-8EEE-2EF46A60CA12}"/>
+                    <w:dataBinding w:prefixMappings="xmlns:ns0='urn:microsoft-dynamics-nav/reports/SVA DemandNoticeProf/50014/'" w:xpath="/ns0:NavWordReportXmlPart[1]/ns0:Occupant[1]/ns0:Sales_Invoice_Header[1]/ns0:Sales_Invoice_Line[1]/ns0:AmountIncludingVAT_SalesInvoiceLine[1]" w:storeItemID="{E1AFFF29-3AA5-4C24-81FB-B566DE30977B}"/>
                     <w:text/>
                   </w:sdtPr>
                   <w:sdtEndPr/>
@@ -2107,35 +1959,26 @@
         <w:rPr>
           <w:rFonts w:ascii="Arial" w:hAnsi="Arial" w:eastAsia="Times New Roman" w:cs="Arial"/>
         </w:rPr>
-        <w:t xml:space="preserve">Leje, </w:t>
-      </w:r>
-      <w:proofErr w:type="gramStart"/>
+        <w:t>Leje, a conto beløb</w:t>
+      </w:r>
       <w:r>
         <w:rPr>
           <w:rFonts w:ascii="Arial" w:hAnsi="Arial" w:eastAsia="Times New Roman" w:cs="Arial"/>
         </w:rPr>
-        <w:t>a conto beløb</w:t>
-      </w:r>
-      <w:proofErr w:type="gramEnd"/>
+        <w:t>, påkravsgebyr</w:t>
+      </w:r>
       <w:r>
         <w:rPr>
           <w:rFonts w:ascii="Arial" w:hAnsi="Arial" w:eastAsia="Times New Roman" w:cs="Arial"/>
         </w:rPr>
-        <w:t>, påkravsgebyr</w:t>
+        <w:t xml:space="preserve"> og andre pligtige pengeydelser</w:t>
       </w:r>
       <w:r>
         <w:rPr>
           <w:rFonts w:ascii="Arial" w:hAnsi="Arial" w:eastAsia="Times New Roman" w:cs="Arial"/>
         </w:rPr>
-        <w:t xml:space="preserve"> og andre pligtige pengeydelser</w:t>
-      </w:r>
-      <w:r>
-        <w:rPr>
-          <w:rFonts w:ascii="Arial" w:hAnsi="Arial" w:eastAsia="Times New Roman" w:cs="Arial"/>
-        </w:rPr>
         <w:t xml:space="preserve">, i alt </w:t>
       </w:r>
-      <w:proofErr w:type="spellStart"/>
       <w:r>
         <w:rPr>
           <w:rFonts w:ascii="Arial" w:hAnsi="Arial" w:eastAsia="Times New Roman" w:cs="Arial"/>
@@ -2148,12 +1991,12 @@
             <w:rFonts w:ascii="Arial" w:hAnsi="Arial" w:eastAsia="Times New Roman" w:cs="Arial"/>
           </w:rPr>
           <w:alias w:val="#Nav: /Company_information/LiableAmount"/>
-          <w:tag w:val="#Nav: SVA DemandNoticeProf/50620"/>
+          <w:tag w:val="#Nav: SVA DemandNoticeProf/50014"/>
           <w:id w:val="1743749538"/>
           <w:placeholder>
             <w:docPart w:val="DefaultPlaceholder_-1854013440"/>
           </w:placeholder>
-          <w:dataBinding w:prefixMappings="xmlns:ns0='urn:microsoft-dynamics-nav/reports/SVA DemandNoticeProf/50620/'" w:xpath="/ns0:NavWordReportXmlPart[1]/ns0:Company_information[1]/ns0:LiableAmount[1]" w:storeItemID="{4773B90E-6E8F-494A-8EEE-2EF46A60CA12}"/>
+          <w:dataBinding w:prefixMappings="xmlns:ns0='urn:microsoft-dynamics-nav/reports/SVA DemandNoticeProf/50014/'" w:xpath="/ns0:NavWordReportXmlPart[1]/ns0:Company_information[1]/ns0:LiableAmount[1]" w:storeItemID="{E1AFFF29-3AA5-4C24-81FB-B566DE30977B}"/>
           <w:text/>
         </w:sdtPr>
         <w:sdtEndPr/>
@@ -2164,7 +2007,6 @@
             </w:rPr>
             <w:t>LiableAmount</w:t>
           </w:r>
-          <w:proofErr w:type="spellEnd"/>
         </w:sdtContent>
       </w:sdt>
       <w:r>
@@ -2177,21 +2019,7 @@
         <w:rPr>
           <w:rFonts w:ascii="Arial" w:hAnsi="Arial" w:eastAsia="Times New Roman" w:cs="Arial"/>
         </w:rPr>
-        <w:t xml:space="preserve">skal betales senest 14 dage efter modtagelsen af dette brev. </w:t>
-      </w:r>
-      <w:proofErr w:type="gramStart"/>
-      <w:r>
-        <w:rPr>
-          <w:rFonts w:ascii="Arial" w:hAnsi="Arial" w:eastAsia="Times New Roman" w:cs="Arial"/>
-        </w:rPr>
-        <w:t>Såfremt</w:t>
-      </w:r>
-      <w:proofErr w:type="gramEnd"/>
-      <w:r>
-        <w:rPr>
-          <w:rFonts w:ascii="Arial" w:hAnsi="Arial" w:eastAsia="Times New Roman" w:cs="Arial"/>
-        </w:rPr>
-        <w:t xml:space="preserve"> dette ikke sker, kan Deres lejemål uden yderligere varsel ophæves i medfør af </w:t>
+        <w:t xml:space="preserve">skal betales senest 14 dage efter modtagelsen af dette brev. Såfremt dette ikke sker, kan Deres lejemål uden yderligere varsel ophæves i medfør af </w:t>
       </w:r>
       <w:r>
         <w:rPr>
@@ -2291,24 +2119,22 @@
             <w:rFonts w:ascii="Arial" w:hAnsi="Arial" w:eastAsia="Times New Roman" w:cs="Arial"/>
           </w:rPr>
           <w:alias w:val="#Nav: /Company_information/TotalAmount"/>
-          <w:tag w:val="#Nav: SVA DemandNoticeProf/50620"/>
+          <w:tag w:val="#Nav: SVA DemandNoticeProf/50014"/>
           <w:id w:val="-692230170"/>
           <w:placeholder>
             <w:docPart w:val="DefaultPlaceholder_-1854013440"/>
           </w:placeholder>
-          <w:dataBinding w:prefixMappings="xmlns:ns0='urn:microsoft-dynamics-nav/reports/SVA DemandNoticeProf/50620/'" w:xpath="/ns0:NavWordReportXmlPart[1]/ns0:Company_information[1]/ns0:TotalAmount[1]" w:storeItemID="{4773B90E-6E8F-494A-8EEE-2EF46A60CA12}"/>
+          <w:dataBinding w:prefixMappings="xmlns:ns0='urn:microsoft-dynamics-nav/reports/SVA DemandNoticeProf/50014/'" w:xpath="/ns0:NavWordReportXmlPart[1]/ns0:Company_information[1]/ns0:TotalAmount[1]" w:storeItemID="{E1AFFF29-3AA5-4C24-81FB-B566DE30977B}"/>
           <w:text/>
         </w:sdtPr>
         <w:sdtEndPr/>
         <w:sdtContent>
-          <w:proofErr w:type="spellStart"/>
           <w:r>
             <w:rPr>
               <w:rFonts w:ascii="Arial" w:hAnsi="Arial" w:eastAsia="Times New Roman" w:cs="Arial"/>
             </w:rPr>
             <w:t>TotalAmount</w:t>
           </w:r>
-          <w:proofErr w:type="spellEnd"/>
         </w:sdtContent>
       </w:sdt>
       <w:r>
@@ -2321,7 +2147,36 @@
         <w:rPr>
           <w:rFonts w:ascii="Arial" w:hAnsi="Arial" w:eastAsia="Times New Roman" w:cs="Arial"/>
         </w:rPr>
-        <w:t>ikke er betalt senest 10 dage efter modtagelsen af dette brev, vil det samlede krav blive sendt til inkasso, hvilket vil medføre yderligere udgifter for Dem.</w:t>
+        <w:t xml:space="preserve">ikke er betalt senest 10 dage efter modtagelsen af dette brev, vil det samlede krav blive sendt til inkasso, hvilket vil medføre yderligere udgifter for </w:t>
+      </w:r>
+      <w:sdt>
+        <w:sdtPr>
+          <w:rPr>
+            <w:rFonts w:ascii="Arial" w:hAnsi="Arial" w:eastAsia="Times New Roman" w:cs="Arial"/>
+          </w:rPr>
+          <w:id w:val="-2015370041"/>
+          <w:placeholder>
+            <w:docPart w:val="DefaultPlaceholder_-1854013440"/>
+          </w:placeholder>
+          <w:dataBinding w:prefixMappings="xmlns:ns0='urn:microsoft-dynamics-nav/reports/SVA DemandNoticeProf/50014/'" w:xpath="/ns0:NavWordReportXmlPart[1]/ns0:Occupant[1]/ns0:Name1_Occupant[1]" w:storeItemID="{E1AFFF29-3AA5-4C24-81FB-B566DE30977B}"/>
+          <w:text/>
+          <w:alias w:val="#Nav: /Occupant/Name1_Occupant"/>
+          <w:tag w:val="#Nav: SVA DemandNoticeProf/50014"/>
+        </w:sdtPr>
+        <w:sdtContent>
+          <w:r>
+            <w:rPr>
+              <w:rFonts w:ascii="Arial" w:hAnsi="Arial" w:eastAsia="Times New Roman" w:cs="Arial"/>
+            </w:rPr>
+            <w:t>Name1_Occupant</w:t>
+          </w:r>
+        </w:sdtContent>
+      </w:sdt>
+      <w:r>
+        <w:rPr>
+          <w:rFonts w:ascii="Arial" w:hAnsi="Arial" w:eastAsia="Times New Roman" w:cs="Arial"/>
+        </w:rPr>
+        <w:t>.</w:t>
       </w:r>
     </w:p>
     <w:p>
@@ -2353,7 +2208,25 @@
         <w:rPr>
           <w:rFonts w:ascii="Arial" w:hAnsi="Arial" w:eastAsia="Times New Roman" w:cs="Arial"/>
         </w:rPr>
-        <w:t>Har De betalt den forfaldne leje mv. inden modtagelsen af dette påkrav, men efter sidste rettidige indbetalingsdag, skal påkravsgebyret alligevel betales inden 14 dage efter modtagelsen af dette brev. Manglende betaling kan medføre ophævelse af lejemålet.</w:t>
+        <w:t xml:space="preserve">Er </w:t>
+      </w:r>
+      <w:r>
+        <w:rPr>
+          <w:rFonts w:ascii="Arial" w:hAnsi="Arial" w:eastAsia="Times New Roman" w:cs="Arial"/>
+        </w:rPr>
+        <w:t xml:space="preserve">den forfaldne leje mv. </w:t>
+      </w:r>
+      <w:r>
+        <w:rPr>
+          <w:rFonts w:ascii="Arial" w:hAnsi="Arial" w:eastAsia="Times New Roman" w:cs="Arial"/>
+        </w:rPr>
+        <w:t xml:space="preserve">betalt </w:t>
+      </w:r>
+      <w:r>
+        <w:rPr>
+          <w:rFonts w:ascii="Arial" w:hAnsi="Arial" w:eastAsia="Times New Roman" w:cs="Arial"/>
+        </w:rPr>
+        <w:t>inden modtagelsen af dette påkrav, men efter sidste rettidige indbetalingsdag, skal påkravsgebyret alligevel betales inden 14 dage efter modtagelsen af dette brev. Manglende betaling kan medføre ophævelse af lejemålet.</w:t>
       </w:r>
     </w:p>
     <w:p>
@@ -2410,12 +2283,12 @@
           <w:rFonts w:ascii="Arial" w:hAnsi="Arial" w:cs="Arial"/>
         </w:rPr>
         <w:alias w:val="#Nav: /Company_information/CName"/>
-        <w:tag w:val="#Nav: SVA DemandNoticeProf/50620"/>
+        <w:tag w:val="#Nav: SVA DemandNoticeProf/50014"/>
         <w:id w:val="510646078"/>
         <w:placeholder>
           <w:docPart w:val="DefaultPlaceholder_-1854013440"/>
         </w:placeholder>
-        <w:dataBinding w:prefixMappings="xmlns:ns0='urn:microsoft-dynamics-nav/reports/SVA DemandNoticeProf/50620/'" w:xpath="/ns0:NavWordReportXmlPart[1]/ns0:Company_information[1]/ns0:CName[1]" w:storeItemID="{4773B90E-6E8F-494A-8EEE-2EF46A60CA12}"/>
+        <w:dataBinding w:prefixMappings="xmlns:ns0='urn:microsoft-dynamics-nav/reports/SVA DemandNoticeProf/50014/'" w:xpath="/ns0:NavWordReportXmlPart[1]/ns0:Company_information[1]/ns0:CName[1]" w:storeItemID="{E1AFFF29-3AA5-4C24-81FB-B566DE30977B}"/>
         <w:text/>
       </w:sdtPr>
       <w:sdtEndPr/>
@@ -2435,14 +2308,12 @@
               <w:rFonts w:ascii="Arial" w:hAnsi="Arial" w:cs="Arial"/>
             </w:rPr>
           </w:pPr>
-          <w:proofErr w:type="spellStart"/>
           <w:r>
             <w:rPr>
               <w:rFonts w:ascii="Arial" w:hAnsi="Arial" w:cs="Arial"/>
             </w:rPr>
             <w:t>CName</w:t>
           </w:r>
-          <w:proofErr w:type="spellEnd"/>
         </w:p>
       </w:sdtContent>
     </w:sdt>
@@ -2452,12 +2323,12 @@
           <w:rFonts w:ascii="Arial" w:hAnsi="Arial" w:cs="Arial"/>
         </w:rPr>
         <w:alias w:val="#Nav: /Company_information/CAdress"/>
-        <w:tag w:val="#Nav: SVA DemandNoticeProf/50620"/>
+        <w:tag w:val="#Nav: SVA DemandNoticeProf/50014"/>
         <w:id w:val="-1719964229"/>
         <w:placeholder>
           <w:docPart w:val="DefaultPlaceholder_-1854013440"/>
         </w:placeholder>
-        <w:dataBinding w:prefixMappings="xmlns:ns0='urn:microsoft-dynamics-nav/reports/SVA DemandNoticeProf/50620/'" w:xpath="/ns0:NavWordReportXmlPart[1]/ns0:Company_information[1]/ns0:CAdress[1]" w:storeItemID="{4773B90E-6E8F-494A-8EEE-2EF46A60CA12}"/>
+        <w:dataBinding w:prefixMappings="xmlns:ns0='urn:microsoft-dynamics-nav/reports/SVA DemandNoticeProf/50014/'" w:xpath="/ns0:NavWordReportXmlPart[1]/ns0:Company_information[1]/ns0:CAdress[1]" w:storeItemID="{E1AFFF29-3AA5-4C24-81FB-B566DE30977B}"/>
         <w:text/>
       </w:sdtPr>
       <w:sdtEndPr/>
@@ -2477,14 +2348,12 @@
               <w:rFonts w:ascii="Arial" w:hAnsi="Arial" w:cs="Arial"/>
             </w:rPr>
           </w:pPr>
-          <w:proofErr w:type="spellStart"/>
           <w:r>
             <w:rPr>
               <w:rFonts w:ascii="Arial" w:hAnsi="Arial" w:cs="Arial"/>
             </w:rPr>
             <w:t>CAdress</w:t>
           </w:r>
-          <w:proofErr w:type="spellEnd"/>
         </w:p>
       </w:sdtContent>
     </w:sdt>
@@ -2509,24 +2378,22 @@
             <w:rFonts w:ascii="Arial" w:hAnsi="Arial" w:cs="Arial"/>
           </w:rPr>
           <w:alias w:val="#Nav: /Company_information/CPostcode"/>
-          <w:tag w:val="#Nav: SVA DemandNoticeProf/50620"/>
+          <w:tag w:val="#Nav: SVA DemandNoticeProf/50014"/>
           <w:id w:val="-283884901"/>
           <w:placeholder>
             <w:docPart w:val="DefaultPlaceholder_-1854013440"/>
           </w:placeholder>
-          <w:dataBinding w:prefixMappings="xmlns:ns0='urn:microsoft-dynamics-nav/reports/SVA DemandNoticeProf/50620/'" w:xpath="/ns0:NavWordReportXmlPart[1]/ns0:Company_information[1]/ns0:CPostcode[1]" w:storeItemID="{4773B90E-6E8F-494A-8EEE-2EF46A60CA12}"/>
+          <w:dataBinding w:prefixMappings="xmlns:ns0='urn:microsoft-dynamics-nav/reports/SVA DemandNoticeProf/50014/'" w:xpath="/ns0:NavWordReportXmlPart[1]/ns0:Company_information[1]/ns0:CPostcode[1]" w:storeItemID="{E1AFFF29-3AA5-4C24-81FB-B566DE30977B}"/>
           <w:text/>
         </w:sdtPr>
         <w:sdtEndPr/>
         <w:sdtContent>
-          <w:proofErr w:type="spellStart"/>
           <w:r>
             <w:rPr>
               <w:rFonts w:ascii="Arial" w:hAnsi="Arial" w:cs="Arial"/>
             </w:rPr>
             <w:t>CPostcode</w:t>
           </w:r>
-          <w:proofErr w:type="spellEnd"/>
         </w:sdtContent>
       </w:sdt>
       <w:r>
@@ -2540,24 +2407,23 @@
           <w:rPr>
             <w:rFonts w:ascii="Arial" w:hAnsi="Arial" w:cs="Arial"/>
           </w:rPr>
+          <w:alias w:val="#Nav: /Company_information/CCIty"/>
+          <w:tag w:val="#Nav: SVA DemandNoticeProf/50014"/>
           <w:id w:val="604004198"/>
           <w:placeholder>
             <w:docPart w:val="DefaultPlaceholder_-1854013440"/>
           </w:placeholder>
-          <w:dataBinding w:prefixMappings="xmlns:ns0='urn:microsoft-dynamics-nav/reports/SVA DemandNoticeProf/50620/'" w:xpath="/ns0:NavWordReportXmlPart[1]/ns0:Company_information[1]/ns0:CCIty[1]" w:storeItemID="{4773B90E-6E8F-494A-8EEE-2EF46A60CA12}"/>
+          <w:dataBinding w:prefixMappings="xmlns:ns0='urn:microsoft-dynamics-nav/reports/SVA DemandNoticeProf/50014/'" w:xpath="/ns0:NavWordReportXmlPart[1]/ns0:Company_information[1]/ns0:CCIty[1]" w:storeItemID="{E1AFFF29-3AA5-4C24-81FB-B566DE30977B}"/>
           <w:text/>
-          <w:alias w:val="#Nav: /Company_information/CCIty"/>
-          <w:tag w:val="#Nav: SVA DemandNoticeProf/50620"/>
         </w:sdtPr>
+        <w:sdtEndPr/>
         <w:sdtContent>
-          <w:proofErr w:type="spellStart"/>
           <w:r>
             <w:rPr>
               <w:rFonts w:ascii="Arial" w:hAnsi="Arial" w:cs="Arial"/>
             </w:rPr>
             <w:t>CCIty</w:t>
           </w:r>
-          <w:proofErr w:type="spellEnd"/>
         </w:sdtContent>
       </w:sdt>
     </w:p>
@@ -2588,7 +2454,7 @@
       </w:pPr>
     </w:pPrDefault>
   </w:docDefaults>
-  <w:latentStyles w:defLockedState="0" w:defUIPriority="99" w:defSemiHidden="0" w:defUnhideWhenUsed="0" w:defQFormat="0" w:count="375">
+  <w:latentStyles w:defLockedState="0" w:defUIPriority="99" w:defSemiHidden="0" w:defUnhideWhenUsed="0" w:defQFormat="0" w:count="376">
     <w:lsdException w:name="Normal" w:uiPriority="0" w:qFormat="1"/>
     <w:lsdException w:name="heading 1" w:uiPriority="9" w:qFormat="1"/>
     <w:lsdException w:name="heading 2" w:semiHidden="1" w:uiPriority="9" w:unhideWhenUsed="1" w:qFormat="1"/>
@@ -2964,6 +2830,7 @@
     <w:lsdException w:name="Smart Hyperlink" w:semiHidden="1" w:unhideWhenUsed="1"/>
     <w:lsdException w:name="Hashtag" w:semiHidden="1" w:unhideWhenUsed="1"/>
     <w:lsdException w:name="Unresolved Mention" w:semiHidden="1" w:unhideWhenUsed="1"/>
+    <w:lsdException w:name="Smart Link" w:semiHidden="1" w:unhideWhenUsed="1"/>
   </w:latentStyles>
   <w:style w:type="paragraph" w:default="1" w:styleId="Normal">
     <w:name w:val="Normal"/>
@@ -3246,6 +3113,7 @@
     <w:rsid w:val="00A507D9"/>
     <w:rsid w:val="00A90E1B"/>
     <w:rsid w:val="00AB759D"/>
+    <w:rsid w:val="00AE77ED"/>
     <w:rsid w:val="00AF5C68"/>
     <w:rsid w:val="00B731B9"/>
     <w:rsid w:val="00BB130D"/>
@@ -3261,6 +3129,7 @@
     <w:rsid w:val="00E41B4D"/>
     <w:rsid w:val="00E45095"/>
     <w:rsid w:val="00EF4995"/>
+    <w:rsid w:val="00F405E3"/>
     <w:rsid w:val="00F53215"/>
     <w:rsid w:val="00F94576"/>
     <w:rsid w:val="00FB603D"/>
@@ -3303,7 +3172,7 @@
       </w:pPr>
     </w:pPrDefault>
   </w:docDefaults>
-  <w:latentStyles w:defLockedState="0" w:defUIPriority="99" w:defSemiHidden="0" w:defUnhideWhenUsed="0" w:defQFormat="0" w:count="375">
+  <w:latentStyles w:defLockedState="0" w:defUIPriority="99" w:defSemiHidden="0" w:defUnhideWhenUsed="0" w:defQFormat="0" w:count="376">
     <w:lsdException w:name="Normal" w:uiPriority="0" w:qFormat="1"/>
     <w:lsdException w:name="heading 1" w:uiPriority="9" w:qFormat="1"/>
     <w:lsdException w:name="heading 2" w:semiHidden="1" w:uiPriority="9" w:unhideWhenUsed="1" w:qFormat="1"/>
@@ -3679,6 +3548,7 @@
     <w:lsdException w:name="Smart Hyperlink" w:semiHidden="1" w:unhideWhenUsed="1"/>
     <w:lsdException w:name="Hashtag" w:semiHidden="1" w:unhideWhenUsed="1"/>
     <w:lsdException w:name="Unresolved Mention" w:semiHidden="1" w:unhideWhenUsed="1"/>
+    <w:lsdException w:name="Smart Link" w:semiHidden="1" w:unhideWhenUsed="1"/>
   </w:latentStyles>
   <w:style w:type="paragraph" w:default="1" w:styleId="Normal">
     <w:name w:val="Normal"/>
@@ -4158,9 +4028,9 @@
 </a:theme>
 </file>
 
-<file path=customXML/item2.xml>��< ? x m l   v e r s i o n = " 1 . 0 "   e n c o d i n g = " u t f - 1 6 " ? > - 
- < N a v W o r d R e p o r t X m l P a r t   x m l n s = " u r n : m i c r o s o f t - d y n a m i c s - n a v / r e p o r t s / S V A   D e m a n d N o t i c e P r o f / 5 0 6 2 0 / " > +<file path=customXml/item1.xml>��< ? x m l   v e r s i o n = " 1 . 0 "   e n c o d i n g = " u t f - 1 6 " ? > + 
+ < N a v W o r d R e p o r t X m l P a r t   x m l n s = " u r n : m i c r o s o f t - d y n a m i c s - n a v / r e p o r t s / S V A   D e m a n d N o t i c e P r o f / 5 0 0 1 4 / " >   
      < O c c u p a n t >   
@@ -4240,6 +4110,20 @@
  
          < C N a m e > C N a m e < / C N a m e >   
+         < C o m p a n y B a n A c c o u n t N o > C o m p a n y B a n A c c o u n t N o < / C o m p a n y B a n A c c o u n t N o > + 
+         < C o m p a n y B a n k B r a n c h N o > C o m p a n y B a n k B r a n c h N o < / C o m p a n y B a n k B r a n c h N o > + 
+         < C o m p a n y B a n k N a m e > C o m p a n y B a n k N a m e < / C o m p a n y B a n k N a m e > + 
+         < C o m p a n y G e t V A T R e g i s t r a t i o n N u m b e r L b l > C o m p a n y G e t V A T R e g i s t r a t i o n N u m b e r L b l < / C o m p a n y G e t V A T R e g i s t r a t i o n N u m b e r L b l > + 
+         < C o m p a n y P h o n e _ N o _ > C o m p a n y P h o n e _ N o _ < / C o m p a n y P h o n e _ N o _ > + 
+         < C O m p a n y P i c t u r e > C O m p a n y P i c t u r e < / C O m p a n y P i c t u r e > + 
+         < C o m p a n y V A T _ R e g i s t r a t i o n _ N o _ > C o m p a n y V A T _ R e g i s t r a t i o n _ N o _ < / C o m p a n y V A T _ R e g i s t r a t i o n _ N o _ > + 
          < C P o s t c o d e > C P o s t c o d e < / C P o s t c o d e >   
          < I n v o i c e s A m o u n t > I n v o i c e s A m o u n t < / I n v o i c e s A m o u n t > @@ -4251,4 +4135,12 @@
      < / C o m p a n y _ i n f o r m a t i o n >   
  < / N a v W o r d R e p o r t X m l P a r t > 
+</file>
+
+<file path=customXml/itemProps1.xml><?xml version="1.0" encoding="utf-8"?>
+<ds:datastoreItem xmlns:ds="http://schemas.openxmlformats.org/officeDocument/2006/customXml" ds:itemID="{E1AFFF29-3AA5-4C24-81FB-B566DE30977B}">
+  <ds:schemaRefs>
+    <ds:schemaRef ds:uri="urn:microsoft-dynamics-nav/reports/SVA DemandNoticeProf/50014/"/>
+  </ds:schemaRefs>
+</ds:datastoreItem>
 </file>
--- a/Layouts/DemandNoticeProf.docx
+++ b/Layouts/DemandNoticeProf.docx
@@ -4028,7 +4028,7 @@
 </a:theme>
 </file>
 
-<file path=customXml/item1.xml>��< ? x m l   v e r s i o n = " 1 . 0 "   e n c o d i n g = " u t f - 1 6 " ? > +<file path=customXML/item2.xml>��< ? x m l   v e r s i o n = " 1 . 0 "   e n c o d i n g = " u t f - 1 6 " ? >   
  < N a v W o r d R e p o r t X m l P a r t   x m l n s = " u r n : m i c r o s o f t - d y n a m i c s - n a v / r e p o r t s / S V A   D e m a n d N o t i c e P r o f / 5 0 0 1 4 / " >   
@@ -4135,12 +4135,4 @@
      < / C o m p a n y _ i n f o r m a t i o n >   
  < / N a v W o r d R e p o r t X m l P a r t > 
-</file>
-
-<file path=customXml/itemProps1.xml><?xml version="1.0" encoding="utf-8"?>
-<ds:datastoreItem xmlns:ds="http://schemas.openxmlformats.org/officeDocument/2006/customXml" ds:itemID="{E1AFFF29-3AA5-4C24-81FB-B566DE30977B}">
-  <ds:schemaRefs>
-    <ds:schemaRef ds:uri="urn:microsoft-dynamics-nav/reports/SVA DemandNoticeProf/50014/"/>
-  </ds:schemaRefs>
-</ds:datastoreItem>
 </file>
--- a/Layouts/DemandNoticeProf.docx
+++ b/Layouts/DemandNoticeProf.docx
@@ -1,6 +1,6 @@
 
 <file path=word/document.xml><?xml version="1.0" encoding="utf-8"?>
-<w:document xmlns:wpc="http://schemas.microsoft.com/office/word/2010/wordprocessingCanvas" xmlns:cx="http://schemas.microsoft.com/office/drawing/2014/chartex" xmlns:cx1="http://schemas.microsoft.com/office/drawing/2015/9/8/chartex" xmlns:cx2="http://schemas.microsoft.com/office/drawing/2015/10/21/chartex" xmlns:cx3="http://schemas.microsoft.com/office/drawing/2016/5/9/chartex" xmlns:cx4="http://schemas.microsoft.com/office/drawing/2016/5/10/chartex" xmlns:cx5="http://schemas.microsoft.com/office/drawing/2016/5/11/chartex" xmlns:cx6="http://schemas.microsoft.com/office/drawing/2016/5/12/chartex" xmlns:cx7="http://schemas.microsoft.com/office/drawing/2016/5/13/chartex" xmlns:cx8="http://schemas.microsoft.com/office/drawing/2016/5/14/chartex" xmlns:mc="http://schemas.openxmlformats.org/markup-compatibility/2006" xmlns:aink="http://schemas.microsoft.com/office/drawing/2016/ink" xmlns:am3d="http://schemas.microsoft.com/office/drawing/2017/model3d" xmlns:o="urn:schemas-microsoft-com:office:office" xmlns:r="http://schemas.openxmlformats.org/officeDocument/2006/relationships" xmlns:m="http://schemas.openxmlformats.org/officeDocument/2006/math" xmlns:v="urn:schemas-microsoft-com:vml" xmlns:wp14="http://schemas.microsoft.com/office/word/2010/wordprocessingDrawing" xmlns:wp="http://schemas.openxmlformats.org/drawingml/2006/wordprocessingDrawing" xmlns:w10="urn:schemas-microsoft-com:office:word" xmlns:w="http://schemas.openxmlformats.org/wordprocessingml/2006/main" xmlns:w14="http://schemas.microsoft.com/office/word/2010/wordml" xmlns:w15="http://schemas.microsoft.com/office/word/2012/wordml" xmlns:w16cid="http://schemas.microsoft.com/office/word/2016/wordml/cid" xmlns:w16se="http://schemas.microsoft.com/office/word/2015/wordml/symex" xmlns:wpg="http://schemas.microsoft.com/office/word/2010/wordprocessingGroup" xmlns:wpi="http://schemas.microsoft.com/office/word/2010/wordprocessingInk" xmlns:wne="http://schemas.microsoft.com/office/word/2006/wordml" xmlns:wps="http://schemas.microsoft.com/office/word/2010/wordprocessingShape" mc:Ignorable="w14 w15 w16se w16cid wp14">
+<w:document xmlns:wpc="http://schemas.microsoft.com/office/word/2010/wordprocessingCanvas" xmlns:cx="http://schemas.microsoft.com/office/drawing/2014/chartex" xmlns:cx1="http://schemas.microsoft.com/office/drawing/2015/9/8/chartex" xmlns:cx2="http://schemas.microsoft.com/office/drawing/2015/10/21/chartex" xmlns:cx3="http://schemas.microsoft.com/office/drawing/2016/5/9/chartex" xmlns:cx4="http://schemas.microsoft.com/office/drawing/2016/5/10/chartex" xmlns:cx5="http://schemas.microsoft.com/office/drawing/2016/5/11/chartex" xmlns:cx6="http://schemas.microsoft.com/office/drawing/2016/5/12/chartex" xmlns:cx7="http://schemas.microsoft.com/office/drawing/2016/5/13/chartex" xmlns:cx8="http://schemas.microsoft.com/office/drawing/2016/5/14/chartex" xmlns:mc="http://schemas.openxmlformats.org/markup-compatibility/2006" xmlns:aink="http://schemas.microsoft.com/office/drawing/2016/ink" xmlns:am3d="http://schemas.microsoft.com/office/drawing/2017/model3d" xmlns:o="urn:schemas-microsoft-com:office:office" xmlns:oel="http://schemas.microsoft.com/office/2019/extlst" xmlns:r="http://schemas.openxmlformats.org/officeDocument/2006/relationships" xmlns:m="http://schemas.openxmlformats.org/officeDocument/2006/math" xmlns:v="urn:schemas-microsoft-com:vml" xmlns:wp14="http://schemas.microsoft.com/office/word/2010/wordprocessingDrawing" xmlns:wp="http://schemas.openxmlformats.org/drawingml/2006/wordprocessingDrawing" xmlns:w10="urn:schemas-microsoft-com:office:word" xmlns:w="http://schemas.openxmlformats.org/wordprocessingml/2006/main" xmlns:w14="http://schemas.microsoft.com/office/word/2010/wordml" xmlns:w15="http://schemas.microsoft.com/office/word/2012/wordml" xmlns:w16cex="http://schemas.microsoft.com/office/word/2018/wordml/cex" xmlns:w16cid="http://schemas.microsoft.com/office/word/2016/wordml/cid" xmlns:w16="http://schemas.microsoft.com/office/word/2018/wordml" xmlns:w16sdtdh="http://schemas.microsoft.com/office/word/2020/wordml/sdtdatahash" xmlns:w16se="http://schemas.microsoft.com/office/word/2015/wordml/symex" xmlns:wpg="http://schemas.microsoft.com/office/word/2010/wordprocessingGroup" xmlns:wpi="http://schemas.microsoft.com/office/word/2010/wordprocessingInk" xmlns:wne="http://schemas.microsoft.com/office/word/2006/wordml" xmlns:wps="http://schemas.microsoft.com/office/word/2010/wordprocessingShape" mc:Ignorable="w14 w15 w16se w16cid w16 w16cex w16sdtdh wp14">
   <w:body>
     <w:p>
       <w:pPr>
@@ -86,7 +86,7 @@
           <w:rFonts w:ascii="Arial" w:hAnsi="Arial" w:cs="Arial"/>
           <w:noProof/>
         </w:rPr>
-        <w:t>10. december 2019</w:t>
+        <w:t>21. juni 2022</w:t>
       </w:r>
       <w:r>
         <w:rPr>
@@ -114,12 +114,12 @@
             <w:lang w:val="en-US"/>
           </w:rPr>
           <w:alias w:val="#Nav: /Occupant/Name1_Occupant"/>
-          <w:tag w:val="#Nav: SVA DemandNoticeProf/50014"/>
+          <w:tag w:val="#Nav: SVA_DemandNoticeProf/50014"/>
           <w:id w:val="2132050428"/>
           <w:placeholder>
             <w:docPart w:val="DefaultPlaceholder_-1854013440"/>
           </w:placeholder>
-          <w:dataBinding w:prefixMappings="xmlns:ns0='urn:microsoft-dynamics-nav/reports/SVA DemandNoticeProf/50014/'" w:xpath="/ns0:NavWordReportXmlPart[1]/ns0:Occupant[1]/ns0:Name1_Occupant[1]" w:storeItemID="{E1AFFF29-3AA5-4C24-81FB-B566DE30977B}"/>
+          <w:dataBinding w:prefixMappings="xmlns:ns0='urn:microsoft-dynamics-nav/reports/SVA_DemandNoticeProf/50014/'" w:xpath="/ns0:NavWordReportXmlPart[1]/ns0:Occupant[1]/ns0:Name1_Occupant[1]" w:storeItemID="{9C025905-9EF9-4834-B47E-E6AFEE0E9531}"/>
           <w:text/>
         </w:sdtPr>
         <w:sdtEndPr/>
@@ -139,7 +139,22 @@
           <w:lang w:val="en-US"/>
         </w:rPr>
         <w:tab/>
-        <w:t>Konto:</w:t>
+      </w:r>
+      <w:proofErr w:type="spellStart"/>
+      <w:r>
+        <w:rPr>
+          <w:rFonts w:ascii="Arial" w:hAnsi="Arial" w:cs="Arial"/>
+          <w:lang w:val="en-US"/>
+        </w:rPr>
+        <w:t>Konto</w:t>
+      </w:r>
+      <w:proofErr w:type="spellEnd"/>
+      <w:r>
+        <w:rPr>
+          <w:rFonts w:ascii="Arial" w:hAnsi="Arial" w:cs="Arial"/>
+          <w:lang w:val="en-US"/>
+        </w:rPr>
+        <w:t>:</w:t>
       </w:r>
       <w:r>
         <w:rPr>
@@ -155,16 +170,17 @@
             <w:lang w:val="en-US"/>
           </w:rPr>
           <w:alias w:val="#Nav: /Occupant/CustomerNo_Occupant"/>
-          <w:tag w:val="#Nav: SVA DemandNoticeProf/50014"/>
+          <w:tag w:val="#Nav: SVA_DemandNoticeProf/50014"/>
           <w:id w:val="76176861"/>
           <w:placeholder>
             <w:docPart w:val="DefaultPlaceholder_-1854013440"/>
           </w:placeholder>
-          <w:dataBinding w:prefixMappings="xmlns:ns0='urn:microsoft-dynamics-nav/reports/SVA DemandNoticeProf/50014/'" w:xpath="/ns0:NavWordReportXmlPart[1]/ns0:Occupant[1]/ns0:CustomerNo_Occupant[1]" w:storeItemID="{E1AFFF29-3AA5-4C24-81FB-B566DE30977B}"/>
+          <w:dataBinding w:prefixMappings="xmlns:ns0='urn:microsoft-dynamics-nav/reports/SVA_DemandNoticeProf/50014/'" w:xpath="/ns0:NavWordReportXmlPart[1]/ns0:Occupant[1]/ns0:CustomerNo_Occupant[1]" w:storeItemID="{9C025905-9EF9-4834-B47E-E6AFEE0E9531}"/>
           <w:text/>
         </w:sdtPr>
         <w:sdtEndPr/>
         <w:sdtContent>
+          <w:proofErr w:type="spellStart"/>
           <w:r>
             <w:rPr>
               <w:rFonts w:ascii="Arial" w:hAnsi="Arial" w:cs="Arial"/>
@@ -172,6 +188,7 @@
             </w:rPr>
             <w:t>CustomerNo_Occupant</w:t>
           </w:r>
+          <w:proofErr w:type="spellEnd"/>
         </w:sdtContent>
       </w:sdt>
     </w:p>
@@ -194,12 +211,12 @@
             <w:lang w:val="en-US"/>
           </w:rPr>
           <w:alias w:val="#Nav: /Occupant/Name2_Occupant"/>
-          <w:tag w:val="#Nav: SVA DemandNoticeProf/50014"/>
+          <w:tag w:val="#Nav: SVA_DemandNoticeProf/50014"/>
           <w:id w:val="2029528185"/>
           <w:placeholder>
             <w:docPart w:val="DefaultPlaceholder_-1854013440"/>
           </w:placeholder>
-          <w:dataBinding w:prefixMappings="xmlns:ns0='urn:microsoft-dynamics-nav/reports/SVA DemandNoticeProf/50014/'" w:xpath="/ns0:NavWordReportXmlPart[1]/ns0:Occupant[1]/ns0:Name2_Occupant[1]" w:storeItemID="{E1AFFF29-3AA5-4C24-81FB-B566DE30977B}"/>
+          <w:dataBinding w:prefixMappings="xmlns:ns0='urn:microsoft-dynamics-nav/reports/SVA_DemandNoticeProf/50014/'" w:xpath="/ns0:NavWordReportXmlPart[1]/ns0:Occupant[1]/ns0:Name2_Occupant[1]" w:storeItemID="{9C025905-9EF9-4834-B47E-E6AFEE0E9531}"/>
           <w:text/>
         </w:sdtPr>
         <w:sdtEndPr/>
@@ -219,8 +236,16 @@
           <w:lang w:val="en-US"/>
         </w:rPr>
         <w:tab/>
+      </w:r>
+      <w:proofErr w:type="spellStart"/>
+      <w:r>
+        <w:rPr>
+          <w:rFonts w:ascii="Arial" w:hAnsi="Arial" w:cs="Arial"/>
+          <w:lang w:val="en-US"/>
+        </w:rPr>
         <w:t>Lejemål</w:t>
       </w:r>
+      <w:proofErr w:type="spellEnd"/>
       <w:r>
         <w:rPr>
           <w:rFonts w:ascii="Arial" w:hAnsi="Arial" w:cs="Arial"/>
@@ -236,16 +261,17 @@
             <w:lang w:val="en-US"/>
           </w:rPr>
           <w:alias w:val="#Nav: /Occupant/TenancyNo_Occupant"/>
-          <w:tag w:val="#Nav: SVA DemandNoticeProf/50014"/>
+          <w:tag w:val="#Nav: SVA_DemandNoticeProf/50014"/>
           <w:id w:val="-1164854151"/>
           <w:placeholder>
             <w:docPart w:val="DefaultPlaceholder_-1854013440"/>
           </w:placeholder>
-          <w:dataBinding w:prefixMappings="xmlns:ns0='urn:microsoft-dynamics-nav/reports/SVA DemandNoticeProf/50014/'" w:xpath="/ns0:NavWordReportXmlPart[1]/ns0:Occupant[1]/ns0:TenancyNo_Occupant[1]" w:storeItemID="{E1AFFF29-3AA5-4C24-81FB-B566DE30977B}"/>
+          <w:dataBinding w:prefixMappings="xmlns:ns0='urn:microsoft-dynamics-nav/reports/SVA_DemandNoticeProf/50014/'" w:xpath="/ns0:NavWordReportXmlPart[1]/ns0:Occupant[1]/ns0:TenancyNo_Occupant[1]" w:storeItemID="{9C025905-9EF9-4834-B47E-E6AFEE0E9531}"/>
           <w:text/>
         </w:sdtPr>
         <w:sdtEndPr/>
         <w:sdtContent>
+          <w:proofErr w:type="spellStart"/>
           <w:r>
             <w:rPr>
               <w:rFonts w:ascii="Arial" w:hAnsi="Arial" w:cs="Arial"/>
@@ -253,6 +279,7 @@
             </w:rPr>
             <w:t>TenancyNo_Occupant</w:t>
           </w:r>
+          <w:proofErr w:type="spellEnd"/>
         </w:sdtContent>
       </w:sdt>
     </w:p>
@@ -275,16 +302,17 @@
             <w:lang w:val="en-US"/>
           </w:rPr>
           <w:alias w:val="#Nav: /Occupant/Address_Occupant"/>
-          <w:tag w:val="#Nav: SVA DemandNoticeProf/50014"/>
+          <w:tag w:val="#Nav: SVA_DemandNoticeProf/50014"/>
           <w:id w:val="-1775937166"/>
           <w:placeholder>
             <w:docPart w:val="DefaultPlaceholder_-1854013440"/>
           </w:placeholder>
-          <w:dataBinding w:prefixMappings="xmlns:ns0='urn:microsoft-dynamics-nav/reports/SVA DemandNoticeProf/50014/'" w:xpath="/ns0:NavWordReportXmlPart[1]/ns0:Occupant[1]/ns0:Address_Occupant[1]" w:storeItemID="{E1AFFF29-3AA5-4C24-81FB-B566DE30977B}"/>
+          <w:dataBinding w:prefixMappings="xmlns:ns0='urn:microsoft-dynamics-nav/reports/SVA_DemandNoticeProf/50014/'" w:xpath="/ns0:NavWordReportXmlPart[1]/ns0:Occupant[1]/ns0:Address_Occupant[1]" w:storeItemID="{9C025905-9EF9-4834-B47E-E6AFEE0E9531}"/>
           <w:text/>
         </w:sdtPr>
         <w:sdtEndPr/>
         <w:sdtContent>
+          <w:proofErr w:type="spellStart"/>
           <w:r>
             <w:rPr>
               <w:rFonts w:ascii="Arial" w:hAnsi="Arial" w:cs="Arial"/>
@@ -292,6 +320,7 @@
             </w:rPr>
             <w:t>Address_Occupant</w:t>
           </w:r>
+          <w:proofErr w:type="spellEnd"/>
         </w:sdtContent>
       </w:sdt>
       <w:r>
@@ -334,12 +363,12 @@
             <w:lang w:val="en-US"/>
           </w:rPr>
           <w:alias w:val="#Nav: /Occupant/Address2_Occupant"/>
-          <w:tag w:val="#Nav: SVA DemandNoticeProf/50014"/>
+          <w:tag w:val="#Nav: SVA_DemandNoticeProf/50014"/>
           <w:id w:val="-999114147"/>
           <w:placeholder>
             <w:docPart w:val="DefaultPlaceholder_-1854013440"/>
           </w:placeholder>
-          <w:dataBinding w:prefixMappings="xmlns:ns0='urn:microsoft-dynamics-nav/reports/SVA DemandNoticeProf/50014/'" w:xpath="/ns0:NavWordReportXmlPart[1]/ns0:Occupant[1]/ns0:Address2_Occupant[1]" w:storeItemID="{E1AFFF29-3AA5-4C24-81FB-B566DE30977B}"/>
+          <w:dataBinding w:prefixMappings="xmlns:ns0='urn:microsoft-dynamics-nav/reports/SVA_DemandNoticeProf/50014/'" w:xpath="/ns0:NavWordReportXmlPart[1]/ns0:Occupant[1]/ns0:Address2_Occupant[1]" w:storeItemID="{9C025905-9EF9-4834-B47E-E6AFEE0E9531}"/>
           <w:text/>
         </w:sdtPr>
         <w:sdtEndPr/>
@@ -379,16 +408,17 @@
             <w:lang w:val="en-US"/>
           </w:rPr>
           <w:alias w:val="#Nav: /Occupant/PostCode_Occupant"/>
-          <w:tag w:val="#Nav: SVA DemandNoticeProf/50014"/>
+          <w:tag w:val="#Nav: SVA_DemandNoticeProf/50014"/>
           <w:id w:val="-487091247"/>
           <w:placeholder>
             <w:docPart w:val="DefaultPlaceholder_-1854013440"/>
           </w:placeholder>
-          <w:dataBinding w:prefixMappings="xmlns:ns0='urn:microsoft-dynamics-nav/reports/SVA DemandNoticeProf/50014/'" w:xpath="/ns0:NavWordReportXmlPart[1]/ns0:Occupant[1]/ns0:PostCode_Occupant[1]" w:storeItemID="{E1AFFF29-3AA5-4C24-81FB-B566DE30977B}"/>
+          <w:dataBinding w:prefixMappings="xmlns:ns0='urn:microsoft-dynamics-nav/reports/SVA_DemandNoticeProf/50014/'" w:xpath="/ns0:NavWordReportXmlPart[1]/ns0:Occupant[1]/ns0:PostCode_Occupant[1]" w:storeItemID="{9C025905-9EF9-4834-B47E-E6AFEE0E9531}"/>
           <w:text/>
         </w:sdtPr>
         <w:sdtEndPr/>
         <w:sdtContent>
+          <w:proofErr w:type="spellStart"/>
           <w:r>
             <w:rPr>
               <w:rFonts w:ascii="Arial" w:hAnsi="Arial" w:cs="Arial"/>
@@ -396,6 +426,7 @@
             </w:rPr>
             <w:t>PostCode_Occupant</w:t>
           </w:r>
+          <w:proofErr w:type="spellEnd"/>
         </w:sdtContent>
       </w:sdt>
       <w:r>
@@ -412,16 +443,17 @@
             <w:lang w:val="en-US"/>
           </w:rPr>
           <w:alias w:val="#Nav: /Occupant/City_Occupant"/>
-          <w:tag w:val="#Nav: SVA DemandNoticeProf/50014"/>
+          <w:tag w:val="#Nav: SVA_DemandNoticeProf/50014"/>
           <w:id w:val="243386261"/>
           <w:placeholder>
             <w:docPart w:val="DefaultPlaceholder_-1854013440"/>
           </w:placeholder>
-          <w:dataBinding w:prefixMappings="xmlns:ns0='urn:microsoft-dynamics-nav/reports/SVA DemandNoticeProf/50014/'" w:xpath="/ns0:NavWordReportXmlPart[1]/ns0:Occupant[1]/ns0:City_Occupant[1]" w:storeItemID="{E1AFFF29-3AA5-4C24-81FB-B566DE30977B}"/>
+          <w:dataBinding w:prefixMappings="xmlns:ns0='urn:microsoft-dynamics-nav/reports/SVA_DemandNoticeProf/50014/'" w:xpath="/ns0:NavWordReportXmlPart[1]/ns0:Occupant[1]/ns0:City_Occupant[1]" w:storeItemID="{9C025905-9EF9-4834-B47E-E6AFEE0E9531}"/>
           <w:text/>
         </w:sdtPr>
         <w:sdtEndPr/>
         <w:sdtContent>
+          <w:proofErr w:type="spellStart"/>
           <w:r>
             <w:rPr>
               <w:rFonts w:ascii="Arial" w:hAnsi="Arial" w:cs="Arial"/>
@@ -429,6 +461,7 @@
             </w:rPr>
             <w:t>City_Occupant</w:t>
           </w:r>
+          <w:proofErr w:type="spellEnd"/>
         </w:sdtContent>
       </w:sdt>
     </w:p>
@@ -468,13 +501,41 @@
           <w:lang w:val="en-US"/>
         </w:rPr>
       </w:pPr>
+      <w:proofErr w:type="spellStart"/>
       <w:r>
         <w:rPr>
           <w:rFonts w:ascii="Arial" w:hAnsi="Arial" w:cs="Arial"/>
           <w:u w:val="single"/>
           <w:lang w:val="en-US"/>
         </w:rPr>
-        <w:t xml:space="preserve">Vedr.: Lejemål nr. </w:t>
+        <w:t>Vedr</w:t>
+      </w:r>
+      <w:proofErr w:type="spellEnd"/>
+      <w:r>
+        <w:rPr>
+          <w:rFonts w:ascii="Arial" w:hAnsi="Arial" w:cs="Arial"/>
+          <w:u w:val="single"/>
+          <w:lang w:val="en-US"/>
+        </w:rPr>
+        <w:t xml:space="preserve">.: </w:t>
+      </w:r>
+      <w:proofErr w:type="spellStart"/>
+      <w:r>
+        <w:rPr>
+          <w:rFonts w:ascii="Arial" w:hAnsi="Arial" w:cs="Arial"/>
+          <w:u w:val="single"/>
+          <w:lang w:val="en-US"/>
+        </w:rPr>
+        <w:t>Lejemål</w:t>
+      </w:r>
+      <w:proofErr w:type="spellEnd"/>
+      <w:r>
+        <w:rPr>
+          <w:rFonts w:ascii="Arial" w:hAnsi="Arial" w:cs="Arial"/>
+          <w:u w:val="single"/>
+          <w:lang w:val="en-US"/>
+        </w:rPr>
+        <w:t xml:space="preserve"> nr. </w:t>
       </w:r>
       <w:sdt>
         <w:sdtPr>
@@ -484,16 +545,17 @@
             <w:lang w:val="en-US"/>
           </w:rPr>
           <w:alias w:val="#Nav: /Occupant/TenancyNo_Occupant"/>
-          <w:tag w:val="#Nav: SVA DemandNoticeProf/50014"/>
+          <w:tag w:val="#Nav: SVA_DemandNoticeProf/50014"/>
           <w:id w:val="557363795"/>
           <w:placeholder>
             <w:docPart w:val="DefaultPlaceholder_-1854013440"/>
           </w:placeholder>
-          <w:dataBinding w:prefixMappings="xmlns:ns0='urn:microsoft-dynamics-nav/reports/SVA DemandNoticeProf/50014/'" w:xpath="/ns0:NavWordReportXmlPart[1]/ns0:Occupant[1]/ns0:TenancyNo_Occupant[1]" w:storeItemID="{E1AFFF29-3AA5-4C24-81FB-B566DE30977B}"/>
+          <w:dataBinding w:prefixMappings="xmlns:ns0='urn:microsoft-dynamics-nav/reports/SVA_DemandNoticeProf/50014/'" w:xpath="/ns0:NavWordReportXmlPart[1]/ns0:Occupant[1]/ns0:TenancyNo_Occupant[1]" w:storeItemID="{9C025905-9EF9-4834-B47E-E6AFEE0E9531}"/>
           <w:text/>
         </w:sdtPr>
         <w:sdtEndPr/>
         <w:sdtContent>
+          <w:proofErr w:type="spellStart"/>
           <w:r>
             <w:rPr>
               <w:rFonts w:ascii="Arial" w:hAnsi="Arial" w:cs="Arial"/>
@@ -502,6 +564,7 @@
             </w:rPr>
             <w:t>TenancyNo_Occupant</w:t>
           </w:r>
+          <w:proofErr w:type="spellEnd"/>
         </w:sdtContent>
       </w:sdt>
       <w:r>
@@ -528,12 +591,12 @@
             <w:lang w:val="en-US"/>
           </w:rPr>
           <w:alias w:val="#Nav: /Occupant/Tenancy/Address1_Tenancy"/>
-          <w:tag w:val="#Nav: SVA DemandNoticeProf/50014"/>
+          <w:tag w:val="#Nav: SVA_DemandNoticeProf/50014"/>
           <w:id w:val="-332536867"/>
           <w:placeholder>
             <w:docPart w:val="DefaultPlaceholder_-1854013440"/>
           </w:placeholder>
-          <w:dataBinding w:prefixMappings="xmlns:ns0='urn:microsoft-dynamics-nav/reports/SVA DemandNoticeProf/50014/'" w:xpath="/ns0:NavWordReportXmlPart[1]/ns0:Occupant[1]/ns0:Tenancy[1]/ns0:Address1_Tenancy[1]" w:storeItemID="{E1AFFF29-3AA5-4C24-81FB-B566DE30977B}"/>
+          <w:dataBinding w:prefixMappings="xmlns:ns0='urn:microsoft-dynamics-nav/reports/SVA_DemandNoticeProf/50014/'" w:xpath="/ns0:NavWordReportXmlPart[1]/ns0:Occupant[1]/ns0:Tenancy[1]/ns0:Address1_Tenancy[1]" w:storeItemID="{9C025905-9EF9-4834-B47E-E6AFEE0E9531}"/>
           <w:text/>
         </w:sdtPr>
         <w:sdtEndPr/>
@@ -564,16 +627,17 @@
             <w:lang w:val="en-US"/>
           </w:rPr>
           <w:alias w:val="#Nav: /Occupant/Tenancy/PostCode_Tenancy"/>
-          <w:tag w:val="#Nav: SVA DemandNoticeProf/50014"/>
+          <w:tag w:val="#Nav: SVA_DemandNoticeProf/50014"/>
           <w:id w:val="-824306"/>
           <w:placeholder>
             <w:docPart w:val="DefaultPlaceholder_-1854013440"/>
           </w:placeholder>
-          <w:dataBinding w:prefixMappings="xmlns:ns0='urn:microsoft-dynamics-nav/reports/SVA DemandNoticeProf/50014/'" w:xpath="/ns0:NavWordReportXmlPart[1]/ns0:Occupant[1]/ns0:Tenancy[1]/ns0:PostCode_Tenancy[1]" w:storeItemID="{E1AFFF29-3AA5-4C24-81FB-B566DE30977B}"/>
+          <w:dataBinding w:prefixMappings="xmlns:ns0='urn:microsoft-dynamics-nav/reports/SVA_DemandNoticeProf/50014/'" w:xpath="/ns0:NavWordReportXmlPart[1]/ns0:Occupant[1]/ns0:Tenancy[1]/ns0:PostCode_Tenancy[1]" w:storeItemID="{9C025905-9EF9-4834-B47E-E6AFEE0E9531}"/>
           <w:text/>
         </w:sdtPr>
         <w:sdtEndPr/>
         <w:sdtContent>
+          <w:proofErr w:type="spellStart"/>
           <w:r>
             <w:rPr>
               <w:rFonts w:ascii="Arial" w:hAnsi="Arial" w:cs="Arial"/>
@@ -582,6 +646,7 @@
             </w:rPr>
             <w:t>PostCode_Tenancy</w:t>
           </w:r>
+          <w:proofErr w:type="spellEnd"/>
         </w:sdtContent>
       </w:sdt>
       <w:r>
@@ -600,16 +665,17 @@
             <w:lang w:val="en-US"/>
           </w:rPr>
           <w:alias w:val="#Nav: /Occupant/Tenancy/City_Tenancy"/>
-          <w:tag w:val="#Nav: SVA DemandNoticeProf/50014"/>
+          <w:tag w:val="#Nav: SVA_DemandNoticeProf/50014"/>
           <w:id w:val="-1056707292"/>
           <w:placeholder>
             <w:docPart w:val="DefaultPlaceholder_-1854013440"/>
           </w:placeholder>
-          <w:dataBinding w:prefixMappings="xmlns:ns0='urn:microsoft-dynamics-nav/reports/SVA DemandNoticeProf/50014/'" w:xpath="/ns0:NavWordReportXmlPart[1]/ns0:Occupant[1]/ns0:Tenancy[1]/ns0:City_Tenancy[1]" w:storeItemID="{E1AFFF29-3AA5-4C24-81FB-B566DE30977B}"/>
+          <w:dataBinding w:prefixMappings="xmlns:ns0='urn:microsoft-dynamics-nav/reports/SVA_DemandNoticeProf/50014/'" w:xpath="/ns0:NavWordReportXmlPart[1]/ns0:Occupant[1]/ns0:Tenancy[1]/ns0:City_Tenancy[1]" w:storeItemID="{9C025905-9EF9-4834-B47E-E6AFEE0E9531}"/>
           <w:text/>
         </w:sdtPr>
         <w:sdtEndPr/>
         <w:sdtContent>
+          <w:proofErr w:type="spellStart"/>
           <w:r>
             <w:rPr>
               <w:rFonts w:ascii="Arial" w:hAnsi="Arial" w:cs="Arial"/>
@@ -618,6 +684,7 @@
             </w:rPr>
             <w:t>City_Tenancy</w:t>
           </w:r>
+          <w:proofErr w:type="spellEnd"/>
         </w:sdtContent>
       </w:sdt>
     </w:p>
@@ -703,6 +770,7 @@
                 <w:szCs w:val="22"/>
               </w:rPr>
             </w:pPr>
+            <w:proofErr w:type="spellStart"/>
             <w:r>
               <w:rPr>
                 <w:sz w:val="22"/>
@@ -710,6 +778,7 @@
               </w:rPr>
               <w:t>Bilag</w:t>
             </w:r>
+            <w:proofErr w:type="spellEnd"/>
           </w:p>
         </w:tc>
         <w:tc>
@@ -725,6 +794,7 @@
                 <w:szCs w:val="22"/>
               </w:rPr>
             </w:pPr>
+            <w:proofErr w:type="spellStart"/>
             <w:r>
               <w:rPr>
                 <w:sz w:val="22"/>
@@ -732,6 +802,7 @@
               </w:rPr>
               <w:t>Tekst</w:t>
             </w:r>
+            <w:proofErr w:type="spellEnd"/>
           </w:p>
         </w:tc>
         <w:tc>
@@ -748,6 +819,7 @@
                 <w:szCs w:val="22"/>
               </w:rPr>
             </w:pPr>
+            <w:proofErr w:type="spellStart"/>
             <w:r>
               <w:rPr>
                 <w:sz w:val="22"/>
@@ -755,6 +827,7 @@
               </w:rPr>
               <w:t>Forfaldsdato</w:t>
             </w:r>
+            <w:proofErr w:type="spellEnd"/>
           </w:p>
         </w:tc>
         <w:tc>
@@ -772,12 +845,21 @@
                 <w:szCs w:val="22"/>
               </w:rPr>
             </w:pPr>
+            <w:proofErr w:type="spellStart"/>
             <w:r>
               <w:rPr>
                 <w:sz w:val="22"/>
                 <w:szCs w:val="22"/>
               </w:rPr>
-              <w:t>Beløb DKK</w:t>
+              <w:t>Beløb</w:t>
+            </w:r>
+            <w:proofErr w:type="spellEnd"/>
+            <w:r>
+              <w:rPr>
+                <w:sz w:val="22"/>
+                <w:szCs w:val="22"/>
+              </w:rPr>
+              <w:t xml:space="preserve"> DKK</w:t>
             </w:r>
           </w:p>
         </w:tc>
@@ -798,13 +880,31 @@
                 <w:szCs w:val="22"/>
               </w:rPr>
             </w:pPr>
+            <w:proofErr w:type="spellStart"/>
             <w:r>
               <w:rPr>
                 <w:sz w:val="22"/>
                 <w:szCs w:val="22"/>
               </w:rPr>
-              <w:t>Forfaldent beløb</w:t>
+              <w:t>Forfaldent</w:t>
             </w:r>
+            <w:proofErr w:type="spellEnd"/>
+            <w:r>
+              <w:rPr>
+                <w:sz w:val="22"/>
+                <w:szCs w:val="22"/>
+              </w:rPr>
+              <w:t xml:space="preserve"> </w:t>
+            </w:r>
+            <w:proofErr w:type="spellStart"/>
+            <w:r>
+              <w:rPr>
+                <w:sz w:val="22"/>
+                <w:szCs w:val="22"/>
+              </w:rPr>
+              <w:t>beløb</w:t>
+            </w:r>
+            <w:proofErr w:type="spellEnd"/>
           </w:p>
         </w:tc>
       </w:tr>
@@ -814,9 +914,9 @@
             <w:lang w:val="da-DK"/>
           </w:rPr>
           <w:alias w:val="#Nav: /Occupant/Sales_Invoice_Header"/>
-          <w:tag w:val="#Nav: SVA DemandNoticeProf/50014"/>
+          <w:tag w:val="#Nav: SVA_DemandNoticeProf/50014"/>
           <w:id w:val="-1795512018"/>
-          <w15:dataBinding w:prefixMappings="xmlns:ns0='urn:microsoft-dynamics-nav/reports/SVA DemandNoticeProf/50014/'" w:xpath="/ns0:NavWordReportXmlPart[1]/ns0:Occupant[1]/ns0:Sales_Invoice_Header" w:storeItemID="{E1AFFF29-3AA5-4C24-81FB-B566DE30977B}"/>
+          <w15:dataBinding w:prefixMappings="xmlns:ns0='urn:microsoft-dynamics-nav/reports/SVA_DemandNoticeProf/50014/'" w:xpath="/ns0:NavWordReportXmlPart[1]/ns0:Occupant[1]/ns0:Sales_Invoice_Header" w:storeItemID="{9C025905-9EF9-4834-B47E-E6AFEE0E9531}"/>
           <w15:repeatingSection/>
         </w:sdtPr>
         <w:sdtEndPr/>
@@ -844,12 +944,12 @@
                       <w:lang w:val="da-DK"/>
                     </w:rPr>
                     <w:alias w:val="#Nav: /Occupant/Sales_Invoice_Header/PostingDate_SalesInvoiceHeader"/>
-                    <w:tag w:val="#Nav: SVA DemandNoticeProf/50014"/>
+                    <w:tag w:val="#Nav: SVA_DemandNoticeProf/50014"/>
                     <w:id w:val="2006863028"/>
                     <w:placeholder>
                       <w:docPart w:val="DefaultPlaceholder_-1854013440"/>
                     </w:placeholder>
-                    <w:dataBinding w:prefixMappings="xmlns:ns0='urn:microsoft-dynamics-nav/reports/SVA DemandNoticeProf/50014/'" w:xpath="/ns0:NavWordReportXmlPart[1]/ns0:Occupant[1]/ns0:Sales_Invoice_Header[1]/ns0:PostingDate_SalesInvoiceHeader[1]" w:storeItemID="{E1AFFF29-3AA5-4C24-81FB-B566DE30977B}"/>
+                    <w:dataBinding w:prefixMappings="xmlns:ns0='urn:microsoft-dynamics-nav/reports/SVA_DemandNoticeProf/50014/'" w:xpath="/ns0:NavWordReportXmlPart[1]/ns0:Occupant[1]/ns0:Sales_Invoice_Header[1]/ns0:PostingDate_SalesInvoiceHeader[1]" w:storeItemID="{9C025905-9EF9-4834-B47E-E6AFEE0E9531}"/>
                     <w:text/>
                   </w:sdtPr>
                   <w:sdtEndPr/>
@@ -865,12 +965,14 @@
                             <w:lang w:val="da-DK"/>
                           </w:rPr>
                         </w:pPr>
+                        <w:proofErr w:type="spellStart"/>
                         <w:r>
                           <w:rPr>
                             <w:lang w:val="da-DK"/>
                           </w:rPr>
                           <w:t>PostingDate_SalesInvoiceHeader</w:t>
                         </w:r>
+                        <w:proofErr w:type="spellEnd"/>
                       </w:p>
                     </w:tc>
                   </w:sdtContent>
@@ -881,12 +983,12 @@
                       <w:lang w:val="da-DK"/>
                     </w:rPr>
                     <w:alias w:val="#Nav: /Occupant/Sales_Invoice_Header/No_SalesInvoiceHeader"/>
-                    <w:tag w:val="#Nav: SVA DemandNoticeProf/50014"/>
+                    <w:tag w:val="#Nav: SVA_DemandNoticeProf/50014"/>
                     <w:id w:val="-62955165"/>
                     <w:placeholder>
                       <w:docPart w:val="DefaultPlaceholder_-1854013440"/>
                     </w:placeholder>
-                    <w:dataBinding w:prefixMappings="xmlns:ns0='urn:microsoft-dynamics-nav/reports/SVA DemandNoticeProf/50014/'" w:xpath="/ns0:NavWordReportXmlPart[1]/ns0:Occupant[1]/ns0:Sales_Invoice_Header[1]/ns0:No_SalesInvoiceHeader[1]" w:storeItemID="{E1AFFF29-3AA5-4C24-81FB-B566DE30977B}"/>
+                    <w:dataBinding w:prefixMappings="xmlns:ns0='urn:microsoft-dynamics-nav/reports/SVA_DemandNoticeProf/50014/'" w:xpath="/ns0:NavWordReportXmlPart[1]/ns0:Occupant[1]/ns0:Sales_Invoice_Header[1]/ns0:No_SalesInvoiceHeader[1]" w:storeItemID="{9C025905-9EF9-4834-B47E-E6AFEE0E9531}"/>
                     <w:text/>
                   </w:sdtPr>
                   <w:sdtEndPr/>
@@ -902,12 +1004,14 @@
                             <w:lang w:val="da-DK"/>
                           </w:rPr>
                         </w:pPr>
+                        <w:proofErr w:type="spellStart"/>
                         <w:r>
                           <w:rPr>
                             <w:lang w:val="da-DK"/>
                           </w:rPr>
                           <w:t>No_SalesInvoiceHeader</w:t>
                         </w:r>
+                        <w:proofErr w:type="spellEnd"/>
                       </w:p>
                     </w:tc>
                   </w:sdtContent>
@@ -918,12 +1022,12 @@
                       <w:lang w:val="da-DK"/>
                     </w:rPr>
                     <w:alias w:val="#Nav: /Occupant/Sales_Invoice_Header/PostingDescr"/>
-                    <w:tag w:val="#Nav: SVA DemandNoticeProf/50014"/>
+                    <w:tag w:val="#Nav: SVA_DemandNoticeProf/50014"/>
                     <w:id w:val="1541629590"/>
                     <w:placeholder>
                       <w:docPart w:val="DefaultPlaceholder_-1854013440"/>
                     </w:placeholder>
-                    <w:dataBinding w:prefixMappings="xmlns:ns0='urn:microsoft-dynamics-nav/reports/SVA DemandNoticeProf/50014/'" w:xpath="/ns0:NavWordReportXmlPart[1]/ns0:Occupant[1]/ns0:Sales_Invoice_Header[1]/ns0:PostingDescr[1]" w:storeItemID="{E1AFFF29-3AA5-4C24-81FB-B566DE30977B}"/>
+                    <w:dataBinding w:prefixMappings="xmlns:ns0='urn:microsoft-dynamics-nav/reports/SVA_DemandNoticeProf/50014/'" w:xpath="/ns0:NavWordReportXmlPart[1]/ns0:Occupant[1]/ns0:Sales_Invoice_Header[1]/ns0:PostingDescr[1]" w:storeItemID="{9C025905-9EF9-4834-B47E-E6AFEE0E9531}"/>
                     <w:text/>
                   </w:sdtPr>
                   <w:sdtEndPr/>
@@ -939,12 +1043,14 @@
                             <w:lang w:val="da-DK"/>
                           </w:rPr>
                         </w:pPr>
+                        <w:proofErr w:type="spellStart"/>
                         <w:r>
                           <w:rPr>
                             <w:lang w:val="da-DK"/>
                           </w:rPr>
                           <w:t>PostingDescr</w:t>
                         </w:r>
+                        <w:proofErr w:type="spellEnd"/>
                       </w:p>
                     </w:tc>
                   </w:sdtContent>
@@ -955,12 +1061,12 @@
                       <w:lang w:val="da-DK"/>
                     </w:rPr>
                     <w:alias w:val="#Nav: /Occupant/Sales_Invoice_Header/DueDate_SalesInvoiceHeader"/>
-                    <w:tag w:val="#Nav: SVA DemandNoticeProf/50014"/>
+                    <w:tag w:val="#Nav: SVA_DemandNoticeProf/50014"/>
                     <w:id w:val="-405767483"/>
                     <w:placeholder>
                       <w:docPart w:val="DefaultPlaceholder_-1854013440"/>
                     </w:placeholder>
-                    <w:dataBinding w:prefixMappings="xmlns:ns0='urn:microsoft-dynamics-nav/reports/SVA DemandNoticeProf/50014/'" w:xpath="/ns0:NavWordReportXmlPart[1]/ns0:Occupant[1]/ns0:Sales_Invoice_Header[1]/ns0:DueDate_SalesInvoiceHeader[1]" w:storeItemID="{E1AFFF29-3AA5-4C24-81FB-B566DE30977B}"/>
+                    <w:dataBinding w:prefixMappings="xmlns:ns0='urn:microsoft-dynamics-nav/reports/SVA_DemandNoticeProf/50014/'" w:xpath="/ns0:NavWordReportXmlPart[1]/ns0:Occupant[1]/ns0:Sales_Invoice_Header[1]/ns0:DueDate_SalesInvoiceHeader[1]" w:storeItemID="{9C025905-9EF9-4834-B47E-E6AFEE0E9531}"/>
                     <w:text/>
                   </w:sdtPr>
                   <w:sdtEndPr/>
@@ -976,12 +1082,14 @@
                             <w:lang w:val="da-DK"/>
                           </w:rPr>
                         </w:pPr>
+                        <w:proofErr w:type="spellStart"/>
                         <w:r>
                           <w:rPr>
                             <w:lang w:val="da-DK"/>
                           </w:rPr>
                           <w:t>DueDate_SalesInvoiceHeader</w:t>
                         </w:r>
+                        <w:proofErr w:type="spellEnd"/>
                       </w:p>
                     </w:tc>
                   </w:sdtContent>
@@ -992,12 +1100,12 @@
                       <w:lang w:val="da-DK"/>
                     </w:rPr>
                     <w:alias w:val="#Nav: /Occupant/Sales_Invoice_Header/AmountIncludingVAT_SalesInvoiceHeader"/>
-                    <w:tag w:val="#Nav: SVA DemandNoticeProf/50014"/>
+                    <w:tag w:val="#Nav: SVA_DemandNoticeProf/50014"/>
                     <w:id w:val="839964122"/>
                     <w:placeholder>
                       <w:docPart w:val="DefaultPlaceholder_-1854013440"/>
                     </w:placeholder>
-                    <w:dataBinding w:prefixMappings="xmlns:ns0='urn:microsoft-dynamics-nav/reports/SVA DemandNoticeProf/50014/'" w:xpath="/ns0:NavWordReportXmlPart[1]/ns0:Occupant[1]/ns0:Sales_Invoice_Header[1]/ns0:AmountIncludingVAT_SalesInvoiceHeader[1]" w:storeItemID="{E1AFFF29-3AA5-4C24-81FB-B566DE30977B}"/>
+                    <w:dataBinding w:prefixMappings="xmlns:ns0='urn:microsoft-dynamics-nav/reports/SVA_DemandNoticeProf/50014/'" w:xpath="/ns0:NavWordReportXmlPart[1]/ns0:Occupant[1]/ns0:Sales_Invoice_Header[1]/ns0:AmountIncludingVAT_SalesInvoiceHeader[1]" w:storeItemID="{9C025905-9EF9-4834-B47E-E6AFEE0E9531}"/>
                     <w:text/>
                   </w:sdtPr>
                   <w:sdtEndPr/>
@@ -1014,12 +1122,14 @@
                             <w:lang w:val="da-DK"/>
                           </w:rPr>
                         </w:pPr>
+                        <w:proofErr w:type="spellStart"/>
                         <w:r>
                           <w:rPr>
                             <w:lang w:val="da-DK"/>
                           </w:rPr>
                           <w:t>AmountIncludingVAT_SalesInvoiceHeader</w:t>
                         </w:r>
+                        <w:proofErr w:type="spellEnd"/>
                       </w:p>
                     </w:tc>
                   </w:sdtContent>
@@ -1030,12 +1140,12 @@
                       <w:lang w:val="da-DK"/>
                     </w:rPr>
                     <w:alias w:val="#Nav: /Occupant/Sales_Invoice_Header/RemainingAmount_SalesInvoiceHeader"/>
-                    <w:tag w:val="#Nav: SVA DemandNoticeProf/50014"/>
+                    <w:tag w:val="#Nav: SVA_DemandNoticeProf/50014"/>
                     <w:id w:val="2019880975"/>
                     <w:placeholder>
                       <w:docPart w:val="DefaultPlaceholder_-1854013440"/>
                     </w:placeholder>
-                    <w:dataBinding w:prefixMappings="xmlns:ns0='urn:microsoft-dynamics-nav/reports/SVA DemandNoticeProf/50014/'" w:xpath="/ns0:NavWordReportXmlPart[1]/ns0:Occupant[1]/ns0:Sales_Invoice_Header[1]/ns0:RemainingAmount_SalesInvoiceHeader[1]" w:storeItemID="{E1AFFF29-3AA5-4C24-81FB-B566DE30977B}"/>
+                    <w:dataBinding w:prefixMappings="xmlns:ns0='urn:microsoft-dynamics-nav/reports/SVA_DemandNoticeProf/50014/'" w:xpath="/ns0:NavWordReportXmlPart[1]/ns0:Occupant[1]/ns0:Sales_Invoice_Header[1]/ns0:RemainingAmount_SalesInvoiceHeader[1]" w:storeItemID="{9C025905-9EF9-4834-B47E-E6AFEE0E9531}"/>
                     <w:text/>
                   </w:sdtPr>
                   <w:sdtEndPr/>
@@ -1054,12 +1164,14 @@
                             <w:lang w:val="da-DK"/>
                           </w:rPr>
                         </w:pPr>
+                        <w:proofErr w:type="spellStart"/>
                         <w:r>
                           <w:rPr>
                             <w:lang w:val="da-DK"/>
                           </w:rPr>
                           <w:t>RemainingAmount_SalesInvoiceHeader</w:t>
                         </w:r>
+                        <w:proofErr w:type="spellEnd"/>
                       </w:p>
                     </w:tc>
                   </w:sdtContent>
@@ -1302,8 +1414,16 @@
               <w:rPr>
                 <w:b/>
               </w:rPr>
-              <w:t>I alt forfaldent</w:t>
+              <w:t xml:space="preserve">I alt </w:t>
             </w:r>
+            <w:proofErr w:type="spellStart"/>
+            <w:r>
+              <w:rPr>
+                <w:b/>
+              </w:rPr>
+              <w:t>forfaldent</w:t>
+            </w:r>
+            <w:proofErr w:type="spellEnd"/>
           </w:p>
         </w:tc>
         <w:sdt>
@@ -1312,12 +1432,12 @@
               <w:b/>
             </w:rPr>
             <w:alias w:val="#Nav: /Company_information/InvoicesAmount"/>
-            <w:tag w:val="#Nav: SVA DemandNoticeProf/50014"/>
+            <w:tag w:val="#Nav: SVA_DemandNoticeProf/50014"/>
             <w:id w:val="1652787135"/>
             <w:placeholder>
               <w:docPart w:val="DefaultPlaceholder_-1854013440"/>
             </w:placeholder>
-            <w:dataBinding w:prefixMappings="xmlns:ns0='urn:microsoft-dynamics-nav/reports/SVA DemandNoticeProf/50014/'" w:xpath="/ns0:NavWordReportXmlPart[1]/ns0:Company_information[1]/ns0:InvoicesAmount[1]" w:storeItemID="{E1AFFF29-3AA5-4C24-81FB-B566DE30977B}"/>
+            <w:dataBinding w:prefixMappings="xmlns:ns0='urn:microsoft-dynamics-nav/reports/SVA_DemandNoticeProf/50014/'" w:xpath="/ns0:NavWordReportXmlPart[1]/ns0:Company_information[1]/ns0:InvoicesAmount[1]" w:storeItemID="{9C025905-9EF9-4834-B47E-E6AFEE0E9531}"/>
             <w:text/>
           </w:sdtPr>
           <w:sdtEndPr/>
@@ -1338,12 +1458,14 @@
                     <w:b/>
                   </w:rPr>
                 </w:pPr>
+                <w:proofErr w:type="spellStart"/>
                 <w:r>
                   <w:rPr>
                     <w:b/>
                   </w:rPr>
                   <w:t>InvoicesAmount</w:t>
                 </w:r>
+                <w:proofErr w:type="spellEnd"/>
               </w:p>
             </w:tc>
           </w:sdtContent>
@@ -1395,12 +1517,14 @@
                 <w:b/>
               </w:rPr>
             </w:pPr>
+            <w:proofErr w:type="spellStart"/>
             <w:r>
               <w:rPr>
                 <w:b/>
               </w:rPr>
               <w:t>Påkravsgebyr</w:t>
             </w:r>
+            <w:proofErr w:type="spellEnd"/>
           </w:p>
         </w:tc>
         <w:sdt>
@@ -1409,12 +1533,12 @@
               <w:b/>
             </w:rPr>
             <w:alias w:val="#Nav: /Occupant/Parameters/ReminderFeeProf"/>
-            <w:tag w:val="#Nav: SVA DemandNoticeProf/50014"/>
+            <w:tag w:val="#Nav: SVA_DemandNoticeProf/50014"/>
             <w:id w:val="-1363435859"/>
             <w:placeholder>
               <w:docPart w:val="DefaultPlaceholder_-1854013440"/>
             </w:placeholder>
-            <w:dataBinding w:prefixMappings="xmlns:ns0='urn:microsoft-dynamics-nav/reports/SVA DemandNoticeProf/50014/'" w:xpath="/ns0:NavWordReportXmlPart[1]/ns0:Occupant[1]/ns0:Parameters[1]/ns0:ReminderFeeProf[1]" w:storeItemID="{E1AFFF29-3AA5-4C24-81FB-B566DE30977B}"/>
+            <w:dataBinding w:prefixMappings="xmlns:ns0='urn:microsoft-dynamics-nav/reports/SVA_DemandNoticeProf/50014/'" w:xpath="/ns0:NavWordReportXmlPart[1]/ns0:Occupant[1]/ns0:Parameters[1]/ns0:ReminderFeeProf[1]" w:storeItemID="{9C025905-9EF9-4834-B47E-E6AFEE0E9531}"/>
             <w:text/>
           </w:sdtPr>
           <w:sdtEndPr/>
@@ -1435,12 +1559,14 @@
                     <w:b/>
                   </w:rPr>
                 </w:pPr>
+                <w:proofErr w:type="spellStart"/>
                 <w:r>
                   <w:rPr>
                     <w:b/>
                   </w:rPr>
                   <w:t>ReminderFeeProf</w:t>
                 </w:r>
+                <w:proofErr w:type="spellEnd"/>
               </w:p>
             </w:tc>
           </w:sdtContent>
@@ -1506,12 +1632,12 @@
               <w:b/>
             </w:rPr>
             <w:alias w:val="#Nav: /Company_information/TotalAmount"/>
-            <w:tag w:val="#Nav: SVA DemandNoticeProf/50014"/>
+            <w:tag w:val="#Nav: SVA_DemandNoticeProf/50014"/>
             <w:id w:val="-184057772"/>
             <w:placeholder>
               <w:docPart w:val="DefaultPlaceholder_-1854013440"/>
             </w:placeholder>
-            <w:dataBinding w:prefixMappings="xmlns:ns0='urn:microsoft-dynamics-nav/reports/SVA DemandNoticeProf/50014/'" w:xpath="/ns0:NavWordReportXmlPart[1]/ns0:Company_information[1]/ns0:TotalAmount[1]" w:storeItemID="{E1AFFF29-3AA5-4C24-81FB-B566DE30977B}"/>
+            <w:dataBinding w:prefixMappings="xmlns:ns0='urn:microsoft-dynamics-nav/reports/SVA_DemandNoticeProf/50014/'" w:xpath="/ns0:NavWordReportXmlPart[1]/ns0:Company_information[1]/ns0:TotalAmount[1]" w:storeItemID="{9C025905-9EF9-4834-B47E-E6AFEE0E9531}"/>
             <w:text/>
           </w:sdtPr>
           <w:sdtEndPr/>
@@ -1532,12 +1658,14 @@
                     <w:b/>
                   </w:rPr>
                 </w:pPr>
+                <w:proofErr w:type="spellStart"/>
                 <w:r>
                   <w:rPr>
                     <w:b/>
                   </w:rPr>
                   <w:t>TotalAmount</w:t>
                 </w:r>
+                <w:proofErr w:type="spellEnd"/>
               </w:p>
             </w:tc>
           </w:sdtContent>
@@ -1652,6 +1780,7 @@
                 <w:lang w:val="en-US"/>
               </w:rPr>
             </w:pPr>
+            <w:proofErr w:type="spellStart"/>
             <w:r>
               <w:rPr>
                 <w:rFonts w:cs="Arial"/>
@@ -1660,6 +1789,7 @@
               </w:rPr>
               <w:t>Bilag</w:t>
             </w:r>
+            <w:proofErr w:type="spellEnd"/>
           </w:p>
         </w:tc>
         <w:tc>
@@ -1683,6 +1813,7 @@
                 <w:lang w:val="en-US"/>
               </w:rPr>
             </w:pPr>
+            <w:proofErr w:type="spellStart"/>
             <w:r>
               <w:rPr>
                 <w:rFonts w:cs="Arial"/>
@@ -1691,6 +1822,7 @@
               </w:rPr>
               <w:t>Beskrivelse</w:t>
             </w:r>
+            <w:proofErr w:type="spellEnd"/>
           </w:p>
         </w:tc>
         <w:tc>
@@ -1715,13 +1847,23 @@
                 <w:lang w:val="en-US"/>
               </w:rPr>
             </w:pPr>
+            <w:proofErr w:type="spellStart"/>
             <w:r>
               <w:rPr>
                 <w:rFonts w:cs="Arial"/>
                 <w:b/>
                 <w:lang w:val="en-US"/>
               </w:rPr>
-              <w:t>Beløb DKK</w:t>
+              <w:t>Beløb</w:t>
+            </w:r>
+            <w:proofErr w:type="spellEnd"/>
+            <w:r>
+              <w:rPr>
+                <w:rFonts w:cs="Arial"/>
+                <w:b/>
+                <w:lang w:val="en-US"/>
+              </w:rPr>
+              <w:t xml:space="preserve"> DKK</w:t>
             </w:r>
           </w:p>
         </w:tc>
@@ -1734,9 +1876,9 @@
             <w:lang w:val="en-US"/>
           </w:rPr>
           <w:alias w:val="#Nav: /Occupant/Sales_Invoice_Header/Sales_Invoice_Line"/>
-          <w:tag w:val="#Nav: SVA DemandNoticeProf/50014"/>
+          <w:tag w:val="#Nav: SVA_DemandNoticeProf/50014"/>
           <w:id w:val="1670067090"/>
-          <w15:dataBinding w:prefixMappings="xmlns:ns0='urn:microsoft-dynamics-nav/reports/SVA DemandNoticeProf/50014/'" w:xpath="/ns0:NavWordReportXmlPart[1]/ns0:Occupant[1]/ns0:Sales_Invoice_Header[1]/ns0:Sales_Invoice_Line" w:storeItemID="{E1AFFF29-3AA5-4C24-81FB-B566DE30977B}"/>
+          <w15:dataBinding w:prefixMappings="xmlns:ns0='urn:microsoft-dynamics-nav/reports/SVA_DemandNoticeProf/50014/'" w:xpath="/ns0:NavWordReportXmlPart[1]/ns0:Occupant[1]/ns0:Sales_Invoice_Header[1]/ns0:Sales_Invoice_Line" w:storeItemID="{9C025905-9EF9-4834-B47E-E6AFEE0E9531}"/>
           <w15:repeatingSection/>
         </w:sdtPr>
         <w:sdtEndPr/>
@@ -1765,12 +1907,12 @@
                       <w:lang w:val="en-US"/>
                     </w:rPr>
                     <w:alias w:val="#Nav: /Occupant/Sales_Invoice_Header/Sales_Invoice_Line/DocumentNo_SalesInvoiceLine"/>
-                    <w:tag w:val="#Nav: SVA DemandNoticeProf/50014"/>
+                    <w:tag w:val="#Nav: SVA_DemandNoticeProf/50014"/>
                     <w:id w:val="-1176341959"/>
                     <w:placeholder>
                       <w:docPart w:val="DefaultPlaceholder_-1854013440"/>
                     </w:placeholder>
-                    <w:dataBinding w:prefixMappings="xmlns:ns0='urn:microsoft-dynamics-nav/reports/SVA DemandNoticeProf/50014/'" w:xpath="/ns0:NavWordReportXmlPart[1]/ns0:Occupant[1]/ns0:Sales_Invoice_Header[1]/ns0:Sales_Invoice_Line[1]/ns0:DocumentNo_SalesInvoiceLine[1]" w:storeItemID="{E1AFFF29-3AA5-4C24-81FB-B566DE30977B}"/>
+                    <w:dataBinding w:prefixMappings="xmlns:ns0='urn:microsoft-dynamics-nav/reports/SVA_DemandNoticeProf/50014/'" w:xpath="/ns0:NavWordReportXmlPart[1]/ns0:Occupant[1]/ns0:Sales_Invoice_Header[1]/ns0:Sales_Invoice_Line[1]/ns0:DocumentNo_SalesInvoiceLine[1]" w:storeItemID="{9C025905-9EF9-4834-B47E-E6AFEE0E9531}"/>
                     <w:text/>
                   </w:sdtPr>
                   <w:sdtEndPr/>
@@ -1787,6 +1929,7 @@
                             <w:lang w:val="en-US"/>
                           </w:rPr>
                         </w:pPr>
+                        <w:proofErr w:type="spellStart"/>
                         <w:r>
                           <w:rPr>
                             <w:rFonts w:cs="Arial"/>
@@ -1795,6 +1938,7 @@
                           </w:rPr>
                           <w:t>DocumentNo_SalesInvoiceLine</w:t>
                         </w:r>
+                        <w:proofErr w:type="spellEnd"/>
                       </w:p>
                     </w:tc>
                   </w:sdtContent>
@@ -1807,12 +1951,12 @@
                       <w:lang w:val="en-US"/>
                     </w:rPr>
                     <w:alias w:val="#Nav: /Occupant/Sales_Invoice_Header/Sales_Invoice_Line/Description_SalesInvoiceLine"/>
-                    <w:tag w:val="#Nav: SVA DemandNoticeProf/50014"/>
+                    <w:tag w:val="#Nav: SVA_DemandNoticeProf/50014"/>
                     <w:id w:val="1594424638"/>
                     <w:placeholder>
                       <w:docPart w:val="DefaultPlaceholder_-1854013440"/>
                     </w:placeholder>
-                    <w:dataBinding w:prefixMappings="xmlns:ns0='urn:microsoft-dynamics-nav/reports/SVA DemandNoticeProf/50014/'" w:xpath="/ns0:NavWordReportXmlPart[1]/ns0:Occupant[1]/ns0:Sales_Invoice_Header[1]/ns0:Sales_Invoice_Line[1]/ns0:Description_SalesInvoiceLine[1]" w:storeItemID="{E1AFFF29-3AA5-4C24-81FB-B566DE30977B}"/>
+                    <w:dataBinding w:prefixMappings="xmlns:ns0='urn:microsoft-dynamics-nav/reports/SVA_DemandNoticeProf/50014/'" w:xpath="/ns0:NavWordReportXmlPart[1]/ns0:Occupant[1]/ns0:Sales_Invoice_Header[1]/ns0:Sales_Invoice_Line[1]/ns0:Description_SalesInvoiceLine[1]" w:storeItemID="{9C025905-9EF9-4834-B47E-E6AFEE0E9531}"/>
                     <w:text/>
                   </w:sdtPr>
                   <w:sdtEndPr/>
@@ -1829,6 +1973,7 @@
                             <w:lang w:val="en-US"/>
                           </w:rPr>
                         </w:pPr>
+                        <w:proofErr w:type="spellStart"/>
                         <w:r>
                           <w:rPr>
                             <w:rFonts w:cs="Arial"/>
@@ -1837,6 +1982,7 @@
                           </w:rPr>
                           <w:t>Description_SalesInvoiceLine</w:t>
                         </w:r>
+                        <w:proofErr w:type="spellEnd"/>
                       </w:p>
                     </w:tc>
                   </w:sdtContent>
@@ -1849,12 +1995,12 @@
                       <w:lang w:val="en-US"/>
                     </w:rPr>
                     <w:alias w:val="#Nav: /Occupant/Sales_Invoice_Header/Sales_Invoice_Line/AmountIncludingVAT_SalesInvoiceLine"/>
-                    <w:tag w:val="#Nav: SVA DemandNoticeProf/50014"/>
+                    <w:tag w:val="#Nav: SVA_DemandNoticeProf/50014"/>
                     <w:id w:val="-1802767573"/>
                     <w:placeholder>
                       <w:docPart w:val="DefaultPlaceholder_-1854013440"/>
                     </w:placeholder>
-                    <w:dataBinding w:prefixMappings="xmlns:ns0='urn:microsoft-dynamics-nav/reports/SVA DemandNoticeProf/50014/'" w:xpath="/ns0:NavWordReportXmlPart[1]/ns0:Occupant[1]/ns0:Sales_Invoice_Header[1]/ns0:Sales_Invoice_Line[1]/ns0:AmountIncludingVAT_SalesInvoiceLine[1]" w:storeItemID="{E1AFFF29-3AA5-4C24-81FB-B566DE30977B}"/>
+                    <w:dataBinding w:prefixMappings="xmlns:ns0='urn:microsoft-dynamics-nav/reports/SVA_DemandNoticeProf/50014/'" w:xpath="/ns0:NavWordReportXmlPart[1]/ns0:Occupant[1]/ns0:Sales_Invoice_Header[1]/ns0:Sales_Invoice_Line[1]/ns0:AmountIncludingVAT_SalesInvoiceLine[1]" w:storeItemID="{9C025905-9EF9-4834-B47E-E6AFEE0E9531}"/>
                     <w:text/>
                   </w:sdtPr>
                   <w:sdtEndPr/>
@@ -1871,6 +2017,7 @@
                             <w:lang w:val="en-US"/>
                           </w:rPr>
                         </w:pPr>
+                        <w:proofErr w:type="spellStart"/>
                         <w:r>
                           <w:rPr>
                             <w:rFonts w:cs="Arial"/>
@@ -1879,6 +2026,7 @@
                           </w:rPr>
                           <w:t>AmountIncludingVAT_SalesInvoiceLine</w:t>
                         </w:r>
+                        <w:proofErr w:type="spellEnd"/>
                       </w:p>
                     </w:tc>
                   </w:sdtContent>
@@ -1979,6 +2127,7 @@
         </w:rPr>
         <w:t xml:space="preserve">, i alt </w:t>
       </w:r>
+      <w:proofErr w:type="spellStart"/>
       <w:r>
         <w:rPr>
           <w:rFonts w:ascii="Arial" w:hAnsi="Arial" w:eastAsia="Times New Roman" w:cs="Arial"/>
@@ -1991,12 +2140,12 @@
             <w:rFonts w:ascii="Arial" w:hAnsi="Arial" w:eastAsia="Times New Roman" w:cs="Arial"/>
           </w:rPr>
           <w:alias w:val="#Nav: /Company_information/LiableAmount"/>
-          <w:tag w:val="#Nav: SVA DemandNoticeProf/50014"/>
+          <w:tag w:val="#Nav: SVA_DemandNoticeProf/50014"/>
           <w:id w:val="1743749538"/>
           <w:placeholder>
             <w:docPart w:val="DefaultPlaceholder_-1854013440"/>
           </w:placeholder>
-          <w:dataBinding w:prefixMappings="xmlns:ns0='urn:microsoft-dynamics-nav/reports/SVA DemandNoticeProf/50014/'" w:xpath="/ns0:NavWordReportXmlPart[1]/ns0:Company_information[1]/ns0:LiableAmount[1]" w:storeItemID="{E1AFFF29-3AA5-4C24-81FB-B566DE30977B}"/>
+          <w:dataBinding w:prefixMappings="xmlns:ns0='urn:microsoft-dynamics-nav/reports/SVA_DemandNoticeProf/50014/'" w:xpath="/ns0:NavWordReportXmlPart[1]/ns0:Company_information[1]/ns0:LiableAmount[1]" w:storeItemID="{9C025905-9EF9-4834-B47E-E6AFEE0E9531}"/>
           <w:text/>
         </w:sdtPr>
         <w:sdtEndPr/>
@@ -2007,6 +2156,7 @@
             </w:rPr>
             <w:t>LiableAmount</w:t>
           </w:r>
+          <w:proofErr w:type="spellEnd"/>
         </w:sdtContent>
       </w:sdt>
       <w:r>
@@ -2087,146 +2237,25 @@
         <w:rPr>
           <w:rFonts w:ascii="Arial" w:hAnsi="Arial" w:eastAsia="Times New Roman" w:cs="Arial"/>
         </w:rPr>
-        <w:t xml:space="preserve">Hvis </w:t>
+        <w:t xml:space="preserve">Er </w:t>
       </w:r>
       <w:r>
         <w:rPr>
           <w:rFonts w:ascii="Arial" w:hAnsi="Arial" w:eastAsia="Times New Roman" w:cs="Arial"/>
         </w:rPr>
-        <w:t>d</w:t>
+        <w:t xml:space="preserve">den forfaldne leje mv. </w:t>
       </w:r>
       <w:r>
         <w:rPr>
           <w:rFonts w:ascii="Arial" w:hAnsi="Arial" w:eastAsia="Times New Roman" w:cs="Arial"/>
         </w:rPr>
-        <w:t xml:space="preserve">et fulde beløb </w:t>
+        <w:t xml:space="preserve">betalt </w:t>
       </w:r>
       <w:r>
         <w:rPr>
           <w:rFonts w:ascii="Arial" w:hAnsi="Arial" w:eastAsia="Times New Roman" w:cs="Arial"/>
         </w:rPr>
-        <w:t>på i alt kr.</w:t>
-      </w:r>
-      <w:r>
-        <w:rPr>
-          <w:rFonts w:ascii="Arial" w:hAnsi="Arial" w:eastAsia="Times New Roman" w:cs="Arial"/>
-        </w:rPr>
-        <w:t xml:space="preserve"> </w:t>
-      </w:r>
-      <w:sdt>
-        <w:sdtPr>
-          <w:rPr>
-            <w:rFonts w:ascii="Arial" w:hAnsi="Arial" w:eastAsia="Times New Roman" w:cs="Arial"/>
-          </w:rPr>
-          <w:alias w:val="#Nav: /Company_information/TotalAmount"/>
-          <w:tag w:val="#Nav: SVA DemandNoticeProf/50014"/>
-          <w:id w:val="-692230170"/>
-          <w:placeholder>
-            <w:docPart w:val="DefaultPlaceholder_-1854013440"/>
-          </w:placeholder>
-          <w:dataBinding w:prefixMappings="xmlns:ns0='urn:microsoft-dynamics-nav/reports/SVA DemandNoticeProf/50014/'" w:xpath="/ns0:NavWordReportXmlPart[1]/ns0:Company_information[1]/ns0:TotalAmount[1]" w:storeItemID="{E1AFFF29-3AA5-4C24-81FB-B566DE30977B}"/>
-          <w:text/>
-        </w:sdtPr>
-        <w:sdtEndPr/>
-        <w:sdtContent>
-          <w:r>
-            <w:rPr>
-              <w:rFonts w:ascii="Arial" w:hAnsi="Arial" w:eastAsia="Times New Roman" w:cs="Arial"/>
-            </w:rPr>
-            <w:t>TotalAmount</w:t>
-          </w:r>
-        </w:sdtContent>
-      </w:sdt>
-      <w:r>
-        <w:rPr>
-          <w:rFonts w:ascii="Arial" w:hAnsi="Arial" w:eastAsia="Times New Roman" w:cs="Arial"/>
-        </w:rPr>
-        <w:t xml:space="preserve"> </w:t>
-      </w:r>
-      <w:r>
-        <w:rPr>
-          <w:rFonts w:ascii="Arial" w:hAnsi="Arial" w:eastAsia="Times New Roman" w:cs="Arial"/>
-        </w:rPr>
-        <w:t xml:space="preserve">ikke er betalt senest 10 dage efter modtagelsen af dette brev, vil det samlede krav blive sendt til inkasso, hvilket vil medføre yderligere udgifter for </w:t>
-      </w:r>
-      <w:sdt>
-        <w:sdtPr>
-          <w:rPr>
-            <w:rFonts w:ascii="Arial" w:hAnsi="Arial" w:eastAsia="Times New Roman" w:cs="Arial"/>
-          </w:rPr>
-          <w:id w:val="-2015370041"/>
-          <w:placeholder>
-            <w:docPart w:val="DefaultPlaceholder_-1854013440"/>
-          </w:placeholder>
-          <w:dataBinding w:prefixMappings="xmlns:ns0='urn:microsoft-dynamics-nav/reports/SVA DemandNoticeProf/50014/'" w:xpath="/ns0:NavWordReportXmlPart[1]/ns0:Occupant[1]/ns0:Name1_Occupant[1]" w:storeItemID="{E1AFFF29-3AA5-4C24-81FB-B566DE30977B}"/>
-          <w:text/>
-          <w:alias w:val="#Nav: /Occupant/Name1_Occupant"/>
-          <w:tag w:val="#Nav: SVA DemandNoticeProf/50014"/>
-        </w:sdtPr>
-        <w:sdtContent>
-          <w:r>
-            <w:rPr>
-              <w:rFonts w:ascii="Arial" w:hAnsi="Arial" w:eastAsia="Times New Roman" w:cs="Arial"/>
-            </w:rPr>
-            <w:t>Name1_Occupant</w:t>
-          </w:r>
-        </w:sdtContent>
-      </w:sdt>
-      <w:r>
-        <w:rPr>
-          <w:rFonts w:ascii="Arial" w:hAnsi="Arial" w:eastAsia="Times New Roman" w:cs="Arial"/>
-        </w:rPr>
-        <w:t>.</w:t>
-      </w:r>
-    </w:p>
-    <w:p>
-      <w:pPr>
-        <w:tabs>
-          <w:tab w:val="left" w:pos="851"/>
-          <w:tab w:val="left" w:pos="7020"/>
-          <w:tab w:val="right" w:pos="9540"/>
-        </w:tabs>
-        <w:spacing w:after="0" w:line="240" w:lineRule="auto"/>
-        <w:rPr>
-          <w:rFonts w:ascii="Arial" w:hAnsi="Arial" w:eastAsia="Times New Roman" w:cs="Arial"/>
-        </w:rPr>
-      </w:pPr>
-    </w:p>
-    <w:p>
-      <w:pPr>
-        <w:tabs>
-          <w:tab w:val="left" w:pos="851"/>
-          <w:tab w:val="left" w:pos="7020"/>
-          <w:tab w:val="right" w:pos="9540"/>
-        </w:tabs>
-        <w:spacing w:after="0" w:line="240" w:lineRule="auto"/>
-        <w:rPr>
-          <w:rFonts w:ascii="Arial" w:hAnsi="Arial" w:eastAsia="Times New Roman" w:cs="Arial"/>
-        </w:rPr>
-      </w:pPr>
-      <w:r>
-        <w:rPr>
-          <w:rFonts w:ascii="Arial" w:hAnsi="Arial" w:eastAsia="Times New Roman" w:cs="Arial"/>
-        </w:rPr>
-        <w:t xml:space="preserve">Er </w:t>
-      </w:r>
-      <w:r>
-        <w:rPr>
-          <w:rFonts w:ascii="Arial" w:hAnsi="Arial" w:eastAsia="Times New Roman" w:cs="Arial"/>
-        </w:rPr>
-        <w:t xml:space="preserve">den forfaldne leje mv. </w:t>
-      </w:r>
-      <w:r>
-        <w:rPr>
-          <w:rFonts w:ascii="Arial" w:hAnsi="Arial" w:eastAsia="Times New Roman" w:cs="Arial"/>
-        </w:rPr>
-        <w:t xml:space="preserve">betalt </w:t>
-      </w:r>
-      <w:r>
-        <w:rPr>
-          <w:rFonts w:ascii="Arial" w:hAnsi="Arial" w:eastAsia="Times New Roman" w:cs="Arial"/>
-        </w:rPr>
-        <w:t>inden modtagelsen af dette påkrav, men efter sidste rettidige indbetalingsdag, skal påkravsgebyret alligevel betales inden 14 dage efter modtagelsen af dette brev. Manglende betaling kan medføre ophævelse af lejemålet.</w:t>
+        <w:t xml:space="preserve">inden modtagelsen af dette påkrav, men efter sidste rettidige indbetalingsdag, skal påkravsgebyret alligevel betales inden 14 dage efter modtagelsen af dette brev. </w:t>
       </w:r>
     </w:p>
     <w:p>
@@ -2283,12 +2312,12 @@
           <w:rFonts w:ascii="Arial" w:hAnsi="Arial" w:cs="Arial"/>
         </w:rPr>
         <w:alias w:val="#Nav: /Company_information/CName"/>
-        <w:tag w:val="#Nav: SVA DemandNoticeProf/50014"/>
+        <w:tag w:val="#Nav: SVA_DemandNoticeProf/50014"/>
         <w:id w:val="510646078"/>
         <w:placeholder>
           <w:docPart w:val="DefaultPlaceholder_-1854013440"/>
         </w:placeholder>
-        <w:dataBinding w:prefixMappings="xmlns:ns0='urn:microsoft-dynamics-nav/reports/SVA DemandNoticeProf/50014/'" w:xpath="/ns0:NavWordReportXmlPart[1]/ns0:Company_information[1]/ns0:CName[1]" w:storeItemID="{E1AFFF29-3AA5-4C24-81FB-B566DE30977B}"/>
+        <w:dataBinding w:prefixMappings="xmlns:ns0='urn:microsoft-dynamics-nav/reports/SVA_DemandNoticeProf/50014/'" w:xpath="/ns0:NavWordReportXmlPart[1]/ns0:Company_information[1]/ns0:CName[1]" w:storeItemID="{9C025905-9EF9-4834-B47E-E6AFEE0E9531}"/>
         <w:text/>
       </w:sdtPr>
       <w:sdtEndPr/>
@@ -2308,12 +2337,14 @@
               <w:rFonts w:ascii="Arial" w:hAnsi="Arial" w:cs="Arial"/>
             </w:rPr>
           </w:pPr>
+          <w:proofErr w:type="spellStart"/>
           <w:r>
             <w:rPr>
               <w:rFonts w:ascii="Arial" w:hAnsi="Arial" w:cs="Arial"/>
             </w:rPr>
             <w:t>CName</w:t>
           </w:r>
+          <w:proofErr w:type="spellEnd"/>
         </w:p>
       </w:sdtContent>
     </w:sdt>
@@ -2323,12 +2354,12 @@
           <w:rFonts w:ascii="Arial" w:hAnsi="Arial" w:cs="Arial"/>
         </w:rPr>
         <w:alias w:val="#Nav: /Company_information/CAdress"/>
-        <w:tag w:val="#Nav: SVA DemandNoticeProf/50014"/>
+        <w:tag w:val="#Nav: SVA_DemandNoticeProf/50014"/>
         <w:id w:val="-1719964229"/>
         <w:placeholder>
           <w:docPart w:val="DefaultPlaceholder_-1854013440"/>
         </w:placeholder>
-        <w:dataBinding w:prefixMappings="xmlns:ns0='urn:microsoft-dynamics-nav/reports/SVA DemandNoticeProf/50014/'" w:xpath="/ns0:NavWordReportXmlPart[1]/ns0:Company_information[1]/ns0:CAdress[1]" w:storeItemID="{E1AFFF29-3AA5-4C24-81FB-B566DE30977B}"/>
+        <w:dataBinding w:prefixMappings="xmlns:ns0='urn:microsoft-dynamics-nav/reports/SVA_DemandNoticeProf/50014/'" w:xpath="/ns0:NavWordReportXmlPart[1]/ns0:Company_information[1]/ns0:CAdress[1]" w:storeItemID="{9C025905-9EF9-4834-B47E-E6AFEE0E9531}"/>
         <w:text/>
       </w:sdtPr>
       <w:sdtEndPr/>
@@ -2348,12 +2379,14 @@
               <w:rFonts w:ascii="Arial" w:hAnsi="Arial" w:cs="Arial"/>
             </w:rPr>
           </w:pPr>
+          <w:proofErr w:type="spellStart"/>
           <w:r>
             <w:rPr>
               <w:rFonts w:ascii="Arial" w:hAnsi="Arial" w:cs="Arial"/>
             </w:rPr>
             <w:t>CAdress</w:t>
           </w:r>
+          <w:proofErr w:type="spellEnd"/>
         </w:p>
       </w:sdtContent>
     </w:sdt>
@@ -2378,22 +2411,24 @@
             <w:rFonts w:ascii="Arial" w:hAnsi="Arial" w:cs="Arial"/>
           </w:rPr>
           <w:alias w:val="#Nav: /Company_information/CPostcode"/>
-          <w:tag w:val="#Nav: SVA DemandNoticeProf/50014"/>
+          <w:tag w:val="#Nav: SVA_DemandNoticeProf/50014"/>
           <w:id w:val="-283884901"/>
           <w:placeholder>
             <w:docPart w:val="DefaultPlaceholder_-1854013440"/>
           </w:placeholder>
-          <w:dataBinding w:prefixMappings="xmlns:ns0='urn:microsoft-dynamics-nav/reports/SVA DemandNoticeProf/50014/'" w:xpath="/ns0:NavWordReportXmlPart[1]/ns0:Company_information[1]/ns0:CPostcode[1]" w:storeItemID="{E1AFFF29-3AA5-4C24-81FB-B566DE30977B}"/>
+          <w:dataBinding w:prefixMappings="xmlns:ns0='urn:microsoft-dynamics-nav/reports/SVA_DemandNoticeProf/50014/'" w:xpath="/ns0:NavWordReportXmlPart[1]/ns0:Company_information[1]/ns0:CPostcode[1]" w:storeItemID="{9C025905-9EF9-4834-B47E-E6AFEE0E9531}"/>
           <w:text/>
         </w:sdtPr>
         <w:sdtEndPr/>
         <w:sdtContent>
+          <w:proofErr w:type="spellStart"/>
           <w:r>
             <w:rPr>
               <w:rFonts w:ascii="Arial" w:hAnsi="Arial" w:cs="Arial"/>
             </w:rPr>
             <w:t>CPostcode</w:t>
           </w:r>
+          <w:proofErr w:type="spellEnd"/>
         </w:sdtContent>
       </w:sdt>
       <w:r>
@@ -2408,22 +2443,24 @@
             <w:rFonts w:ascii="Arial" w:hAnsi="Arial" w:cs="Arial"/>
           </w:rPr>
           <w:alias w:val="#Nav: /Company_information/CCIty"/>
-          <w:tag w:val="#Nav: SVA DemandNoticeProf/50014"/>
+          <w:tag w:val="#Nav: SVA_DemandNoticeProf/50014"/>
           <w:id w:val="604004198"/>
           <w:placeholder>
             <w:docPart w:val="DefaultPlaceholder_-1854013440"/>
           </w:placeholder>
-          <w:dataBinding w:prefixMappings="xmlns:ns0='urn:microsoft-dynamics-nav/reports/SVA DemandNoticeProf/50014/'" w:xpath="/ns0:NavWordReportXmlPart[1]/ns0:Company_information[1]/ns0:CCIty[1]" w:storeItemID="{E1AFFF29-3AA5-4C24-81FB-B566DE30977B}"/>
+          <w:dataBinding w:prefixMappings="xmlns:ns0='urn:microsoft-dynamics-nav/reports/SVA_DemandNoticeProf/50014/'" w:xpath="/ns0:NavWordReportXmlPart[1]/ns0:Company_information[1]/ns0:CCIty[1]" w:storeItemID="{9C025905-9EF9-4834-B47E-E6AFEE0E9531}"/>
           <w:text/>
         </w:sdtPr>
         <w:sdtEndPr/>
         <w:sdtContent>
+          <w:proofErr w:type="spellStart"/>
           <w:r>
             <w:rPr>
               <w:rFonts w:ascii="Arial" w:hAnsi="Arial" w:cs="Arial"/>
             </w:rPr>
             <w:t>CCIty</w:t>
           </w:r>
+          <w:proofErr w:type="spellEnd"/>
         </w:sdtContent>
       </w:sdt>
     </w:p>
@@ -2438,7 +2475,7 @@
 </file>
 
 <file path=word/styles.xml><?xml version="1.0" encoding="utf-8"?>
-<w:styles xmlns:mc="http://schemas.openxmlformats.org/markup-compatibility/2006" xmlns:r="http://schemas.openxmlformats.org/officeDocument/2006/relationships" xmlns:w="http://schemas.openxmlformats.org/wordprocessingml/2006/main" xmlns:w14="http://schemas.microsoft.com/office/word/2010/wordml" xmlns:w15="http://schemas.microsoft.com/office/word/2012/wordml" xmlns:w16cid="http://schemas.microsoft.com/office/word/2016/wordml/cid" xmlns:w16se="http://schemas.microsoft.com/office/word/2015/wordml/symex" mc:Ignorable="w14 w15 w16se w16cid">
+<w:styles xmlns:mc="http://schemas.openxmlformats.org/markup-compatibility/2006" xmlns:r="http://schemas.openxmlformats.org/officeDocument/2006/relationships" xmlns:w="http://schemas.openxmlformats.org/wordprocessingml/2006/main" xmlns:w14="http://schemas.microsoft.com/office/word/2010/wordml" xmlns:w15="http://schemas.microsoft.com/office/word/2012/wordml" xmlns:w16cex="http://schemas.microsoft.com/office/word/2018/wordml/cex" xmlns:w16cid="http://schemas.microsoft.com/office/word/2016/wordml/cid" xmlns:w16="http://schemas.microsoft.com/office/word/2018/wordml" xmlns:w16sdtdh="http://schemas.microsoft.com/office/word/2020/wordml/sdtdatahash" xmlns:w16se="http://schemas.microsoft.com/office/word/2015/wordml/symex" mc:Ignorable="w14 w15 w16se w16cid w16 w16cex w16sdtdh">
   <w:docDefaults>
     <w:rPrDefault>
       <w:rPr>
@@ -2944,7 +2981,7 @@
 </file>
 
 <file path=word/glossary/document.xml><?xml version="1.0" encoding="utf-8"?>
-<w:glossaryDocument xmlns:wpc="http://schemas.microsoft.com/office/word/2010/wordprocessingCanvas" xmlns:cx="http://schemas.microsoft.com/office/drawing/2014/chartex" xmlns:cx1="http://schemas.microsoft.com/office/drawing/2015/9/8/chartex" xmlns:cx2="http://schemas.microsoft.com/office/drawing/2015/10/21/chartex" xmlns:cx3="http://schemas.microsoft.com/office/drawing/2016/5/9/chartex" xmlns:cx4="http://schemas.microsoft.com/office/drawing/2016/5/10/chartex" xmlns:cx5="http://schemas.microsoft.com/office/drawing/2016/5/11/chartex" xmlns:cx6="http://schemas.microsoft.com/office/drawing/2016/5/12/chartex" xmlns:cx7="http://schemas.microsoft.com/office/drawing/2016/5/13/chartex" xmlns:cx8="http://schemas.microsoft.com/office/drawing/2016/5/14/chartex" xmlns:mc="http://schemas.openxmlformats.org/markup-compatibility/2006" xmlns:aink="http://schemas.microsoft.com/office/drawing/2016/ink" xmlns:am3d="http://schemas.microsoft.com/office/drawing/2017/model3d" xmlns:o="urn:schemas-microsoft-com:office:office" xmlns:r="http://schemas.openxmlformats.org/officeDocument/2006/relationships" xmlns:m="http://schemas.openxmlformats.org/officeDocument/2006/math" xmlns:v="urn:schemas-microsoft-com:vml" xmlns:wp14="http://schemas.microsoft.com/office/word/2010/wordprocessingDrawing" xmlns:wp="http://schemas.openxmlformats.org/drawingml/2006/wordprocessingDrawing" xmlns:w10="urn:schemas-microsoft-com:office:word" xmlns:w="http://schemas.openxmlformats.org/wordprocessingml/2006/main" xmlns:w14="http://schemas.microsoft.com/office/word/2010/wordml" xmlns:w15="http://schemas.microsoft.com/office/word/2012/wordml" xmlns:w16cid="http://schemas.microsoft.com/office/word/2016/wordml/cid" xmlns:w16se="http://schemas.microsoft.com/office/word/2015/wordml/symex" xmlns:wpg="http://schemas.microsoft.com/office/word/2010/wordprocessingGroup" xmlns:wpi="http://schemas.microsoft.com/office/word/2010/wordprocessingInk" xmlns:wne="http://schemas.microsoft.com/office/word/2006/wordml" xmlns:wps="http://schemas.microsoft.com/office/word/2010/wordprocessingShape" mc:Ignorable="w14 w15 w16se w16cid wp14">
+<w:glossaryDocument xmlns:wpc="http://schemas.microsoft.com/office/word/2010/wordprocessingCanvas" xmlns:cx="http://schemas.microsoft.com/office/drawing/2014/chartex" xmlns:cx1="http://schemas.microsoft.com/office/drawing/2015/9/8/chartex" xmlns:cx2="http://schemas.microsoft.com/office/drawing/2015/10/21/chartex" xmlns:cx3="http://schemas.microsoft.com/office/drawing/2016/5/9/chartex" xmlns:cx4="http://schemas.microsoft.com/office/drawing/2016/5/10/chartex" xmlns:cx5="http://schemas.microsoft.com/office/drawing/2016/5/11/chartex" xmlns:cx6="http://schemas.microsoft.com/office/drawing/2016/5/12/chartex" xmlns:cx7="http://schemas.microsoft.com/office/drawing/2016/5/13/chartex" xmlns:cx8="http://schemas.microsoft.com/office/drawing/2016/5/14/chartex" xmlns:mc="http://schemas.openxmlformats.org/markup-compatibility/2006" xmlns:aink="http://schemas.microsoft.com/office/drawing/2016/ink" xmlns:am3d="http://schemas.microsoft.com/office/drawing/2017/model3d" xmlns:o="urn:schemas-microsoft-com:office:office" xmlns:oel="http://schemas.microsoft.com/office/2019/extlst" xmlns:r="http://schemas.openxmlformats.org/officeDocument/2006/relationships" xmlns:m="http://schemas.openxmlformats.org/officeDocument/2006/math" xmlns:v="urn:schemas-microsoft-com:vml" xmlns:wp14="http://schemas.microsoft.com/office/word/2010/wordprocessingDrawing" xmlns:wp="http://schemas.openxmlformats.org/drawingml/2006/wordprocessingDrawing" xmlns:w10="urn:schemas-microsoft-com:office:word" xmlns:w="http://schemas.openxmlformats.org/wordprocessingml/2006/main" xmlns:w14="http://schemas.microsoft.com/office/word/2010/wordml" xmlns:w15="http://schemas.microsoft.com/office/word/2012/wordml" xmlns:w16cex="http://schemas.microsoft.com/office/word/2018/wordml/cex" xmlns:w16cid="http://schemas.microsoft.com/office/word/2016/wordml/cid" xmlns:w16="http://schemas.microsoft.com/office/word/2018/wordml" xmlns:w16sdtdh="http://schemas.microsoft.com/office/word/2020/wordml/sdtdatahash" xmlns:w16se="http://schemas.microsoft.com/office/word/2015/wordml/symex" xmlns:wpg="http://schemas.microsoft.com/office/word/2010/wordprocessingGroup" xmlns:wpi="http://schemas.microsoft.com/office/word/2010/wordprocessingInk" xmlns:wne="http://schemas.microsoft.com/office/word/2006/wordml" xmlns:wps="http://schemas.microsoft.com/office/word/2010/wordprocessingShape" mc:Ignorable="w14 w15 w16se w16cid w16 w16cex w16sdtdh wp14">
   <w:docParts>
     <w:docPart>
       <w:docPartPr>
@@ -3032,7 +3069,7 @@
 </file>
 
 <file path=word/glossary/fontTable.xml><?xml version="1.0" encoding="utf-8"?>
-<w:fonts xmlns:mc="http://schemas.openxmlformats.org/markup-compatibility/2006" xmlns:r="http://schemas.openxmlformats.org/officeDocument/2006/relationships" xmlns:w="http://schemas.openxmlformats.org/wordprocessingml/2006/main" xmlns:w14="http://schemas.microsoft.com/office/word/2010/wordml" xmlns:w15="http://schemas.microsoft.com/office/word/2012/wordml" xmlns:w16cid="http://schemas.microsoft.com/office/word/2016/wordml/cid" xmlns:w16se="http://schemas.microsoft.com/office/word/2015/wordml/symex" mc:Ignorable="w14 w15 w16se w16cid">
+<w:fonts xmlns:mc="http://schemas.openxmlformats.org/markup-compatibility/2006" xmlns:r="http://schemas.openxmlformats.org/officeDocument/2006/relationships" xmlns:w="http://schemas.openxmlformats.org/wordprocessingml/2006/main" xmlns:w14="http://schemas.microsoft.com/office/word/2010/wordml" xmlns:w15="http://schemas.microsoft.com/office/word/2012/wordml" xmlns:w16cex="http://schemas.microsoft.com/office/word/2018/wordml/cex" xmlns:w16cid="http://schemas.microsoft.com/office/word/2016/wordml/cid" xmlns:w16="http://schemas.microsoft.com/office/word/2018/wordml" xmlns:w16sdtdh="http://schemas.microsoft.com/office/word/2020/wordml/sdtdatahash" xmlns:w16se="http://schemas.microsoft.com/office/word/2015/wordml/symex" mc:Ignorable="w14 w15 w16se w16cid w16 w16cex w16sdtdh">
   <w:font w:name="Calibri">
     <w:panose1 w:val="020F0502020204030204"/>
     <w:charset w:val="00"/>
@@ -3065,7 +3102,7 @@
 </file>
 
 <file path=word/glossary/settings.xml><?xml version="1.0" encoding="utf-8"?>
-<w:settings xmlns:mc="http://schemas.openxmlformats.org/markup-compatibility/2006" xmlns:o="urn:schemas-microsoft-com:office:office" xmlns:r="http://schemas.openxmlformats.org/officeDocument/2006/relationships" xmlns:m="http://schemas.openxmlformats.org/officeDocument/2006/math" xmlns:v="urn:schemas-microsoft-com:vml" xmlns:w10="urn:schemas-microsoft-com:office:word" xmlns:w="http://schemas.openxmlformats.org/wordprocessingml/2006/main" xmlns:w14="http://schemas.microsoft.com/office/word/2010/wordml" xmlns:w15="http://schemas.microsoft.com/office/word/2012/wordml" xmlns:w16cid="http://schemas.microsoft.com/office/word/2016/wordml/cid" xmlns:w16se="http://schemas.microsoft.com/office/word/2015/wordml/symex" xmlns:sl="http://schemas.openxmlformats.org/schemaLibrary/2006/main" mc:Ignorable="w14 w15 w16se w16cid">
+<w:settings xmlns:mc="http://schemas.openxmlformats.org/markup-compatibility/2006" xmlns:o="urn:schemas-microsoft-com:office:office" xmlns:r="http://schemas.openxmlformats.org/officeDocument/2006/relationships" xmlns:m="http://schemas.openxmlformats.org/officeDocument/2006/math" xmlns:v="urn:schemas-microsoft-com:vml" xmlns:w10="urn:schemas-microsoft-com:office:word" xmlns:w="http://schemas.openxmlformats.org/wordprocessingml/2006/main" xmlns:w14="http://schemas.microsoft.com/office/word/2010/wordml" xmlns:w15="http://schemas.microsoft.com/office/word/2012/wordml" xmlns:w16cex="http://schemas.microsoft.com/office/word/2018/wordml/cex" xmlns:w16cid="http://schemas.microsoft.com/office/word/2016/wordml/cid" xmlns:w16="http://schemas.microsoft.com/office/word/2018/wordml" xmlns:w16sdtdh="http://schemas.microsoft.com/office/word/2020/wordml/sdtdatahash" xmlns:w16se="http://schemas.microsoft.com/office/word/2015/wordml/symex" xmlns:sl="http://schemas.openxmlformats.org/schemaLibrary/2006/main" mc:Ignorable="w14 w15 w16se w16cid w16 w16cex w16sdtdh">
   <w:view w:val="normal"/>
   <w:defaultTabStop w:val="1304"/>
   <w:hyphenationZone w:val="425"/>
@@ -3081,6 +3118,7 @@
   </w:compat>
   <w:rsids>
     <w:rsidRoot w:val="002C58B9"/>
+    <w:rsid w:val="000D1DD3"/>
     <w:rsid w:val="001E0D61"/>
     <w:rsid w:val="001F7AB6"/>
     <w:rsid w:val="00234C1A"/>
@@ -3156,7 +3194,7 @@
 </file>
 
 <file path=word/glossary/styles.xml><?xml version="1.0" encoding="utf-8"?>
-<w:styles xmlns:mc="http://schemas.openxmlformats.org/markup-compatibility/2006" xmlns:r="http://schemas.openxmlformats.org/officeDocument/2006/relationships" xmlns:w="http://schemas.openxmlformats.org/wordprocessingml/2006/main" xmlns:w14="http://schemas.microsoft.com/office/word/2010/wordml" xmlns:w15="http://schemas.microsoft.com/office/word/2012/wordml" xmlns:w16cid="http://schemas.microsoft.com/office/word/2016/wordml/cid" xmlns:w16se="http://schemas.microsoft.com/office/word/2015/wordml/symex" mc:Ignorable="w14 w15 w16se w16cid">
+<w:styles xmlns:mc="http://schemas.openxmlformats.org/markup-compatibility/2006" xmlns:r="http://schemas.openxmlformats.org/officeDocument/2006/relationships" xmlns:w="http://schemas.openxmlformats.org/wordprocessingml/2006/main" xmlns:w14="http://schemas.microsoft.com/office/word/2010/wordml" xmlns:w15="http://schemas.microsoft.com/office/word/2012/wordml" xmlns:w16cex="http://schemas.microsoft.com/office/word/2018/wordml/cex" xmlns:w16cid="http://schemas.microsoft.com/office/word/2016/wordml/cid" xmlns:w16="http://schemas.microsoft.com/office/word/2018/wordml" xmlns:w16sdtdh="http://schemas.microsoft.com/office/word/2020/wordml/sdtdatahash" xmlns:w16se="http://schemas.microsoft.com/office/word/2015/wordml/symex" mc:Ignorable="w14 w15 w16se w16cid w16 w16cex w16sdtdh">
   <w:docDefaults>
     <w:rPrDefault>
       <w:rPr>
@@ -3591,134 +3629,6 @@
       <w:color w:val="808080"/>
     </w:rPr>
   </w:style>
-  <w:style w:type="paragraph" w:customStyle="1" w:styleId="9FC394564255419982BF651A87A1B2C6">
-    <w:name w:val="9FC394564255419982BF651A87A1B2C6"/>
-    <w:rsid w:val="00F94576"/>
-  </w:style>
-  <w:style w:type="paragraph" w:customStyle="1" w:styleId="B5C6636384BA43068BCF39048DE4769C">
-    <w:name w:val="B5C6636384BA43068BCF39048DE4769C"/>
-    <w:rsid w:val="00F94576"/>
-  </w:style>
-  <w:style w:type="paragraph" w:customStyle="1" w:styleId="1959115B4BC947218744BDA69EC59D30">
-    <w:name w:val="1959115B4BC947218744BDA69EC59D30"/>
-    <w:rsid w:val="00F94576"/>
-  </w:style>
-  <w:style w:type="paragraph" w:customStyle="1" w:styleId="A533906134774C6DB70AE6C2134E6237">
-    <w:name w:val="A533906134774C6DB70AE6C2134E6237"/>
-    <w:rsid w:val="00F94576"/>
-  </w:style>
-  <w:style w:type="paragraph" w:customStyle="1" w:styleId="D527EB05897A46CC9881FF8156F648C4">
-    <w:name w:val="D527EB05897A46CC9881FF8156F648C4"/>
-    <w:rsid w:val="00F94576"/>
-  </w:style>
-  <w:style w:type="paragraph" w:customStyle="1" w:styleId="46A57827A2804090A068560F1C88D09C">
-    <w:name w:val="46A57827A2804090A068560F1C88D09C"/>
-    <w:rsid w:val="00F94576"/>
-  </w:style>
-  <w:style w:type="paragraph" w:customStyle="1" w:styleId="00B32444862B488FB013A1808ACE31CC">
-    <w:name w:val="00B32444862B488FB013A1808ACE31CC"/>
-    <w:rsid w:val="00F94576"/>
-  </w:style>
-  <w:style w:type="paragraph" w:customStyle="1" w:styleId="1F45371A65A347B09A20ED33FF3FDF20">
-    <w:name w:val="1F45371A65A347B09A20ED33FF3FDF20"/>
-    <w:rsid w:val="00F94576"/>
-  </w:style>
-  <w:style w:type="paragraph" w:customStyle="1" w:styleId="2DDDA15316F94D298FB18B30976929E1">
-    <w:name w:val="2DDDA15316F94D298FB18B30976929E1"/>
-    <w:rsid w:val="00F94576"/>
-  </w:style>
-  <w:style w:type="paragraph" w:customStyle="1" w:styleId="F74F70304FA5404D940DCAC08DF2D2C0">
-    <w:name w:val="F74F70304FA5404D940DCAC08DF2D2C0"/>
-    <w:rsid w:val="00F94576"/>
-  </w:style>
-  <w:style w:type="paragraph" w:customStyle="1" w:styleId="E226D71AC53D4D4EBC2771255141EBF1">
-    <w:name w:val="E226D71AC53D4D4EBC2771255141EBF1"/>
-    <w:rsid w:val="00F94576"/>
-  </w:style>
-  <w:style w:type="paragraph" w:customStyle="1" w:styleId="ABCD5DE072214BCBACA889EAB3F7D9E7">
-    <w:name w:val="ABCD5DE072214BCBACA889EAB3F7D9E7"/>
-    <w:rsid w:val="00F94576"/>
-  </w:style>
-  <w:style w:type="paragraph" w:customStyle="1" w:styleId="B160329A1F80455B85D7CE8F834208DA">
-    <w:name w:val="B160329A1F80455B85D7CE8F834208DA"/>
-    <w:rsid w:val="001F7AB6"/>
-  </w:style>
-  <w:style w:type="paragraph" w:customStyle="1" w:styleId="6290A1E8E4734E37A43A484BAAA303BD">
-    <w:name w:val="6290A1E8E4734E37A43A484BAAA303BD"/>
-    <w:rsid w:val="009D4328"/>
-  </w:style>
-  <w:style w:type="paragraph" w:customStyle="1" w:styleId="CBE1BDEC9C0C4513AA3946C1C9D426C4">
-    <w:name w:val="CBE1BDEC9C0C4513AA3946C1C9D426C4"/>
-    <w:rsid w:val="009D4328"/>
-  </w:style>
-  <w:style w:type="paragraph" w:customStyle="1" w:styleId="5AB2957B723A4664AF6FCBCB6AD3E8D8">
-    <w:name w:val="5AB2957B723A4664AF6FCBCB6AD3E8D8"/>
-    <w:rsid w:val="009D4328"/>
-  </w:style>
-  <w:style w:type="paragraph" w:customStyle="1" w:styleId="9591CE406462467D8FE39105705A39CB">
-    <w:name w:val="9591CE406462467D8FE39105705A39CB"/>
-    <w:rsid w:val="009D4328"/>
-  </w:style>
-  <w:style w:type="paragraph" w:customStyle="1" w:styleId="90EF7F312A69437DAB0CDA6CBCA5930E">
-    <w:name w:val="90EF7F312A69437DAB0CDA6CBCA5930E"/>
-    <w:rsid w:val="009D4328"/>
-  </w:style>
-  <w:style w:type="paragraph" w:customStyle="1" w:styleId="55198274B64E43FCB8814A8B2B0A3088">
-    <w:name w:val="55198274B64E43FCB8814A8B2B0A3088"/>
-    <w:rsid w:val="009D4328"/>
-  </w:style>
-  <w:style w:type="paragraph" w:customStyle="1" w:styleId="D13D2000F78F4BB3A69F7E07D7FAD552">
-    <w:name w:val="D13D2000F78F4BB3A69F7E07D7FAD552"/>
-    <w:rsid w:val="009D4328"/>
-  </w:style>
-  <w:style w:type="paragraph" w:customStyle="1" w:styleId="DF53271D97EA4EB6ABCABF4F06389B32">
-    <w:name w:val="DF53271D97EA4EB6ABCABF4F06389B32"/>
-    <w:rsid w:val="009D4328"/>
-  </w:style>
-  <w:style w:type="paragraph" w:customStyle="1" w:styleId="8DB694C470CE437FBC8FC28723EF383D">
-    <w:name w:val="8DB694C470CE437FBC8FC28723EF383D"/>
-    <w:rsid w:val="006D4CBE"/>
-  </w:style>
-  <w:style w:type="paragraph" w:customStyle="1" w:styleId="7117C516C33F49EE98A1DD712117FFF2">
-    <w:name w:val="7117C516C33F49EE98A1DD712117FFF2"/>
-    <w:rsid w:val="006D4CBE"/>
-  </w:style>
-  <w:style w:type="paragraph" w:customStyle="1" w:styleId="ABC8BE7139574618B4FE177C30A4844D">
-    <w:name w:val="ABC8BE7139574618B4FE177C30A4844D"/>
-    <w:rsid w:val="001E0D61"/>
-  </w:style>
-  <w:style w:type="paragraph" w:customStyle="1" w:styleId="D01A6D0C22CF4C06BDD7033C1A958F06">
-    <w:name w:val="D01A6D0C22CF4C06BDD7033C1A958F06"/>
-    <w:rsid w:val="00C60CC4"/>
-  </w:style>
-  <w:style w:type="paragraph" w:customStyle="1" w:styleId="0F01C8F5E35641029EC6DD063A2B885F">
-    <w:name w:val="0F01C8F5E35641029EC6DD063A2B885F"/>
-    <w:rsid w:val="00C60CC4"/>
-  </w:style>
-  <w:style w:type="paragraph" w:customStyle="1" w:styleId="488281D66DA9424AB71036B70FBC9E4C">
-    <w:name w:val="488281D66DA9424AB71036B70FBC9E4C"/>
-    <w:rsid w:val="00CF1C75"/>
-  </w:style>
-  <w:style w:type="paragraph" w:customStyle="1" w:styleId="D54948A535D3448F9929F59813EFE600">
-    <w:name w:val="D54948A535D3448F9929F59813EFE600"/>
-    <w:rsid w:val="00AB759D"/>
-  </w:style>
-  <w:style w:type="paragraph" w:customStyle="1" w:styleId="833B475DE97D42009ECB77A9257F5133">
-    <w:name w:val="833B475DE97D42009ECB77A9257F5133"/>
-    <w:rsid w:val="00AB759D"/>
-  </w:style>
-  <w:style w:type="paragraph" w:customStyle="1" w:styleId="2CDC4024F4C34A1F830144B4670E2EDB">
-    <w:name w:val="2CDC4024F4C34A1F830144B4670E2EDB"/>
-    <w:rsid w:val="00E41B4D"/>
-  </w:style>
-  <w:style w:type="paragraph" w:customStyle="1" w:styleId="EFBB671BDF5B4A9F8F397B14A5DB8E95">
-    <w:name w:val="EFBB671BDF5B4A9F8F397B14A5DB8E95"/>
-    <w:rsid w:val="00E41B4D"/>
-  </w:style>
-  <w:style w:type="paragraph" w:customStyle="1" w:styleId="61636AC2D85A4786AB99EEBC0DCB438C">
-    <w:name w:val="61636AC2D85A4786AB99EEBC0DCB438C"/>
-    <w:rsid w:val="00E41B4D"/>
-  </w:style>
   <w:style w:type="paragraph" w:customStyle="1" w:styleId="591E03B3C2804B95972D10CDC79AFA05">
     <w:name w:val="591E03B3C2804B95972D10CDC79AFA05"/>
     <w:rsid w:val="00E41B4D"/>
@@ -3727,7 +3637,7 @@
 </file>
 
 <file path=word/glossary/webSettings.xml><?xml version="1.0" encoding="utf-8"?>
-<w:webSettings xmlns:mc="http://schemas.openxmlformats.org/markup-compatibility/2006" xmlns:r="http://schemas.openxmlformats.org/officeDocument/2006/relationships" xmlns:w="http://schemas.openxmlformats.org/wordprocessingml/2006/main" xmlns:w14="http://schemas.microsoft.com/office/word/2010/wordml" xmlns:w15="http://schemas.microsoft.com/office/word/2012/wordml" xmlns:w16cid="http://schemas.microsoft.com/office/word/2016/wordml/cid" xmlns:w16se="http://schemas.microsoft.com/office/word/2015/wordml/symex" mc:Ignorable="w14 w15 w16se w16cid">
+<w:webSettings xmlns:mc="http://schemas.openxmlformats.org/markup-compatibility/2006" xmlns:r="http://schemas.openxmlformats.org/officeDocument/2006/relationships" xmlns:w="http://schemas.openxmlformats.org/wordprocessingml/2006/main" xmlns:w14="http://schemas.microsoft.com/office/word/2010/wordml" xmlns:w15="http://schemas.microsoft.com/office/word/2012/wordml" xmlns:w16cex="http://schemas.microsoft.com/office/word/2018/wordml/cex" xmlns:w16cid="http://schemas.microsoft.com/office/word/2016/wordml/cid" xmlns:w16="http://schemas.microsoft.com/office/word/2018/wordml" xmlns:w16sdtdh="http://schemas.microsoft.com/office/word/2020/wordml/sdtdatahash" xmlns:w16se="http://schemas.microsoft.com/office/word/2015/wordml/symex" mc:Ignorable="w14 w15 w16se w16cid w16 w16cex w16sdtdh">
   <w:optimizeForBrowser/>
   <w:allowPNG/>
 </w:webSettings>
@@ -4028,9 +3938,7 @@
 </a:theme>
 </file>
 
-<file path=customXML/item2.xml>��< ? x m l   v e r s i o n = " 1 . 0 "   e n c o d i n g = " u t f - 1 6 " ? > - 
- < N a v W o r d R e p o r t X m l P a r t   x m l n s = " u r n : m i c r o s o f t - d y n a m i c s - n a v / r e p o r t s / S V A   D e m a n d N o t i c e P r o f / 5 0 0 1 4 / " > +<file path=customXml/item1.xml>��< ? x m l   v e r s i o n = " 1 . 0 "   e n c o d i n g = " u t f - 1 6 " ? > < N a v W o r d R e p o r t X m l P a r t   x m l n s = " u r n : m i c r o s o f t - d y n a m i c s - n a v / r e p o r t s / S V A _ D e m a n d N o t i c e P r o f / 5 0 0 1 4 / " >   
      < O c c u p a n t >   
@@ -4126,6 +4034,10 @@
  
          < C P o s t c o d e > C P o s t c o d e < / C P o s t c o d e >   
+         < E _ M a i l > E _ M a i l < / E _ M a i l > + 
+         < H o m e _ P a g e > H o m e _ P a g e < / H o m e _ P a g e > + 
          < I n v o i c e s A m o u n t > I n v o i c e s A m o u n t < / I n v o i c e s A m o u n t >   
          < L i a b l e A m o u n t > L i a b l e A m o u n t < / L i a b l e A m o u n t > @@ -4135,4 +4047,12 @@
      < / C o m p a n y _ i n f o r m a t i o n >   
  < / N a v W o r d R e p o r t X m l P a r t > 
+</file>
+
+<file path=customXml/itemProps1.xml><?xml version="1.0" encoding="utf-8"?>
+<ds:datastoreItem xmlns:ds="http://schemas.openxmlformats.org/officeDocument/2006/customXml" ds:itemID="{9C025905-9EF9-4834-B47E-E6AFEE0E9531}">
+  <ds:schemaRefs>
+    <ds:schemaRef ds:uri="urn:microsoft-dynamics-nav/reports/SVA_DemandNoticeProf/50014/"/>
+  </ds:schemaRefs>
+</ds:datastoreItem>
 </file>